--- a/reports/manuscript_outcome_blind_dq.docx
+++ b/reports/manuscript_outcome_blind_dq.docx
@@ -23,7 +23,7 @@
         <w:pStyle w:val="Date"/>
       </w:pPr>
       <w:r>
-        <w:t xml:space="preserve">2026-09-14</w:t>
+        <w:t xml:space="preserve">2026-09-19</w:t>
       </w:r>
     </w:p>
     <w:sdt>
@@ -385,7 +385,7 @@
         <w:t xml:space="preserve"> </w:t>
       </w:r>
       <w:r>
-        <w:t xml:space="preserve">synthetic data to identify, for each estimator-scenario combination,</w:t>
+        <w:t xml:space="preserve">simulated data to identify, for each estimator-scenario combination,</w:t>
       </w:r>
       <w:r>
         <w:t xml:space="preserve"> </w:t>
@@ -1380,7 +1380,7 @@
         <w:t xml:space="preserve"> </w:t>
       </w:r>
       <w:r>
-        <w:t xml:space="preserve">synthetic outcomes will generalise to the realised outcome</w:t>
+        <w:t xml:space="preserve">simulated outcomes will generalise to the realised outcome</w:t>
       </w:r>
       <w:r>
         <w:t xml:space="preserve"> </w:t>
@@ -1392,7 +1392,7 @@
         <w:t xml:space="preserve"> </w:t>
       </w:r>
       <w:r>
-        <w:t xml:space="preserve">synthetic-outcome model and the externally justified severity</w:t>
+        <w:t xml:space="preserve">simulated-outcome model and the externally justified severity</w:t>
       </w:r>
       <w:r>
         <w:t xml:space="preserve"> </w:t>
@@ -1568,7 +1568,7 @@
         <w:t xml:space="preserve"> </w:t>
       </w:r>
       <w:r>
-        <w:t xml:space="preserve">missingness indicators, and synthetic outcomes generated for</w:t>
+        <w:t xml:space="preserve">missingness indicators, and simulated outcomes generated for</w:t>
       </w:r>
       <w:r>
         <w:t xml:space="preserve"> </w:t>
@@ -1606,7 +1606,7 @@
         <w:pStyle w:val="BodyText"/>
       </w:pPr>
       <w:r>
-        <w:t xml:space="preserve">Standard pre-outcome review often separates three activities:</w:t>
+        <w:t xml:space="preserve">A standard staged analysis often separates three activities:</w:t>
       </w:r>
       <w:r>
         <w:t xml:space="preserve"> </w:t>
@@ -1630,7 +1630,7 @@
         <w:t xml:space="preserve"> </w:t>
       </w:r>
       <w:r>
-        <w:t xml:space="preserve">performance under one locked synthetic outcome mechanism. cleanTMLE</w:t>
+        <w:t xml:space="preserve">performance under one locked simulated outcome mechanism. cleanTMLE</w:t>
       </w:r>
       <w:r>
         <w:t xml:space="preserve"> </w:t>
@@ -1841,7 +1841,7 @@
         <w:t xml:space="preserve"> </w:t>
       </w:r>
       <w:r>
-        <w:t xml:space="preserve">compare prespecified candidates under synthetic outcomes without</w:t>
+        <w:t xml:space="preserve">compare prespecified candidates under simulated outcomes without</w:t>
       </w:r>
       <w:r>
         <w:t xml:space="preserve"> </w:t>
@@ -1930,31 +1930,55 @@
         <w:t xml:space="preserve"> </w:t>
       </w:r>
       <w:r>
-        <w:t xml:space="preserve">primary-analysis functions until every checkpoint had been recorded; in</w:t>
-      </w:r>
-      <w:r>
-        <w:t xml:space="preserve"> </w:t>
-      </w:r>
-      <w:r>
-        <w:t xml:space="preserve">the current version outcome masking is always enforced, while the</w:t>
-      </w:r>
-      <w:r>
-        <w:t xml:space="preserve"> </w:t>
-      </w:r>
-      <w:r>
-        <w:t xml:space="preserve">authorisation gate is an option for institutional settings rather than</w:t>
-      </w:r>
-      <w:r>
-        <w:t xml:space="preserve"> </w:t>
-      </w:r>
-      <w:r>
-        <w:t xml:space="preserve">the default, because in practice the gate added ceremony without adding</w:t>
-      </w:r>
-      <w:r>
-        <w:t xml:space="preserve"> </w:t>
-      </w:r>
-      <w:r>
-        <w:t xml:space="preserve">evidence (</w:t>
+        <w:t xml:space="preserve">primary-analysis functions until every checkpoint had been recorded.</w:t>
+      </w:r>
+      <w:r>
+        <w:t xml:space="preserve"> </w:t>
+      </w:r>
+      <w:r>
+        <w:t xml:space="preserve">The current version deletes that layer. The lock’s data frame never</w:t>
+      </w:r>
+      <w:r>
+        <w:t xml:space="preserve"> </w:t>
+      </w:r>
+      <w:r>
+        <w:t xml:space="preserve">holds the primary outcome, which lives in a separate store that only</w:t>
+      </w:r>
+      <w:r>
+        <w:t xml:space="preserve"> </w:t>
+      </w:r>
+      <w:r>
+        <w:t xml:space="preserve">the estimation stage joins back, and the one enforcement option that</w:t>
+      </w:r>
+      <w:r>
+        <w:t xml:space="preserve"> </w:t>
+      </w:r>
+      <w:r>
+        <w:t xml:space="preserve">remains,</w:t>
+      </w:r>
+      <w:r>
+        <w:t xml:space="preserve"> </w:t>
+      </w:r>
+      <w:r>
+        <w:rPr>
+          <w:rStyle w:val="VerbatimChar"/>
+        </w:rPr>
+        <w:t xml:space="preserve">enforce = TRUE</w:t>
+      </w:r>
+      <w:r>
+        <w:t xml:space="preserve">, makes estimation refuse to run until a named</w:t>
+      </w:r>
+      <w:r>
+        <w:t xml:space="preserve"> </w:t>
+      </w:r>
+      <w:r>
+        <w:t xml:space="preserve">approver restores the store, an approval the design log records</w:t>
+      </w:r>
+      <w:r>
+        <w:t xml:space="preserve"> </w:t>
+      </w:r>
+      <w:r>
+        <w:t xml:space="preserve">(</w:t>
       </w:r>
       <w:hyperlink w:anchor="sec-framework">
         <w:r>
@@ -2356,25 +2380,256 @@
         <w:t xml:space="preserve"> </w:t>
       </w:r>
       <w:r>
-        <w:t xml:space="preserve">documents version 0.2.0 of the package, which consolidated the exported</w:t>
-      </w:r>
-      <w:r>
-        <w:t xml:space="preserve"> </w:t>
-      </w:r>
-      <w:r>
-        <w:t xml:space="preserve">surface to 54 functions after earlier versions accreted governance</w:t>
-      </w:r>
-      <w:r>
-        <w:t xml:space="preserve"> </w:t>
-      </w:r>
-      <w:r>
-        <w:t xml:space="preserve">helpers faster than they earned their place; a typical analysis touches</w:t>
-      </w:r>
-      <w:r>
-        <w:t xml:space="preserve"> </w:t>
-      </w:r>
-      <w:r>
-        <w:t xml:space="preserve">about ten of them. The case-study estimates in</w:t>
+        <w:t xml:space="preserve">documents version 0.3.0 of the package, whose workflow surface is</w:t>
+      </w:r>
+      <w:r>
+        <w:t xml:space="preserve"> </w:t>
+      </w:r>
+      <w:r>
+        <w:t xml:space="preserve">sixteen verbs that run in stage order against one lock object:</w:t>
+      </w:r>
+      <w:r>
+        <w:t xml:space="preserve"> </w:t>
+      </w:r>
+      <w:r>
+        <w:rPr>
+          <w:rStyle w:val="VerbatimChar"/>
+        </w:rPr>
+        <w:t xml:space="preserve">create_analysis_lock()</w:t>
+      </w:r>
+      <w:r>
+        <w:t xml:space="preserve">,</w:t>
+      </w:r>
+      <w:r>
+        <w:t xml:space="preserve"> </w:t>
+      </w:r>
+      <w:r>
+        <w:rPr>
+          <w:rStyle w:val="VerbatimChar"/>
+        </w:rPr>
+        <w:t xml:space="preserve">declare_negative_controls()</w:t>
+      </w:r>
+      <w:r>
+        <w:t xml:space="preserve">, and</w:t>
+      </w:r>
+      <w:r>
+        <w:t xml:space="preserve"> </w:t>
+      </w:r>
+      <w:r>
+        <w:rPr>
+          <w:rStyle w:val="VerbatimChar"/>
+        </w:rPr>
+        <w:t xml:space="preserve">declare_estimand_ladder()</w:t>
+      </w:r>
+      <w:r>
+        <w:t xml:space="preserve"> </w:t>
+      </w:r>
+      <w:r>
+        <w:t xml:space="preserve">seal the plan;</w:t>
+      </w:r>
+      <w:r>
+        <w:t xml:space="preserve"> </w:t>
+      </w:r>
+      <w:r>
+        <w:rPr>
+          <w:rStyle w:val="VerbatimChar"/>
+        </w:rPr>
+        <w:t xml:space="preserve">fit_ps()</w:t>
+      </w:r>
+      <w:r>
+        <w:t xml:space="preserve">,</w:t>
+      </w:r>
+      <w:r>
+        <w:t xml:space="preserve"> </w:t>
+      </w:r>
+      <w:r>
+        <w:rPr>
+          <w:rStyle w:val="VerbatimChar"/>
+        </w:rPr>
+        <w:t xml:space="preserve">assess_support()</w:t>
+      </w:r>
+      <w:r>
+        <w:t xml:space="preserve">,</w:t>
+      </w:r>
+      <w:r>
+        <w:t xml:space="preserve"> </w:t>
+      </w:r>
+      <w:r>
+        <w:rPr>
+          <w:rStyle w:val="VerbatimChar"/>
+        </w:rPr>
+        <w:t xml:space="preserve">estimand_feasibility()</w:t>
+      </w:r>
+      <w:r>
+        <w:t xml:space="preserve">, and</w:t>
+      </w:r>
+      <w:r>
+        <w:t xml:space="preserve"> </w:t>
+      </w:r>
+      <w:r>
+        <w:rPr>
+          <w:rStyle w:val="VerbatimChar"/>
+        </w:rPr>
+        <w:t xml:space="preserve">simulate_support()</w:t>
+      </w:r>
+      <w:r>
+        <w:t xml:space="preserve"> </w:t>
+      </w:r>
+      <w:r>
+        <w:t xml:space="preserve">answer the estimability question;</w:t>
+      </w:r>
+      <w:r>
+        <w:t xml:space="preserve"> </w:t>
+      </w:r>
+      <w:r>
+        <w:rPr>
+          <w:rStyle w:val="VerbatimChar"/>
+        </w:rPr>
+        <w:t xml:space="preserve">define_candidates()</w:t>
+      </w:r>
+      <w:r>
+        <w:t xml:space="preserve">,</w:t>
+      </w:r>
+      <w:r>
+        <w:t xml:space="preserve"> </w:t>
+      </w:r>
+      <w:r>
+        <w:rPr>
+          <w:rStyle w:val="VerbatimChar"/>
+        </w:rPr>
+        <w:t xml:space="preserve">stress_test()</w:t>
+      </w:r>
+      <w:r>
+        <w:t xml:space="preserve">, and</w:t>
+      </w:r>
+      <w:r>
+        <w:t xml:space="preserve"> </w:t>
+      </w:r>
+      <w:r>
+        <w:rPr>
+          <w:rStyle w:val="VerbatimChar"/>
+        </w:rPr>
+        <w:t xml:space="preserve">select_candidate()</w:t>
+      </w:r>
+      <w:r>
+        <w:t xml:space="preserve"> </w:t>
+      </w:r>
+      <w:r>
+        <w:t xml:space="preserve">choose the estimator under</w:t>
+      </w:r>
+      <w:r>
+        <w:t xml:space="preserve"> </w:t>
+      </w:r>
+      <w:r>
+        <w:t xml:space="preserve">declared threats;</w:t>
+      </w:r>
+      <w:r>
+        <w:t xml:space="preserve"> </w:t>
+      </w:r>
+      <w:r>
+        <w:rPr>
+          <w:rStyle w:val="VerbatimChar"/>
+        </w:rPr>
+        <w:t xml:space="preserve">negative_control_ladder()</w:t>
+      </w:r>
+      <w:r>
+        <w:t xml:space="preserve"> </w:t>
+      </w:r>
+      <w:r>
+        <w:t xml:space="preserve">and</w:t>
+      </w:r>
+      <w:r>
+        <w:t xml:space="preserve"> </w:t>
+      </w:r>
+      <w:r>
+        <w:rPr>
+          <w:rStyle w:val="VerbatimChar"/>
+        </w:rPr>
+        <w:t xml:space="preserve">check_process_indicators()</w:t>
+      </w:r>
+      <w:r>
+        <w:t xml:space="preserve"> </w:t>
+      </w:r>
+      <w:r>
+        <w:t xml:space="preserve">look for residual confounding;</w:t>
+      </w:r>
+      <w:r>
+        <w:t xml:space="preserve"> </w:t>
+      </w:r>
+      <w:r>
+        <w:rPr>
+          <w:rStyle w:val="VerbatimChar"/>
+        </w:rPr>
+        <w:t xml:space="preserve">design_report()</w:t>
+      </w:r>
+      <w:r>
+        <w:t xml:space="preserve"> </w:t>
+      </w:r>
+      <w:r>
+        <w:t xml:space="preserve">and</w:t>
+      </w:r>
+      <w:r>
+        <w:t xml:space="preserve"> </w:t>
+      </w:r>
+      <w:r>
+        <w:rPr>
+          <w:rStyle w:val="VerbatimChar"/>
+        </w:rPr>
+        <w:t xml:space="preserve">export_design_log()</w:t>
+      </w:r>
+      <w:r>
+        <w:t xml:space="preserve"> </w:t>
+      </w:r>
+      <w:r>
+        <w:t xml:space="preserve">produce what the review</w:t>
+      </w:r>
+      <w:r>
+        <w:t xml:space="preserve"> </w:t>
+      </w:r>
+      <w:r>
+        <w:t xml:space="preserve">team reads; and</w:t>
+      </w:r>
+      <w:r>
+        <w:t xml:space="preserve"> </w:t>
+      </w:r>
+      <w:r>
+        <w:rPr>
+          <w:rStyle w:val="VerbatimChar"/>
+        </w:rPr>
+        <w:t xml:space="preserve">estimate_effect()</w:t>
+      </w:r>
+      <w:r>
+        <w:t xml:space="preserve"> </w:t>
+      </w:r>
+      <w:r>
+        <w:t xml:space="preserve">and</w:t>
+      </w:r>
+      <w:r>
+        <w:t xml:space="preserve"> </w:t>
+      </w:r>
+      <w:r>
+        <w:rPr>
+          <w:rStyle w:val="VerbatimChar"/>
+        </w:rPr>
+        <w:t xml:space="preserve">run_estimand_ladder()</w:t>
+      </w:r>
+      <w:r>
+        <w:t xml:space="preserve"> </w:t>
+      </w:r>
+      <w:r>
+        <w:t xml:space="preserve">estimate. Earlier versions accreted governance helpers faster than</w:t>
+      </w:r>
+      <w:r>
+        <w:t xml:space="preserve"> </w:t>
+      </w:r>
+      <w:r>
+        <w:t xml:space="preserve">they earned their place, and the 0.2.0 consolidation and the 0.3.0</w:t>
+      </w:r>
+      <w:r>
+        <w:t xml:space="preserve"> </w:t>
+      </w:r>
+      <w:r>
+        <w:t xml:space="preserve">revision removed them. The case-study estimates in</w:t>
       </w:r>
       <w:r>
         <w:t xml:space="preserve"> </w:t>
@@ -2672,7 +2927,7 @@
         <w:t xml:space="preserve"> </w:t>
       </w:r>
       <w:r>
-        <w:t xml:space="preserve">calibration degrades when the synthetic-outcome model is misspecified.</w:t>
+        <w:t xml:space="preserve">calibration degrades when the simulated-outcome model is misspecified.</w:t>
       </w:r>
     </w:p>
     <w:p>
@@ -2725,7 +2980,13 @@
         <w:t xml:space="preserve"> </w:t>
       </w:r>
       <w:r>
-        <w:t xml:space="preserve">the same decision scale, and the lock, audit, and pre-outcome-decision record.</w:t>
+        <w:t xml:space="preserve">the same decision scale, and the lock, design-log, and pre-outcome-decision</w:t>
+      </w:r>
+      <w:r>
+        <w:t xml:space="preserve"> </w:t>
+      </w:r>
+      <w:r>
+        <w:t xml:space="preserve">record.</w:t>
       </w:r>
       <w:r>
         <w:t xml:space="preserve"> </w:t>
@@ -2797,19 +3058,19 @@
         <w:t xml:space="preserve"> </w:t>
       </w:r>
       <w:r>
-        <w:t xml:space="preserve">prespecification (the SHA-256-fingerprinted analysis lock, the audit</w:t>
-      </w:r>
-      <w:r>
-        <w:t xml:space="preserve"> </w:t>
-      </w:r>
-      <w:r>
-        <w:t xml:space="preserve">trail, the decision log, and the pre-outcome decision) so that the screen</w:t>
-      </w:r>
-      <w:r>
-        <w:t xml:space="preserve"> </w:t>
-      </w:r>
-      <w:r>
-        <w:t xml:space="preserve">and the locked primary analysis share a single reproducible record.</w:t>
+        <w:t xml:space="preserve">prespecification (the SHA-256-fingerprinted analysis lock, the design</w:t>
+      </w:r>
+      <w:r>
+        <w:t xml:space="preserve"> </w:t>
+      </w:r>
+      <w:r>
+        <w:t xml:space="preserve">log, and the pre-outcome decision) so that the screen and the locked</w:t>
+      </w:r>
+      <w:r>
+        <w:t xml:space="preserve"> </w:t>
+      </w:r>
+      <w:r>
+        <w:t xml:space="preserve">primary analysis share a single reproducible record.</w:t>
       </w:r>
     </w:p>
     <w:p>
@@ -2835,13 +3096,13 @@
         <w:t xml:space="preserve"> </w:t>
       </w:r>
       <w:r>
-        <w:t xml:space="preserve">lock, and recording every pre-outcome diagnostic in an exportable audit</w:t>
-      </w:r>
-      <w:r>
-        <w:t xml:space="preserve"> </w:t>
-      </w:r>
-      <w:r>
-        <w:t xml:space="preserve">trail, gives a reviewer a record that can be reconstructed without</w:t>
+        <w:t xml:space="preserve">lock, and recording every pre-outcome diagnostic in an exportable design</w:t>
+      </w:r>
+      <w:r>
+        <w:t xml:space="preserve"> </w:t>
+      </w:r>
+      <w:r>
+        <w:t xml:space="preserve">log, gives a reviewer a record that can be reconstructed without</w:t>
       </w:r>
       <w:r>
         <w:t xml:space="preserve"> </w:t>
@@ -3007,55 +3268,49 @@
         <w:t xml:space="preserve"> </w:t>
       </w:r>
       <w:r>
-        <w:t xml:space="preserve">no significant effect and publish a null that masks a real one. The contrast here is</w:t>
-      </w:r>
-      <w:r>
-        <w:t xml:space="preserve"> </w:t>
-      </w:r>
-      <w:r>
-        <w:t xml:space="preserve">genuine rather than rhetorical: under this prespecified</w:t>
-      </w:r>
-      <w:r>
-        <w:t xml:space="preserve"> </w:t>
-      </w:r>
-      <w:r>
-        <w:t xml:space="preserve">unmeasured-confounding scenario the realised measured-covariate analysis</w:t>
-      </w:r>
-      <w:r>
-        <w:t xml:space="preserve"> </w:t>
-      </w:r>
-      <w:r>
-        <w:t xml:space="preserve">is materially biased and under-covering, so both a realised-bias oracle</w:t>
-      </w:r>
-      <w:r>
-        <w:t xml:space="preserve"> </w:t>
-      </w:r>
-      <w:r>
-        <w:t xml:space="preserve">and the outcome-blind screen flag it (detection and fragility agree),</w:t>
-      </w:r>
-      <w:r>
-        <w:t xml:space="preserve"> </w:t>
-      </w:r>
-      <w:r>
-        <w:t xml:space="preserve">and a conventional pipeline would publish a genuinely misleading null.</w:t>
-      </w:r>
-      <w:r>
-        <w:t xml:space="preserve"> </w:t>
-      </w:r>
-      <w:r>
-        <w:t xml:space="preserve">The</w:t>
-      </w:r>
-      <w:r>
-        <w:t xml:space="preserve"> </w:t>
-      </w:r>
-      <w:r>
-        <w:t xml:space="preserve">fits are identical under both pipelines; the difference is the</w:t>
-      </w:r>
-      <w:r>
-        <w:t xml:space="preserve"> </w:t>
-      </w:r>
-      <w:r>
-        <w:t xml:space="preserve">prespecified decision applied before the outcome is read.</w:t>
+        <w:t xml:space="preserve">no significant effect and publish a null that masks a real one. Under</w:t>
+      </w:r>
+      <w:r>
+        <w:t xml:space="preserve"> </w:t>
+      </w:r>
+      <w:r>
+        <w:t xml:space="preserve">this prespecified unmeasured-confounding scenario the realised</w:t>
+      </w:r>
+      <w:r>
+        <w:t xml:space="preserve"> </w:t>
+      </w:r>
+      <w:r>
+        <w:t xml:space="preserve">measured-covariate analysis is materially biased and under-covering, so</w:t>
+      </w:r>
+      <w:r>
+        <w:t xml:space="preserve"> </w:t>
+      </w:r>
+      <w:r>
+        <w:t xml:space="preserve">both a realised-bias oracle and the outcome-blind screen flag it</w:t>
+      </w:r>
+      <w:r>
+        <w:t xml:space="preserve"> </w:t>
+      </w:r>
+      <w:r>
+        <w:t xml:space="preserve">(detection and fragility agree), and a conventional pipeline would</w:t>
+      </w:r>
+      <w:r>
+        <w:t xml:space="preserve"> </w:t>
+      </w:r>
+      <w:r>
+        <w:t xml:space="preserve">publish a misleading null. The fits are identical under both pipelines;</w:t>
+      </w:r>
+      <w:r>
+        <w:t xml:space="preserve"> </w:t>
+      </w:r>
+      <w:r>
+        <w:t xml:space="preserve">the difference is the prespecified decision applied before the outcome</w:t>
+      </w:r>
+      <w:r>
+        <w:t xml:space="preserve"> </w:t>
+      </w:r>
+      <w:r>
+        <w:t xml:space="preserve">is read.</w:t>
       </w:r>
     </w:p>
     <w:bookmarkEnd w:id="25"/>
@@ -3172,7 +3427,7 @@
         <w:t xml:space="preserve"> </w:t>
       </w:r>
       <w:r>
-        <w:t xml:space="preserve">cross-fitting, and the candidates can be ranked on synthetic data before the</w:t>
+        <w:t xml:space="preserve">cross-fitting, and the candidates can be ranked on simulated data before the</w:t>
       </w:r>
       <w:r>
         <w:t xml:space="preserve"> </w:t>
@@ -3610,7 +3865,7 @@
         <w:t xml:space="preserve"> </w:t>
       </w:r>
       <w:r>
-        <w:t xml:space="preserve">rather than developing it in the methods, because the software</w:t>
+        <w:t xml:space="preserve">instead of developing it in the methods, because the software</w:t>
       </w:r>
       <w:r>
         <w:t xml:space="preserve"> </w:t>
@@ -4761,34 +5016,67 @@
         <w:t xml:space="preserve"> </w:t>
       </w:r>
       <w:r>
-        <w:t xml:space="preserve">assessment and estimation through the same lock, and an optional</w:t>
-      </w:r>
-      <w:r>
-        <w:t xml:space="preserve"> </w:t>
-      </w:r>
-      <w:r>
-        <w:t xml:space="preserve">enforcement mode (</w:t>
+        <w:t xml:space="preserve">assessment and estimation through the same lock. A lock created with</w:t>
+      </w:r>
+      <w:r>
+        <w:t xml:space="preserve"> </w:t>
       </w:r>
       <w:r>
         <w:rPr>
           <w:rStyle w:val="VerbatimChar"/>
         </w:rPr>
-        <w:t xml:space="preserve">create_analysis_lock(enforce = TRUE)</w:t>
-      </w:r>
-      <w:r>
-        <w:t xml:space="preserve">) exists for</w:t>
-      </w:r>
-      <w:r>
-        <w:t xml:space="preserve"> </w:t>
-      </w:r>
-      <w:r>
-        <w:t xml:space="preserve">institutional settings where estimation must refuse to run without a</w:t>
-      </w:r>
-      <w:r>
-        <w:t xml:space="preserve"> </w:t>
-      </w:r>
-      <w:r>
-        <w:t xml:space="preserve">recorded design review; outcome masking is enforced for every lock.</w:t>
+        <w:t xml:space="preserve">enforce = TRUE</w:t>
+      </w:r>
+      <w:r>
+        <w:t xml:space="preserve"> </w:t>
+      </w:r>
+      <w:r>
+        <w:t xml:space="preserve">refuses estimation until</w:t>
+      </w:r>
+      <w:r>
+        <w:t xml:space="preserve"> </w:t>
+      </w:r>
+      <w:r>
+        <w:rPr>
+          <w:rStyle w:val="VerbatimChar"/>
+        </w:rPr>
+        <w:t xml:space="preserve">unmask_outcome()</w:t>
+      </w:r>
+      <w:r>
+        <w:t xml:space="preserve"> </w:t>
+      </w:r>
+      <w:r>
+        <w:t xml:space="preserve">restores</w:t>
+      </w:r>
+      <w:r>
+        <w:t xml:space="preserve"> </w:t>
+      </w:r>
+      <w:r>
+        <w:t xml:space="preserve">the outcome store with a named</w:t>
+      </w:r>
+      <w:r>
+        <w:t xml:space="preserve"> </w:t>
+      </w:r>
+      <w:r>
+        <w:rPr>
+          <w:rStyle w:val="VerbatimChar"/>
+        </w:rPr>
+        <w:t xml:space="preserve">approved_by</w:t>
+      </w:r>
+      <w:r>
+        <w:t xml:space="preserve">, and that approval is a</w:t>
+      </w:r>
+      <w:r>
+        <w:t xml:space="preserve"> </w:t>
+      </w:r>
+      <w:r>
+        <w:t xml:space="preserve">design-log entry; whatever the setting, the lock’s data frame never</w:t>
+      </w:r>
+      <w:r>
+        <w:t xml:space="preserve"> </w:t>
+      </w:r>
+      <w:r>
+        <w:t xml:space="preserve">holds the primary outcome.</w:t>
       </w:r>
     </w:p>
     <w:tbl>
@@ -4815,7 +5103,7 @@
               <w:pStyle w:val="ImageCaption"/>
             </w:pPr>
             <w:r>
-              <w:t xml:space="preserve">Table 1: The cleanTMLE workflow, one row per function: what each does and representative output from the Rescue.Co protocol contrast. Everything above estimate_effect() runs with no outcome access.</w:t>
+              <w:t xml:space="preserve">Table 1: The cleanTMLE workflow, one row per verb: what each does and representative output from the Rescue.Co protocol contrast. Everything above estimate_effect() runs with no outcome access.</w:t>
             </w:r>
           </w:p>
           <w:tbl>
@@ -4826,10 +5114,10 @@
               <w:tblLook w:firstRow="1" w:lastRow="0" w:firstColumn="0" w:lastColumn="0" w:noHBand="0" w:noVBand="0" w:val="0020"/>
             </w:tblPr>
             <w:tblGrid>
-              <w:gridCol w:w="204"/>
-              <w:gridCol w:w="682"/>
-              <w:gridCol w:w="5530"/>
-              <w:gridCol w:w="1502"/>
+              <w:gridCol w:w="179"/>
+              <w:gridCol w:w="558"/>
+              <w:gridCol w:w="5266"/>
+              <w:gridCol w:w="1915"/>
             </w:tblGrid>
             <w:tr>
               <w:trPr>
@@ -4924,7 +5212,7 @@
                     <w:jc w:val="center"/>
                   </w:pPr>
                   <w:r>
-                    <w:t xml:space="preserve">Seal the data, variable roles, learner library and seed behind a fingerprint; register negative controls; optionally mask the outcome.</w:t>
+                    <w:t xml:space="preserve">Seal the design data, variable roles, learner library, seed, and the declared decision rules (dq_thresholds, nc_criteria) behind a fingerprint; move the primary outcome into a separate store; optionally require a named approval before estimation (enforce = TRUE).</w:t>
                   </w:r>
                 </w:p>
               </w:tc>
@@ -4965,7 +5253,7 @@
                     <w:jc w:val="center"/>
                   </w:pPr>
                   <w:r>
-                    <w:t xml:space="preserve">declare_estimand_ladder()</w:t>
+                    <w:t xml:space="preserve">declare_negative_controls()</w:t>
                   </w:r>
                 </w:p>
               </w:tc>
@@ -4978,7 +5266,7 @@
                     <w:jc w:val="center"/>
                   </w:pPr>
                   <w:r>
-                    <w:t xml:space="preserve">Pre-register the primary estimand, the ordered fallbacks, the switching trigger, and sensitivity floors, as a design-log entry.</w:t>
+                    <w:t xml:space="preserve">Register the negative controls with their confounding domains and, if not declared at creation, the criteria they will be graded against, as a design-log entry.</w:t>
                   </w:r>
                 </w:p>
               </w:tc>
@@ -4991,7 +5279,7 @@
                     <w:jc w:val="center"/>
                   </w:pPr>
                   <w:r>
-                    <w:t xml:space="preserve">ladder: ATE, then trimmed ATE, then ATT, then ATO; trigger SEVERE</w:t>
+                    <w:t xml:space="preserve">two controls registered with their domains; criteria recorded</w:t>
                   </w:r>
                 </w:p>
               </w:tc>
@@ -5006,7 +5294,7 @@
                     <w:jc w:val="center"/>
                   </w:pPr>
                   <w:r>
-                    <w:t xml:space="preserve">design</w:t>
+                    <w:t xml:space="preserve">lock</w:t>
                   </w:r>
                 </w:p>
               </w:tc>
@@ -5019,7 +5307,7 @@
                     <w:jc w:val="center"/>
                   </w:pPr>
                   <w:r>
-                    <w:t xml:space="preserve">fit_ps()</w:t>
+                    <w:t xml:space="preserve">declare_estimand_ladder()</w:t>
                   </w:r>
                 </w:p>
               </w:tc>
@@ -5032,7 +5320,7 @@
                     <w:jc w:val="center"/>
                   </w:pPr>
                   <w:r>
-                    <w:t xml:space="preserve">Fit the propensity score (SuperLearner, GLM, or externally supplied scores).</w:t>
+                    <w:t xml:space="preserve">Pre-register the primary estimand, the ordered fallbacks, the switching trigger, and sensitivity floors, as a design-log entry; later, attach the selected candidate.</w:t>
                   </w:r>
                 </w:p>
               </w:tc>
@@ -5045,7 +5333,7 @@
                     <w:jc w:val="center"/>
                   </w:pPr>
                   <w:r>
-                    <w:t xml:space="preserve">ps_fit; scores and untruncated scores</w:t>
+                    <w:t xml:space="preserve">ladder: ATE, then trimmed ATE, then ATT, then ATO; trigger SEVERE</w:t>
                   </w:r>
                 </w:p>
               </w:tc>
@@ -5073,7 +5361,7 @@
                     <w:jc w:val="center"/>
                   </w:pPr>
                   <w:r>
-                    <w:t xml:space="preserve">assess_support()</w:t>
+                    <w:t xml:space="preserve">fit_ps()</w:t>
                   </w:r>
                 </w:p>
               </w:tc>
@@ -5086,7 +5374,7 @@
                     <w:jc w:val="center"/>
                   </w:pPr>
                   <w:r>
-                    <w:t xml:space="preserve">Grade overlap on the fitted propensity: share outside the band, largest weight, ESS, c-statistic, near-deterministic strata, tree-identified violation regions; verdict PASS, FLAG, SEVERE or FAIL with a caveat that travels with every estimate.</w:t>
+                    <w:t xml:space="preserve">Fit the propensity score (SuperLearner, GLM, or externally supplied scores).</w:t>
                   </w:r>
                 </w:p>
               </w:tc>
@@ -5099,7 +5387,7 @@
                     <w:jc w:val="center"/>
                   </w:pPr>
                   <w:r>
-                    <w:t xml:space="preserve">verdict SEVERE; 41.3% outside [0.05, 0.95]; max weight 304</w:t>
+                    <w:t xml:space="preserve">ps_fit; scores and untruncated scores</w:t>
                   </w:r>
                 </w:p>
               </w:tc>
@@ -5127,7 +5415,7 @@
                     <w:jc w:val="center"/>
                   </w:pPr>
                   <w:r>
-                    <w:t xml:space="preserve">estimand_feasibility()</w:t>
+                    <w:t xml:space="preserve">assess_support()</w:t>
                   </w:r>
                 </w:p>
               </w:tc>
@@ -5140,7 +5428,7 @@
                     <w:jc w:val="center"/>
                   </w:pPr>
                   <w:r>
-                    <w:t xml:space="preserve">Read the same fit per estimand: the implied weights, their maximum, ESS by arm, who is removed, and each estimand’s verdict; profile the patients outside the band.</w:t>
+                    <w:t xml:space="preserve">Grade overlap on the fitted propensity: share outside the band, largest weight, ESS, c-statistic, near-deterministic strata, tree-identified violation regions; verdict PASS, FLAG, SEVERE or FAIL with a caveat that travels with every estimate.</w:t>
                   </w:r>
                 </w:p>
               </w:tc>
@@ -5153,7 +5441,7 @@
                     <w:jc w:val="center"/>
                   </w:pPr>
                   <w:r>
-                    <w:t xml:space="preserve">ATE infeasible; ATT and ATO feasible; profile of the removed</w:t>
+                    <w:t xml:space="preserve">verdict SEVERE; 41.3% outside [0.05, 0.95]; max weight 304</w:t>
                   </w:r>
                 </w:p>
               </w:tc>
@@ -5181,7 +5469,7 @@
                     <w:jc w:val="center"/>
                   </w:pPr>
                   <w:r>
-                    <w:t xml:space="preserve">simulate_support()</w:t>
+                    <w:t xml:space="preserve">estimand_feasibility()</w:t>
                   </w:r>
                 </w:p>
               </w:tc>
@@ -5194,7 +5482,7 @@
                     <w:jc w:val="center"/>
                   </w:pPr>
                   <w:r>
-                    <w:t xml:space="preserve">Generate-treatment plasmode over a prespecified outcome-surface family; per-estimand truths on every replicate; the support map the gate reads.</w:t>
+                    <w:t xml:space="preserve">Read the same fit per estimand: the implied weights, their maximum, ESS by arm, who is removed, and each estimand’s verdict; profile the patients outside the band.</w:t>
                   </w:r>
                 </w:p>
               </w:tc>
@@ -5207,7 +5495,7 @@
                     <w:jc w:val="center"/>
                   </w:pPr>
                   <w:r>
-                    <w:t xml:space="preserve">support map: ATE fails beyond confounding 1; ATT and ATO hold</w:t>
+                    <w:t xml:space="preserve">ATE infeasible; ATT and ATO feasible; profile of the removed</w:t>
                   </w:r>
                 </w:p>
               </w:tc>
@@ -5235,7 +5523,7 @@
                     <w:jc w:val="center"/>
                   </w:pPr>
                   <w:r>
-                    <w:t xml:space="preserve">run_negative_control_ladder()</w:t>
+                    <w:t xml:space="preserve">simulate_support()</w:t>
                   </w:r>
                 </w:p>
               </w:tc>
@@ -5248,7 +5536,7 @@
                     <w:jc w:val="center"/>
                   </w:pPr>
                   <w:r>
-                    <w:t xml:space="preserve">Fit every registered negative control on every nested cohort and name what turns null after a restriction.</w:t>
+                    <w:t xml:space="preserve">Generate-treatment plasmode over a prespecified outcome-surface family; per-estimand truths on every replicate; the support map the gate reads.</w:t>
                   </w:r>
                 </w:p>
               </w:tc>
@@ -5261,7 +5549,7 @@
                     <w:jc w:val="center"/>
                   </w:pPr>
                   <w:r>
-                    <w:t xml:space="preserve">urban household: fails on full cohort, null after exclusions</w:t>
+                    <w:t xml:space="preserve">support map: ATE fails beyond confounding 1; ATT and ATO hold</w:t>
                   </w:r>
                 </w:p>
               </w:tc>
@@ -5276,7 +5564,7 @@
                     <w:jc w:val="center"/>
                   </w:pPr>
                   <w:r>
-                    <w:t xml:space="preserve">design</w:t>
+                    <w:t xml:space="preserve">select</w:t>
                   </w:r>
                 </w:p>
               </w:tc>
@@ -5289,7 +5577,7 @@
                     <w:jc w:val="center"/>
                   </w:pPr>
                   <w:r>
-                    <w:t xml:space="preserve">check_process_indicators()</w:t>
+                    <w:t xml:space="preserve">define_candidates()</w:t>
                   </w:r>
                 </w:p>
               </w:tc>
@@ -5302,7 +5590,7 @@
                     <w:jc w:val="center"/>
                   </w:pPr>
                   <w:r>
-                    <w:t xml:space="preserve">Regress each care-process indicator on treatment given severity: the collider check.</w:t>
+                    <w:t xml:space="preserve">Declare the candidate TMLE specifications, singly or as a factorial grid over libraries and truncation.</w:t>
                   </w:r>
                 </w:p>
               </w:tc>
@@ -5315,7 +5603,7 @@
                     <w:jc w:val="center"/>
                   </w:pPr>
                   <w:r>
-                    <w:t xml:space="preserve">no physiology indicator predicted by treatment beyond 0.1 SD</w:t>
+                    <w:t xml:space="preserve">candidate set over libraries and truncation</w:t>
                   </w:r>
                 </w:p>
               </w:tc>
@@ -5343,7 +5631,7 @@
                     <w:jc w:val="center"/>
                   </w:pPr>
                   <w:r>
-                    <w:t xml:space="preserve">run_plasmode_feasibility()</w:t>
+                    <w:t xml:space="preserve">stress_test()</w:t>
                   </w:r>
                 </w:p>
               </w:tc>
@@ -5356,7 +5644,7 @@
                     <w:jc w:val="center"/>
                   </w:pPr>
                   <w:r>
-                    <w:t xml:space="preserve">Outcome-blind candidate selection: evaluate TMLE specifications on synthetic outcomes.</w:t>
+                    <w:t xml:space="preserve">One outcome-blind plasmode loop: the clean-data baseline when no threats are declared, the data-quality sweep otherwise; carries the locked verdict and tipping points when the lock declares thresholds.</w:t>
                   </w:r>
                 </w:p>
               </w:tc>
@@ -5369,7 +5657,7 @@
                     <w:jc w:val="center"/>
                   </w:pPr>
                   <w:r>
-                    <w:t xml:space="preserve">per-candidate bias, RMSE, coverage table</w:t>
+                    <w:t xml:space="preserve">per-candidate bias, RMSE, coverage; degradation gradient per threat; verdict and tipping points</w:t>
                   </w:r>
                 </w:p>
               </w:tc>
@@ -5397,7 +5685,7 @@
                     <w:jc w:val="center"/>
                   </w:pPr>
                   <w:r>
-                    <w:t xml:space="preserve">run_plasmode_dq_stress()</w:t>
+                    <w:t xml:space="preserve">select_candidate()</w:t>
                   </w:r>
                 </w:p>
               </w:tc>
@@ -5410,7 +5698,7 @@
                     <w:jc w:val="center"/>
                   </w:pPr>
                   <w:r>
-                    <w:t xml:space="preserve">Re-run the loop under prespecified data-quality threats; degradation gradients per candidate.</w:t>
+                    <w:t xml:space="preserve">Lock one candidate by a declared rule (baseline RMSE, worst-case RMSE across threats, or the FIORD two-stage screen).</w:t>
                   </w:r>
                 </w:p>
               </w:tc>
@@ -5423,7 +5711,7 @@
                     <w:jc w:val="center"/>
                   </w:pPr>
                   <w:r>
-                    <w:t xml:space="preserve">degradation gradient per candidate per threat</w:t>
+                    <w:t xml:space="preserve">the locked candidate with the rule that chose it</w:t>
                   </w:r>
                 </w:p>
               </w:tc>
@@ -5438,7 +5726,7 @@
                     <w:jc w:val="center"/>
                   </w:pPr>
                   <w:r>
-                    <w:t xml:space="preserve">estimate</w:t>
+                    <w:t xml:space="preserve">design</w:t>
                   </w:r>
                 </w:p>
               </w:tc>
@@ -5451,7 +5739,7 @@
                     <w:jc w:val="center"/>
                   </w:pPr>
                   <w:r>
-                    <w:t xml:space="preserve">estimate_effect()</w:t>
+                    <w:t xml:space="preserve">negative_control_ladder()</w:t>
                   </w:r>
                 </w:p>
               </w:tc>
@@ -5464,7 +5752,7 @@
                     <w:jc w:val="center"/>
                   </w:pPr>
                   <w:r>
-                    <w:t xml:space="preserve">The one estimation front door: estimand, estimator family, and missing-outcome handling as arguments; the implausibility guard on every result.</w:t>
+                    <w:t xml:space="preserve">Fit every registered negative control on every nested cohort, name what turns null after a restriction, and grade each rung against the locked criteria.</w:t>
                   </w:r>
                 </w:p>
               </w:tc>
@@ -5477,7 +5765,7 @@
                     <w:jc w:val="center"/>
                   </w:pPr>
                   <w:r>
-                    <w:t xml:space="preserve">one labelled estimate with SE, CI, p, and flags</w:t>
+                    <w:t xml:space="preserve">urban household: fails on full cohort, null after exclusions</w:t>
                   </w:r>
                 </w:p>
               </w:tc>
@@ -5492,7 +5780,7 @@
                     <w:jc w:val="center"/>
                   </w:pPr>
                   <w:r>
-                    <w:t xml:space="preserve">estimate</w:t>
+                    <w:t xml:space="preserve">design</w:t>
                   </w:r>
                 </w:p>
               </w:tc>
@@ -5505,7 +5793,7 @@
                     <w:jc w:val="center"/>
                   </w:pPr>
                   <w:r>
-                    <w:t xml:space="preserve">run_estimand_ladder()</w:t>
+                    <w:t xml:space="preserve">check_process_indicators()</w:t>
                   </w:r>
                 </w:p>
               </w:tc>
@@ -5518,7 +5806,7 @@
                     <w:jc w:val="center"/>
                   </w:pPr>
                   <w:r>
-                    <w:t xml:space="preserve">Estimate the declared primary when feasible plus every feasible fallback; label every row; log every switch and override.</w:t>
+                    <w:t xml:space="preserve">Regress each care-process indicator on treatment given severity: the collider check.</w:t>
                   </w:r>
                 </w:p>
               </w:tc>
@@ -5531,7 +5819,7 @@
                     <w:jc w:val="center"/>
                   </w:pPr>
                   <w:r>
-                    <w:t xml:space="preserve">one labelled row per feasible estimand; logged switch</w:t>
+                    <w:t xml:space="preserve">no physiology indicator predicted by treatment beyond 0.1 SD</w:t>
                   </w:r>
                 </w:p>
               </w:tc>
@@ -5586,6 +5874,168 @@
                   </w:pPr>
                   <w:r>
                     <w:t xml:space="preserve">recommendation: primary not supported; ladder engaged</w:t>
+                  </w:r>
+                </w:p>
+              </w:tc>
+            </w:tr>
+            <w:tr>
+              <w:tc>
+                <w:tcPr/>
+                <w:p>
+                  <w:pPr>
+                    <w:pStyle w:val="Compact"/>
+                    <w:jc w:val="left"/>
+                    <w:jc w:val="center"/>
+                  </w:pPr>
+                  <w:r>
+                    <w:t xml:space="preserve">report</w:t>
+                  </w:r>
+                </w:p>
+              </w:tc>
+              <w:tc>
+                <w:tcPr/>
+                <w:p>
+                  <w:pPr>
+                    <w:pStyle w:val="Compact"/>
+                    <w:jc w:val="left"/>
+                    <w:jc w:val="center"/>
+                  </w:pPr>
+                  <w:r>
+                    <w:t xml:space="preserve">export_design_log()</w:t>
+                  </w:r>
+                </w:p>
+              </w:tc>
+              <w:tc>
+                <w:tcPr/>
+                <w:p>
+                  <w:pPr>
+                    <w:pStyle w:val="Compact"/>
+                    <w:jc w:val="left"/>
+                    <w:jc w:val="center"/>
+                  </w:pPr>
+                  <w:r>
+                    <w:t xml:space="preserve">Release the design log, tidy or in the decision-log columns of the staged-analysis literature.</w:t>
+                  </w:r>
+                </w:p>
+              </w:tc>
+              <w:tc>
+                <w:tcPr/>
+                <w:p>
+                  <w:pPr>
+                    <w:pStyle w:val="Compact"/>
+                    <w:jc w:val="left"/>
+                    <w:jc w:val="center"/>
+                  </w:pPr>
+                  <w:r>
+                    <w:t xml:space="preserve">decision-log table: date, stage, issue, decision, rationale, decided by</w:t>
+                  </w:r>
+                </w:p>
+              </w:tc>
+            </w:tr>
+            <w:tr>
+              <w:tc>
+                <w:tcPr/>
+                <w:p>
+                  <w:pPr>
+                    <w:pStyle w:val="Compact"/>
+                    <w:jc w:val="left"/>
+                    <w:jc w:val="center"/>
+                  </w:pPr>
+                  <w:r>
+                    <w:t xml:space="preserve">estimate</w:t>
+                  </w:r>
+                </w:p>
+              </w:tc>
+              <w:tc>
+                <w:tcPr/>
+                <w:p>
+                  <w:pPr>
+                    <w:pStyle w:val="Compact"/>
+                    <w:jc w:val="left"/>
+                    <w:jc w:val="center"/>
+                  </w:pPr>
+                  <w:r>
+                    <w:t xml:space="preserve">estimate_effect()</w:t>
+                  </w:r>
+                </w:p>
+              </w:tc>
+              <w:tc>
+                <w:tcPr/>
+                <w:p>
+                  <w:pPr>
+                    <w:pStyle w:val="Compact"/>
+                    <w:jc w:val="left"/>
+                    <w:jc w:val="center"/>
+                  </w:pPr>
+                  <w:r>
+                    <w:t xml:space="preserve">The one estimation front door: estimand, estimator family, and missing-outcome handling as arguments; the implausibility guard on every result.</w:t>
+                  </w:r>
+                </w:p>
+              </w:tc>
+              <w:tc>
+                <w:tcPr/>
+                <w:p>
+                  <w:pPr>
+                    <w:pStyle w:val="Compact"/>
+                    <w:jc w:val="left"/>
+                    <w:jc w:val="center"/>
+                  </w:pPr>
+                  <w:r>
+                    <w:t xml:space="preserve">one labelled estimate with SE, CI, p, and flags</w:t>
+                  </w:r>
+                </w:p>
+              </w:tc>
+            </w:tr>
+            <w:tr>
+              <w:tc>
+                <w:tcPr/>
+                <w:p>
+                  <w:pPr>
+                    <w:pStyle w:val="Compact"/>
+                    <w:jc w:val="left"/>
+                    <w:jc w:val="center"/>
+                  </w:pPr>
+                  <w:r>
+                    <w:t xml:space="preserve">estimate</w:t>
+                  </w:r>
+                </w:p>
+              </w:tc>
+              <w:tc>
+                <w:tcPr/>
+                <w:p>
+                  <w:pPr>
+                    <w:pStyle w:val="Compact"/>
+                    <w:jc w:val="left"/>
+                    <w:jc w:val="center"/>
+                  </w:pPr>
+                  <w:r>
+                    <w:t xml:space="preserve">run_estimand_ladder()</w:t>
+                  </w:r>
+                </w:p>
+              </w:tc>
+              <w:tc>
+                <w:tcPr/>
+                <w:p>
+                  <w:pPr>
+                    <w:pStyle w:val="Compact"/>
+                    <w:jc w:val="left"/>
+                    <w:jc w:val="center"/>
+                  </w:pPr>
+                  <w:r>
+                    <w:t xml:space="preserve">Estimate the declared primary when feasible plus every feasible fallback; label every row; log every switch and override.</w:t>
+                  </w:r>
+                </w:p>
+              </w:tc>
+              <w:tc>
+                <w:tcPr/>
+                <w:p>
+                  <w:pPr>
+                    <w:pStyle w:val="Compact"/>
+                    <w:jc w:val="left"/>
+                    <w:jc w:val="center"/>
+                  </w:pPr>
+                  <w:r>
+                    <w:t xml:space="preserve">one labelled row per feasible estimand; logged switch</w:t>
                   </w:r>
                 </w:p>
               </w:tc>
@@ -6011,19 +6461,7 @@
         <w:t xml:space="preserve"> </w:t>
       </w:r>
       <w:r>
-        <w:t xml:space="preserve">Stage 1a and is preserved on the lock object that downstream stages</w:t>
-      </w:r>
-      <w:r>
-        <w:t xml:space="preserve"> </w:t>
-      </w:r>
-      <w:r>
-        <w:t xml:space="preserve">consume. The estimand fields are not part of the integrity</w:t>
-      </w:r>
-      <w:r>
-        <w:t xml:space="preserve"> </w:t>
-      </w:r>
-      <w:r>
-        <w:t xml:space="preserve">fingerprint computed by</w:t>
+        <w:t xml:space="preserve">Stage 1a, as the</w:t>
       </w:r>
       <w:r>
         <w:t xml:space="preserve"> </w:t>
@@ -6032,37 +6470,61 @@
         <w:rPr>
           <w:rStyle w:val="VerbatimChar"/>
         </w:rPr>
+        <w:t xml:space="preserve">estimand</w:t>
+      </w:r>
+      <w:r>
+        <w:t xml:space="preserve"> </w:t>
+      </w:r>
+      <w:r>
+        <w:t xml:space="preserve">argument of</w:t>
+      </w:r>
+      <w:r>
+        <w:t xml:space="preserve"> </w:t>
+      </w:r>
+      <w:r>
+        <w:rPr>
+          <w:rStyle w:val="VerbatimChar"/>
+        </w:rPr>
         <w:t xml:space="preserve">create_analysis_lock()</w:t>
       </w:r>
       <w:r>
-        <w:t xml:space="preserve">; analysts who want</w:t>
-      </w:r>
-      <w:r>
-        <w:t xml:space="preserve"> </w:t>
-      </w:r>
-      <w:r>
-        <w:t xml:space="preserve">a tamper-evident estimand record can log it with a</w:t>
-      </w:r>
-      <w:r>
-        <w:t xml:space="preserve"> </w:t>
-      </w:r>
-      <w:r>
-        <w:rPr>
-          <w:rStyle w:val="VerbatimChar"/>
-        </w:rPr>
-        <w:t xml:space="preserve">record_decision_log_entry()</w:t>
-      </w:r>
-      <w:r>
-        <w:t xml:space="preserve"> </w:t>
-      </w:r>
-      <w:r>
-        <w:t xml:space="preserve">call so that any later modification is</w:t>
-      </w:r>
-      <w:r>
-        <w:t xml:space="preserve"> </w:t>
-      </w:r>
-      <w:r>
-        <w:t xml:space="preserve">visible in the exported decision log.</w:t>
+        <w:t xml:space="preserve">, and</w:t>
+      </w:r>
+      <w:r>
+        <w:t xml:space="preserve"> </w:t>
+      </w:r>
+      <w:r>
+        <w:t xml:space="preserve">is preserved on the lock object that downstream stages consume. The</w:t>
+      </w:r>
+      <w:r>
+        <w:t xml:space="preserve"> </w:t>
+      </w:r>
+      <w:r>
+        <w:t xml:space="preserve">estimand fields are metadata outside the integrity fingerprint, which</w:t>
+      </w:r>
+      <w:r>
+        <w:t xml:space="preserve"> </w:t>
+      </w:r>
+      <w:r>
+        <w:t xml:space="preserve">digests the design data and the analytic specification; the exported</w:t>
+      </w:r>
+      <w:r>
+        <w:t xml:space="preserve"> </w:t>
+      </w:r>
+      <w:r>
+        <w:t xml:space="preserve">design log carries the ladder declaration and every later switch, so</w:t>
+      </w:r>
+      <w:r>
+        <w:t xml:space="preserve"> </w:t>
+      </w:r>
+      <w:r>
+        <w:t xml:space="preserve">the estimand the analysis ends up reporting can be traced from the</w:t>
+      </w:r>
+      <w:r>
+        <w:t xml:space="preserve"> </w:t>
+      </w:r>
+      <w:r>
+        <w:t xml:space="preserve">declaration to the estimate.</w:t>
       </w:r>
     </w:p>
     <w:bookmarkEnd w:id="31"/>
@@ -6516,7 +6978,7 @@
         <w:t xml:space="preserve"> </w:t>
       </w:r>
       <w:r>
-        <w:t xml:space="preserve">structured object that the audit log can carry.</w:t>
+        <w:t xml:space="preserve">structured object that the design log can carry.</w:t>
       </w:r>
     </w:p>
     <w:bookmarkEnd w:id="33"/>
@@ -6702,7 +7164,7 @@
         <w:rPr>
           <w:rStyle w:val="VerbatimChar"/>
         </w:rPr>
-        <w:t xml:space="preserve">run_plasmode_dq_stress()</w:t>
+        <w:t xml:space="preserve">stress_test()</w:t>
       </w:r>
       <w:r>
         <w:t xml:space="preserve">.</w:t>
@@ -7724,7 +8186,7 @@
               <w:jc w:val="center"/>
             </w:pPr>
             <w:r>
-              <w:t xml:space="preserve">No (synthetic outcome)</w:t>
+              <w:t xml:space="preserve">No (simulated outcome)</w:t>
             </w:r>
           </w:p>
         </w:tc>
@@ -7772,7 +8234,7 @@
                 <w:b/>
                 <w:bCs/>
               </w:rPr>
-              <w:t xml:space="preserve">No (synthetic outcome)</w:t>
+              <w:t xml:space="preserve">No (simulated outcome)</w:t>
             </w:r>
           </w:p>
         </w:tc>
@@ -7901,19 +8363,37 @@
         <w:t xml:space="preserve"> </w:t>
       </w:r>
       <w:r>
-        <w:t xml:space="preserve">2b generates synthetic outcomes from a parametric model fitted to</w:t>
-      </w:r>
-      <w:r>
-        <w:t xml:space="preserve"> </w:t>
-      </w:r>
-      <w:r>
-        <w:t xml:space="preserve">the real covariates and treatment, which is why the same loop hosts</w:t>
-      </w:r>
-      <w:r>
-        <w:t xml:space="preserve"> </w:t>
-      </w:r>
-      <w:r>
-        <w:t xml:space="preserve">both the support map of</w:t>
+        <w:t xml:space="preserve">2b resamples the real covariates, redraws treatment from the fitted</w:t>
+      </w:r>
+      <w:r>
+        <w:t xml:space="preserve"> </w:t>
+      </w:r>
+      <w:r>
+        <w:t xml:space="preserve">propensity, and generates simulated outcomes from a covariate-only</w:t>
+      </w:r>
+      <w:r>
+        <w:t xml:space="preserve"> </w:t>
+      </w:r>
+      <w:r>
+        <w:t xml:space="preserve">baseline surface (fitted on the real outcome given covariates in the</w:t>
+      </w:r>
+      <w:r>
+        <w:t xml:space="preserve"> </w:t>
+      </w:r>
+      <w:r>
+        <w:t xml:space="preserve">hybrid generator mode, or supplied from pilot data in the external-pilot</w:t>
+      </w:r>
+      <w:r>
+        <w:t xml:space="preserve"> </w:t>
+      </w:r>
+      <w:r>
+        <w:t xml:space="preserve">mode) with the treatment effect injected, which is why the same loop</w:t>
+      </w:r>
+      <w:r>
+        <w:t xml:space="preserve"> </w:t>
+      </w:r>
+      <w:r>
+        <w:t xml:space="preserve">hosts both the support map of</w:t>
       </w:r>
       <w:r>
         <w:t xml:space="preserve"> </w:t>
@@ -8041,13 +8521,13 @@
         <w:t xml:space="preserve"> </w:t>
       </w:r>
       <w:r>
-        <w:t xml:space="preserve">pre-outcome diagnostics, checkpoint decisions, deviations, and</w:t>
-      </w:r>
-      <w:r>
-        <w:t xml:space="preserve"> </w:t>
-      </w:r>
-      <w:r>
-        <w:t xml:space="preserve">authorisation status before the observed primary</w:t>
+        <w:t xml:space="preserve">pre-outcome diagnostics, decisions, deviations, and the named</w:t>
+      </w:r>
+      <w:r>
+        <w:t xml:space="preserve"> </w:t>
+      </w:r>
+      <w:r>
+        <w:t xml:space="preserve">unmasking approval in the design log before the observed primary</w:t>
       </w:r>
       <w:r>
         <w:t xml:space="preserve"> </w:t>
@@ -8101,19 +8581,13 @@
         <w:t xml:space="preserve"> </w:t>
       </w:r>
       <w:r>
-        <w:t xml:space="preserve">random seed. A fingerprint of those fields is recorded so that the</w:t>
-      </w:r>
-      <w:r>
-        <w:t xml:space="preserve"> </w:t>
-      </w:r>
-      <w:r>
-        <w:t xml:space="preserve">same lock can be reconciled later by an external reviewer. The</w:t>
-      </w:r>
-      <w:r>
-        <w:t xml:space="preserve"> </w:t>
-      </w:r>
-      <w:r>
-        <w:t xml:space="preserve">estimand ladder is attached to the lock by</w:t>
+        <w:t xml:space="preserve">random seed, together with any decision rules declared at creation</w:t>
+      </w:r>
+      <w:r>
+        <w:t xml:space="preserve"> </w:t>
+      </w:r>
+      <w:r>
+        <w:t xml:space="preserve">(the data-quality thresholds</w:t>
       </w:r>
       <w:r>
         <w:t xml:space="preserve"> </w:t>
@@ -8122,49 +8596,157 @@
         <w:rPr>
           <w:rStyle w:val="VerbatimChar"/>
         </w:rPr>
+        <w:t xml:space="preserve">dq_thresholds</w:t>
+      </w:r>
+      <w:r>
+        <w:t xml:space="preserve"> </w:t>
+      </w:r>
+      <w:r>
+        <w:t xml:space="preserve">and the negative-control</w:t>
+      </w:r>
+      <w:r>
+        <w:t xml:space="preserve"> </w:t>
+      </w:r>
+      <w:r>
+        <w:t xml:space="preserve">criteria</w:t>
+      </w:r>
+      <w:r>
+        <w:t xml:space="preserve"> </w:t>
+      </w:r>
+      <w:r>
+        <w:rPr>
+          <w:rStyle w:val="VerbatimChar"/>
+        </w:rPr>
+        <w:t xml:space="preserve">nc_criteria</w:t>
+      </w:r>
+      <w:r>
+        <w:t xml:space="preserve">). A SHA-256 fingerprint of those fields and of</w:t>
+      </w:r>
+      <w:r>
+        <w:t xml:space="preserve"> </w:t>
+      </w:r>
+      <w:r>
+        <w:t xml:space="preserve">the content of every design column is recorded so that the same lock</w:t>
+      </w:r>
+      <w:r>
+        <w:t xml:space="preserve"> </w:t>
+      </w:r>
+      <w:r>
+        <w:t xml:space="preserve">can be reconciled later by an external reviewer; the primary outcome</w:t>
+      </w:r>
+      <w:r>
+        <w:t xml:space="preserve"> </w:t>
+      </w:r>
+      <w:r>
+        <w:t xml:space="preserve">is excluded from the digest, so masking and unmasking leave the hash</w:t>
+      </w:r>
+      <w:r>
+        <w:t xml:space="preserve"> </w:t>
+      </w:r>
+      <w:r>
+        <w:t xml:space="preserve">unchanged while any edit to the design data changes it. The estimand</w:t>
+      </w:r>
+      <w:r>
+        <w:t xml:space="preserve"> </w:t>
+      </w:r>
+      <w:r>
+        <w:t xml:space="preserve">ladder is attached to the lock by</w:t>
+      </w:r>
+      <w:r>
+        <w:t xml:space="preserve"> </w:t>
+      </w:r>
+      <w:r>
+        <w:rPr>
+          <w:rStyle w:val="VerbatimChar"/>
+        </w:rPr>
         <w:t xml:space="preserve">declare_estimand_ladder()</w:t>
       </w:r>
       <w:r>
         <w:t xml:space="preserve"> </w:t>
       </w:r>
       <w:r>
-        <w:t xml:space="preserve">and is captured by the design log rather</w:t>
-      </w:r>
-      <w:r>
-        <w:t xml:space="preserve"> </w:t>
-      </w:r>
-      <w:r>
-        <w:t xml:space="preserve">than by the fingerprint, so any later change to the ladder appears as</w:t>
-      </w:r>
-      <w:r>
-        <w:t xml:space="preserve"> </w:t>
-      </w:r>
-      <w:r>
-        <w:t xml:space="preserve">a separate, timestamped entry. While the analysis is outcome-blind,</w:t>
-      </w:r>
-      <w:r>
-        <w:t xml:space="preserve"> </w:t>
-      </w:r>
-      <w:r>
-        <w:t xml:space="preserve">the lock can hold the outcome column masked; in the case study the</w:t>
-      </w:r>
-      <w:r>
-        <w:t xml:space="preserve"> </w:t>
-      </w:r>
-      <w:r>
-        <w:t xml:space="preserve">outcome columns are physically absent from the design stage and live</w:t>
-      </w:r>
-      <w:r>
-        <w:t xml:space="preserve"> </w:t>
-      </w:r>
-      <w:r>
-        <w:t xml:space="preserve">in a separate store until estimation, which is the stronger</w:t>
-      </w:r>
-      <w:r>
-        <w:t xml:space="preserve"> </w:t>
-      </w:r>
-      <w:r>
-        <w:t xml:space="preserve">arrangement when the data platform allows it.</w:t>
+        <w:t xml:space="preserve">and is</w:t>
+      </w:r>
+      <w:r>
+        <w:t xml:space="preserve"> </w:t>
+      </w:r>
+      <w:r>
+        <w:t xml:space="preserve">captured by the design log, not by the fingerprint, so any later</w:t>
+      </w:r>
+      <w:r>
+        <w:t xml:space="preserve"> </w:t>
+      </w:r>
+      <w:r>
+        <w:t xml:space="preserve">change to the ladder appears as a separate, timestamped entry. The</w:t>
+      </w:r>
+      <w:r>
+        <w:t xml:space="preserve"> </w:t>
+      </w:r>
+      <w:r>
+        <w:t xml:space="preserve">lock splits its input at creation: the data frame the design verbs</w:t>
+      </w:r>
+      <w:r>
+        <w:t xml:space="preserve"> </w:t>
+      </w:r>
+      <w:r>
+        <w:t xml:space="preserve">read holds design data only, and the primary outcome lives in a</w:t>
+      </w:r>
+      <w:r>
+        <w:t xml:space="preserve"> </w:t>
+      </w:r>
+      <w:r>
+        <w:t xml:space="preserve">separate store that the estimation stage joins back after its guard.</w:t>
+      </w:r>
+      <w:r>
+        <w:t xml:space="preserve"> </w:t>
+      </w:r>
+      <w:r>
+        <w:rPr>
+          <w:rStyle w:val="VerbatimChar"/>
+        </w:rPr>
+        <w:t xml:space="preserve">mask_outcome()</w:t>
+      </w:r>
+      <w:r>
+        <w:t xml:space="preserve"> </w:t>
+      </w:r>
+      <w:r>
+        <w:t xml:space="preserve">removes the store, so a masked lock is physically</w:t>
+      </w:r>
+      <w:r>
+        <w:t xml:space="preserve"> </w:t>
+      </w:r>
+      <w:r>
+        <w:t xml:space="preserve">outcome-free wherever it travels, and the package’s test suite asserts</w:t>
+      </w:r>
+      <w:r>
+        <w:t xml:space="preserve"> </w:t>
+      </w:r>
+      <w:r>
+        <w:t xml:space="preserve">that the design verbs return identical output on a masked lock and</w:t>
+      </w:r>
+      <w:r>
+        <w:t xml:space="preserve"> </w:t>
+      </w:r>
+      <w:r>
+        <w:t xml:space="preserve">under a permuted outcome; for the plasmode stage that identity holds</w:t>
+      </w:r>
+      <w:r>
+        <w:t xml:space="preserve"> </w:t>
+      </w:r>
+      <w:r>
+        <w:t xml:space="preserve">in the external-pilot generator mode, since the hybrid mode fits its</w:t>
+      </w:r>
+      <w:r>
+        <w:t xml:space="preserve"> </w:t>
+      </w:r>
+      <w:r>
+        <w:t xml:space="preserve">covariate-only baseline surface on the real outcome (see the tradeoffs</w:t>
+      </w:r>
+      <w:r>
+        <w:t xml:space="preserve"> </w:t>
+      </w:r>
+      <w:r>
+        <w:t xml:space="preserve">below).</w:t>
       </w:r>
     </w:p>
     <w:p>
@@ -8247,13 +8829,40 @@
         <w:t xml:space="preserve"> </w:t>
       </w:r>
       <w:r>
-        <w:t xml:space="preserve">the reference template for a staged outcome-blind decision record.</w:t>
-      </w:r>
-      <w:r>
-        <w:t xml:space="preserve"> </w:t>
-      </w:r>
-      <w:r>
-        <w:t xml:space="preserve">Earlier versions of the package additionally withheld the</w:t>
+        <w:t xml:space="preserve">the reference template for a staged outcome-blind decision record,</w:t>
+      </w:r>
+      <w:r>
+        <w:t xml:space="preserve"> </w:t>
+      </w:r>
+      <w:r>
+        <w:t xml:space="preserve">and</w:t>
+      </w:r>
+      <w:r>
+        <w:t xml:space="preserve"> </w:t>
+      </w:r>
+      <w:r>
+        <w:rPr>
+          <w:rStyle w:val="VerbatimChar"/>
+        </w:rPr>
+        <w:t xml:space="preserve">export_design_log(format = "muntner")</w:t>
+      </w:r>
+      <w:r>
+        <w:t xml:space="preserve"> </w:t>
+      </w:r>
+      <w:r>
+        <w:t xml:space="preserve">writes it in that</w:t>
+      </w:r>
+      <w:r>
+        <w:t xml:space="preserve"> </w:t>
+      </w:r>
+      <w:r>
+        <w:t xml:space="preserve">template’s columns (date, stage, issue, decision, rationale, decided</w:t>
+      </w:r>
+      <w:r>
+        <w:t xml:space="preserve"> </w:t>
+      </w:r>
+      <w:r>
+        <w:t xml:space="preserve">by). Earlier versions of the package additionally withheld the</w:t>
       </w:r>
       <w:r>
         <w:t xml:space="preserve"> </w:t>
@@ -8265,13 +8874,34 @@
         <w:t xml:space="preserve"> </w:t>
       </w:r>
       <w:r>
-        <w:t xml:space="preserve">and the audit record had been minted; that enforcement is now an</w:t>
-      </w:r>
-      <w:r>
-        <w:t xml:space="preserve"> </w:t>
-      </w:r>
-      <w:r>
-        <w:t xml:space="preserve">option (</w:t>
+        <w:t xml:space="preserve">and an audit record had been minted. Version 0.3.0 deletes that layer.</w:t>
+      </w:r>
+      <w:r>
+        <w:t xml:space="preserve"> </w:t>
+      </w:r>
+      <w:r>
+        <w:t xml:space="preserve">The token ceremony, in our experience and in the case study,</w:t>
+      </w:r>
+      <w:r>
+        <w:t xml:space="preserve"> </w:t>
+      </w:r>
+      <w:r>
+        <w:t xml:space="preserve">documented compliance without changing any analytic decision, and a</w:t>
+      </w:r>
+      <w:r>
+        <w:t xml:space="preserve"> </w:t>
+      </w:r>
+      <w:r>
+        <w:t xml:space="preserve">determined analyst could always have bypassed it outside the package.</w:t>
+      </w:r>
+      <w:r>
+        <w:t xml:space="preserve"> </w:t>
+      </w:r>
+      <w:r>
+        <w:t xml:space="preserve">What remains is one institutional switch: a lock created with</w:t>
+      </w:r>
+      <w:r>
+        <w:t xml:space="preserve"> </w:t>
       </w:r>
       <w:r>
         <w:rPr>
@@ -8283,43 +8913,46 @@
         <w:t xml:space="preserve"> </w:t>
       </w:r>
       <w:r>
-        <w:t xml:space="preserve">on the lock) rather than the</w:t>
-      </w:r>
-      <w:r>
-        <w:t xml:space="preserve"> </w:t>
-      </w:r>
-      <w:r>
-        <w:t xml:space="preserve">default. Masking is a property of the data and is always enforced.</w:t>
-      </w:r>
-      <w:r>
-        <w:t xml:space="preserve"> </w:t>
-      </w:r>
-      <w:r>
-        <w:t xml:space="preserve">The token ceremony, in our experience and in the case study,</w:t>
-      </w:r>
-      <w:r>
-        <w:t xml:space="preserve"> </w:t>
-      </w:r>
-      <w:r>
-        <w:t xml:space="preserve">documented compliance without changing any analytic decision, and a</w:t>
-      </w:r>
-      <w:r>
-        <w:t xml:space="preserve"> </w:t>
-      </w:r>
-      <w:r>
-        <w:t xml:space="preserve">determined analyst could always have bypassed it outside the</w:t>
-      </w:r>
-      <w:r>
-        <w:t xml:space="preserve"> </w:t>
-      </w:r>
-      <w:r>
-        <w:t xml:space="preserve">package; the design log records the same sequence of decisions</w:t>
-      </w:r>
-      <w:r>
-        <w:t xml:space="preserve"> </w:t>
-      </w:r>
-      <w:r>
-        <w:t xml:space="preserve">without the ritual.</w:t>
+        <w:t xml:space="preserve">refuses estimation until</w:t>
+      </w:r>
+      <w:r>
+        <w:t xml:space="preserve"> </w:t>
+      </w:r>
+      <w:r>
+        <w:rPr>
+          <w:rStyle w:val="VerbatimChar"/>
+        </w:rPr>
+        <w:t xml:space="preserve">unmask_outcome()</w:t>
+      </w:r>
+      <w:r>
+        <w:t xml:space="preserve"> </w:t>
+      </w:r>
+      <w:r>
+        <w:t xml:space="preserve">restores</w:t>
+      </w:r>
+      <w:r>
+        <w:t xml:space="preserve"> </w:t>
+      </w:r>
+      <w:r>
+        <w:t xml:space="preserve">the outcome store with a named</w:t>
+      </w:r>
+      <w:r>
+        <w:t xml:space="preserve"> </w:t>
+      </w:r>
+      <w:r>
+        <w:rPr>
+          <w:rStyle w:val="VerbatimChar"/>
+        </w:rPr>
+        <w:t xml:space="preserve">approved_by</w:t>
+      </w:r>
+      <w:r>
+        <w:t xml:space="preserve">, and the design log</w:t>
+      </w:r>
+      <w:r>
+        <w:t xml:space="preserve"> </w:t>
+      </w:r>
+      <w:r>
+        <w:t xml:space="preserve">records who approved and when.</w:t>
       </w:r>
     </w:p>
     <w:p>
@@ -8327,7 +8960,7 @@
         <w:pStyle w:val="BodyText"/>
       </w:pPr>
       <w:r>
-        <w:t xml:space="preserve">Beyond a single outcome-masking step,</w:t>
+        <w:t xml:space="preserve">In addition to a single outcome-masking step,</w:t>
       </w:r>
       <w:r>
         <w:t xml:space="preserve"> </w:t>
@@ -8363,13 +8996,13 @@
         <w:t xml:space="preserve"> </w:t>
       </w:r>
       <w:r>
-        <w:t xml:space="preserve">reviewers see summary outputs only by checkpoint. The exported</w:t>
-      </w:r>
-      <w:r>
-        <w:t xml:space="preserve"> </w:t>
-      </w:r>
-      <w:r>
-        <w:t xml:space="preserve">audit and decision logs support that arrangement at the workflow</w:t>
+        <w:t xml:space="preserve">reviewers see summary outputs only by checkpoint. The design report</w:t>
+      </w:r>
+      <w:r>
+        <w:t xml:space="preserve"> </w:t>
+      </w:r>
+      <w:r>
+        <w:t xml:space="preserve">and the exported design log support that arrangement at the workflow</w:t>
       </w:r>
       <w:r>
         <w:t xml:space="preserve"> </w:t>
@@ -8456,7 +9089,7 @@
         <w:t xml:space="preserve"> </w:t>
       </w:r>
       <w:r>
-        <w:t xml:space="preserve">outcome variable. Reviewers and regulators evaluate two artefacts</w:t>
+        <w:t xml:space="preserve">outcome variable. Reviewers and regulators evaluate two documents</w:t>
       </w:r>
       <w:r>
         <w:t xml:space="preserve"> </w:t>
@@ -8488,7 +9121,7 @@
         <w:t xml:space="preserve"> </w:t>
       </w:r>
       <w:r>
-        <w:t xml:space="preserve">data-quality scenarios may be evaluated using synthetic outcomes</w:t>
+        <w:t xml:space="preserve">data-quality scenarios may be evaluated using simulated outcomes</w:t>
       </w:r>
       <w:r>
         <w:t xml:space="preserve"> </w:t>
@@ -8536,31 +9169,25 @@
         <w:t xml:space="preserve"> </w:t>
       </w:r>
       <w:r>
-        <w:t xml:space="preserve">that arrangement rather than replacing it: the audit and decision</w:t>
-      </w:r>
-      <w:r>
-        <w:t xml:space="preserve"> </w:t>
-      </w:r>
-      <w:r>
-        <w:t xml:space="preserve">logs sit alongside the timestamped paper plan and the data</w:t>
-      </w:r>
-      <w:r>
-        <w:t xml:space="preserve"> </w:t>
-      </w:r>
-      <w:r>
-        <w:t xml:space="preserve">manager’s role, so reviewers see transparent documentation of every</w:t>
-      </w:r>
-      <w:r>
-        <w:t xml:space="preserve"> </w:t>
-      </w:r>
-      <w:r>
-        <w:t xml:space="preserve">analytic decision on top of the institutional documentation that</w:t>
-      </w:r>
-      <w:r>
-        <w:t xml:space="preserve"> </w:t>
-      </w:r>
-      <w:r>
-        <w:t xml:space="preserve">already exists.</w:t>
+        <w:t xml:space="preserve">that arrangement: the design log sits</w:t>
+      </w:r>
+      <w:r>
+        <w:t xml:space="preserve"> </w:t>
+      </w:r>
+      <w:r>
+        <w:t xml:space="preserve">alongside the timestamped paper plan and the data manager’s role, so</w:t>
+      </w:r>
+      <w:r>
+        <w:t xml:space="preserve"> </w:t>
+      </w:r>
+      <w:r>
+        <w:t xml:space="preserve">reviewers see transparent documentation of every analytic decision on</w:t>
+      </w:r>
+      <w:r>
+        <w:t xml:space="preserve"> </w:t>
+      </w:r>
+      <w:r>
+        <w:t xml:space="preserve">top of the institutional documentation that already exists.</w:t>
       </w:r>
     </w:p>
     <w:p>
@@ -8616,7 +9243,7 @@
         <w:t xml:space="preserve"> </w:t>
       </w:r>
       <w:r>
-        <w:t xml:space="preserve">investigator must defend the assumption that the synthetic-outcome</w:t>
+        <w:t xml:space="preserve">investigator must defend the assumption that the simulated-outcome</w:t>
       </w:r>
       <w:r>
         <w:t xml:space="preserve"> </w:t>
@@ -8729,7 +9356,7 @@
         <w:t xml:space="preserve"> </w:t>
       </w:r>
       <w:r>
-        <w:t xml:space="preserve">synthetic outcomes, so the analytic plan need not be re-frozen</w:t>
+        <w:t xml:space="preserve">simulated outcomes, so the analytic plan need not be re-frozen</w:t>
       </w:r>
       <w:r>
         <w:t xml:space="preserve"> </w:t>
@@ -8949,7 +9576,7 @@
         <w:t xml:space="preserve"> </w:t>
       </w:r>
       <w:r>
-        <w:t xml:space="preserve">recording which mode was used. The synthetic outcome is generated</w:t>
+        <w:t xml:space="preserve">recording which mode was used. The simulated outcome is generated</w:t>
       </w:r>
       <w:r>
         <w:t xml:space="preserve"> </w:t>
@@ -8979,7 +9606,7 @@
         <w:t xml:space="preserve"> </w:t>
       </w:r>
       <w:r>
-        <w:t xml:space="preserve">no independent check that the synthetic-outcome mechanism is</w:t>
+        <w:t xml:space="preserve">no independent check that the simulated-outcome mechanism is</w:t>
       </w:r>
       <w:r>
         <w:t xml:space="preserve"> </w:t>
@@ -9160,7 +9787,7 @@
               <w:pStyle w:val="Compact"/>
             </w:pPr>
             <w:r>
-              <w:t xml:space="preserve">cleanTMLE artefact</w:t>
+              <w:t xml:space="preserve">cleanTMLE output</w:t>
             </w:r>
           </w:p>
         </w:tc>
@@ -9541,7 +10168,7 @@
               <w:pStyle w:val="Compact"/>
             </w:pPr>
             <w:r>
-              <w:t xml:space="preserve">Synthetic Y only</w:t>
+              <w:t xml:space="preserve">Simulated Y only</w:t>
             </w:r>
           </w:p>
         </w:tc>
@@ -9568,7 +10195,7 @@
               <w:rPr>
                 <w:rStyle w:val="VerbatimChar"/>
               </w:rPr>
-              <w:t xml:space="preserve">run_plasmode_feasibility()</w:t>
+              <w:t xml:space="preserve">define_candidates()</w:t>
             </w:r>
             <w:r>
               <w:t xml:space="preserve">,</w:t>
@@ -9580,56 +10207,30 @@
               <w:rPr>
                 <w:rStyle w:val="VerbatimChar"/>
               </w:rPr>
-              <w:t xml:space="preserve">select_tmle_candidate()</w:t>
-            </w:r>
-          </w:p>
-        </w:tc>
-        <w:tc>
-          <w:tcPr/>
-          <w:p>
-            <w:pPr>
-              <w:pStyle w:val="Compact"/>
-            </w:pPr>
-            <w:r>
-              <w:t xml:space="preserve">Synthetic Y only</w:t>
-            </w:r>
-          </w:p>
-        </w:tc>
-      </w:tr>
-      <w:tr>
-        <w:tc>
-          <w:tcPr/>
-          <w:p>
-            <w:pPr>
-              <w:pStyle w:val="Compact"/>
-            </w:pPr>
-            <w:r>
-              <w:t xml:space="preserve">DQ stress-test results</w:t>
-            </w:r>
-          </w:p>
-        </w:tc>
-        <w:tc>
-          <w:tcPr/>
-          <w:p>
-            <w:pPr>
-              <w:pStyle w:val="Compact"/>
-            </w:pPr>
+              <w:t xml:space="preserve">stress_test()</w:t>
+            </w:r>
+            <w:r>
+              <w:t xml:space="preserve">,</w:t>
+            </w:r>
+            <w:r>
+              <w:t xml:space="preserve"> </w:t>
+            </w:r>
             <w:r>
               <w:rPr>
                 <w:rStyle w:val="VerbatimChar"/>
               </w:rPr>
-              <w:t xml:space="preserve">run_plasmode_dq_stress()</w:t>
-            </w:r>
-          </w:p>
-        </w:tc>
-        <w:tc>
-          <w:tcPr/>
-          <w:p>
-            <w:pPr>
-              <w:pStyle w:val="Compact"/>
-            </w:pPr>
-            <w:r>
-              <w:t xml:space="preserve">Synthetic Y only</w:t>
+              <w:t xml:space="preserve">select_candidate()</w:t>
+            </w:r>
+          </w:p>
+        </w:tc>
+        <w:tc>
+          <w:tcPr/>
+          <w:p>
+            <w:pPr>
+              <w:pStyle w:val="Compact"/>
+            </w:pPr>
+            <w:r>
+              <w:t xml:space="preserve">Simulated Y only</w:t>
             </w:r>
           </w:p>
         </w:tc>
@@ -9642,7 +10243,7 @@
               <w:pStyle w:val="Compact"/>
             </w:pPr>
             <w:r>
-              <w:t xml:space="preserve">Negative controls across cohort restrictions</w:t>
+              <w:t xml:space="preserve">DQ stress-test results</w:t>
             </w:r>
           </w:p>
         </w:tc>
@@ -9656,7 +10257,45 @@
               <w:rPr>
                 <w:rStyle w:val="VerbatimChar"/>
               </w:rPr>
-              <w:t xml:space="preserve">run_negative_control_ladder()</w:t>
+              <w:t xml:space="preserve">stress_test()</w:t>
+            </w:r>
+          </w:p>
+        </w:tc>
+        <w:tc>
+          <w:tcPr/>
+          <w:p>
+            <w:pPr>
+              <w:pStyle w:val="Compact"/>
+            </w:pPr>
+            <w:r>
+              <w:t xml:space="preserve">Simulated Y only</w:t>
+            </w:r>
+          </w:p>
+        </w:tc>
+      </w:tr>
+      <w:tr>
+        <w:tc>
+          <w:tcPr/>
+          <w:p>
+            <w:pPr>
+              <w:pStyle w:val="Compact"/>
+            </w:pPr>
+            <w:r>
+              <w:t xml:space="preserve">Negative controls across cohort restrictions</w:t>
+            </w:r>
+          </w:p>
+        </w:tc>
+        <w:tc>
+          <w:tcPr/>
+          <w:p>
+            <w:pPr>
+              <w:pStyle w:val="Compact"/>
+            </w:pPr>
+            <w:r>
+              <w:rPr>
+                <w:rStyle w:val="VerbatimChar"/>
+              </w:rPr>
+              <w:t xml:space="preserve">negative_control_ladder()</w:t>
             </w:r>
           </w:p>
         </w:tc>
@@ -9732,13 +10371,7 @@
               <w:rPr>
                 <w:rStyle w:val="VerbatimChar"/>
               </w:rPr>
-              <w:t xml:space="preserve">design_report()</w:t>
-            </w:r>
-            <w:r>
-              <w:t xml:space="preserve"> </w:t>
-            </w:r>
-            <w:r>
-              <w:t xml:space="preserve">+ lock design log</w:t>
+              <w:t xml:space="preserve">export_design_log()</w:t>
             </w:r>
           </w:p>
         </w:tc>
@@ -9760,7 +10393,7 @@
         <w:pStyle w:val="BodyText"/>
       </w:pPr>
       <w:r>
-        <w:t xml:space="preserve">The dossier is the artefact the reviewer reads. Comparative</w:t>
+        <w:t xml:space="preserve">The dossier is the document the reviewer reads. Comparative</w:t>
       </w:r>
       <w:r>
         <w:t xml:space="preserve"> </w:t>
@@ -10229,7 +10862,7 @@
         <w:t xml:space="preserve"> </w:t>
       </w:r>
       <w:r>
-        <w:t xml:space="preserve">rather than living in a diagnostic file nobody reopens. The default</w:t>
+        <w:t xml:space="preserve">instead of living in a diagnostic file nobody reopens. The default</w:t>
       </w:r>
       <w:r>
         <w:t xml:space="preserve"> </w:t>
@@ -11143,7 +11776,7 @@
         <w:t xml:space="preserve"> </w:t>
       </w:r>
       <w:r>
-        <w:t xml:space="preserve">from the fitted propensity, and generates synthetic outcomes from a</w:t>
+        <w:t xml:space="preserve">from the fitted propensity, and generates simulated outcomes from a</w:t>
       </w:r>
       <w:r>
         <w:t xml:space="preserve"> </w:t>
@@ -11239,13 +11872,13 @@
         <w:t xml:space="preserve">by construction, and the design report states which rule was declared.</w:t>
       </w:r>
     </w:p>
-    <w:bookmarkStart w:id="46" w:name="generate-treatment-not-sample-treatment"/>
+    <w:bookmarkStart w:id="46" w:name="Xb5abb2ce99c0ab64704be24c6e0799c8eb84a5c"/>
     <w:p>
       <w:pPr>
         <w:pStyle w:val="Heading3"/>
       </w:pPr>
       <w:r>
-        <w:t xml:space="preserve">6.4.1 Generate-treatment, not sample-treatment</w:t>
+        <w:t xml:space="preserve">6.4.1 Generate-treatment versus sample-treatment</w:t>
       </w:r>
     </w:p>
     <w:p>
@@ -11253,7 +11886,7 @@
         <w:pStyle w:val="FirstParagraph"/>
       </w:pPr>
       <w:r>
-        <w:t xml:space="preserve">One design choice in this simulation deserves emphasis because the</w:t>
+        <w:t xml:space="preserve">One design choice in this simulation needs stating, because the</w:t>
       </w:r>
       <w:r>
         <w:t xml:space="preserve"> </w:t>
@@ -11374,7 +12007,7 @@
         <w:t xml:space="preserve"> </w:t>
       </w:r>
       <w:r>
-        <w:t xml:space="preserve">fitted propensity, and synthetic outcomes follow. The sample-treatment</w:t>
+        <w:t xml:space="preserve">fitted propensity, and simulated outcomes follow. The sample-treatment</w:t>
       </w:r>
       <w:r>
         <w:t xml:space="preserve"> </w:t>
@@ -12049,7 +12682,7 @@
         <w:t xml:space="preserve"> </w:t>
       </w:r>
       <w:r>
-        <w:t xml:space="preserve">locked synthetic outcome model conditional on the empirical</w:t>
+        <w:t xml:space="preserve">locked simulated outcome model conditional on the empirical</w:t>
       </w:r>
       <w:r>
         <w:t xml:space="preserve"> </w:t>
@@ -12180,7 +12813,7 @@
         <w:t xml:space="preserve"> </w:t>
       </w:r>
       <w:r>
-        <w:t xml:space="preserve">guarantee that estimator rankings under synthetic outcomes will</w:t>
+        <w:t xml:space="preserve">guarantee that estimator rankings under simulated outcomes will</w:t>
       </w:r>
       <w:r>
         <w:t xml:space="preserve"> </w:t>
@@ -12339,7 +12972,7 @@
               <w:pStyle w:val="ImageCaption"/>
             </w:pPr>
             <w:r>
-              <w:t xml:space="preserve">Table 3: Mapping data-quality concerns to plasmode-parameter inputs of run_plasmode_dq_stress().</w:t>
+              <w:t xml:space="preserve">Table 3: Mapping data-quality concerns to plasmode-parameter inputs of stress_test().</w:t>
             </w:r>
           </w:p>
           <w:tbl>
@@ -12801,7 +13434,7 @@
         <w:rPr>
           <w:rStyle w:val="VerbatimChar"/>
         </w:rPr>
-        <w:t xml:space="preserve">select_tmle_candidate(rule = "min_rmse")</w:t>
+        <w:t xml:space="preserve">select_candidate(rule = "min_rmse")</w:t>
       </w:r>
       <w:r>
         <w:t xml:space="preserve">) chooses on RMSE in a</w:t>
@@ -12849,23 +13482,7 @@
         <w:t xml:space="preserve"> </w:t>
       </w:r>
       <w:r>
-        <w:t xml:space="preserve">those that achieve nominal</w:t>
-      </w:r>
-      <w:r>
-        <w:t xml:space="preserve"> </w:t>
-      </w:r>
-      <w:r>
-        <w:rPr>
-          <w:b/>
-          <w:bCs/>
-        </w:rPr>
-        <w:t xml:space="preserve">oracle coverage</w:t>
-      </w:r>
-      <w:r>
-        <w:t xml:space="preserve"> </w:t>
-      </w:r>
-      <w:r>
-        <w:t xml:space="preserve">(a CI built from the</w:t>
+        <w:t xml:space="preserve">those that achieve nominal oracle coverage (a CI built from the</w:t>
       </w:r>
       <w:r>
         <w:t xml:space="preserve"> </w:t>
@@ -13323,13 +13940,7 @@
         <w:t xml:space="preserve"> </w:t>
       </w:r>
       <w:r>
-        <w:t xml:space="preserve">probe. The reader should treat the table as a guide to</w:t>
-      </w:r>
-      <w:r>
-        <w:t xml:space="preserve"> </w:t>
-      </w:r>
-      <w:r>
-        <w:t xml:space="preserve">interpreting</w:t>
+        <w:t xml:space="preserve">probe. The table is a guide to interpreting</w:t>
       </w:r>
       <w:r>
         <w:t xml:space="preserve"> </w:t>
@@ -13338,25 +13949,19 @@
         <w:rPr>
           <w:rStyle w:val="VerbatimChar"/>
         </w:rPr>
-        <w:t xml:space="preserve">run_plasmode_dq_stress()</w:t>
-      </w:r>
-      <w:r>
-        <w:t xml:space="preserve"> </w:t>
-      </w:r>
-      <w:r>
-        <w:t xml:space="preserve">output rather than as a</w:t>
-      </w:r>
-      <w:r>
-        <w:t xml:space="preserve"> </w:t>
-      </w:r>
-      <w:r>
-        <w:t xml:space="preserve">claim that the five scenarios constitute a complete</w:t>
-      </w:r>
-      <w:r>
-        <w:t xml:space="preserve"> </w:t>
-      </w:r>
-      <w:r>
-        <w:t xml:space="preserve">threat taxonomy.</w:t>
+        <w:t xml:space="preserve">stress_test()</w:t>
+      </w:r>
+      <w:r>
+        <w:t xml:space="preserve"> </w:t>
+      </w:r>
+      <w:r>
+        <w:t xml:space="preserve">output; the five scenarios do not constitute a complete threat</w:t>
+      </w:r>
+      <w:r>
+        <w:t xml:space="preserve"> </w:t>
+      </w:r>
+      <w:r>
+        <w:t xml:space="preserve">taxonomy.</w:t>
       </w:r>
     </w:p>
     <w:tbl>
@@ -14000,7 +14605,7 @@
         <w:rPr>
           <w:rStyle w:val="VerbatimChar"/>
         </w:rPr>
-        <w:t xml:space="preserve">run_plasmode_dq_stress()</w:t>
+        <w:t xml:space="preserve">stress_test()</w:t>
       </w:r>
       <w:r>
         <w:t xml:space="preserve"> </w:t>
@@ -14080,7 +14685,7 @@
         <w:t xml:space="preserve"> </w:t>
       </w:r>
       <w:r>
-        <w:t xml:space="preserve">activities anchored in the validation literature</w:t>
+        <w:t xml:space="preserve">activities, anchored in the validation literature</w:t>
       </w:r>
       <w:r>
         <w:t xml:space="preserve"> </w:t>
@@ -14092,13 +14697,13 @@
         <w:t xml:space="preserve"> </w:t>
       </w:r>
       <w:r>
-        <w:t xml:space="preserve">rather than</w:t>
-      </w:r>
-      <w:r>
-        <w:t xml:space="preserve"> </w:t>
-      </w:r>
-      <w:r>
-        <w:t xml:space="preserve">in the simulation engine.</w:t>
+        <w:t xml:space="preserve">and outside</w:t>
+      </w:r>
+      <w:r>
+        <w:t xml:space="preserve"> </w:t>
+      </w:r>
+      <w:r>
+        <w:t xml:space="preserve">the simulation engine.</w:t>
       </w:r>
     </w:p>
     <w:bookmarkEnd w:id="57"/>
@@ -14863,25 +15468,102 @@
         <w:t xml:space="preserve"> </w:t>
       </w:r>
       <w:r>
-        <w:t xml:space="preserve">The package ships heuristic defaults for these thresholds</w:t>
-      </w:r>
-      <w:r>
-        <w:t xml:space="preserve"> </w:t>
-      </w:r>
-      <w:r>
-        <w:t xml:space="preserve">(</w:t>
+        <w:t xml:space="preserve">The thresholds are declared on the lock as</w:t>
+      </w:r>
+      <w:r>
+        <w:t xml:space="preserve"> </w:t>
       </w:r>
       <w:r>
         <w:rPr>
           <w:rStyle w:val="VerbatimChar"/>
         </w:rPr>
-        <w:t xml:space="preserve">max_abs_bias = 0.01</w:t>
-      </w:r>
-      <w:r>
-        <w:t xml:space="preserve"> </w:t>
-      </w:r>
-      <w:r>
-        <w:t xml:space="preserve">on the risk-difference scale,</w:t>
+        <w:t xml:space="preserve">dq_thresholds</w:t>
+      </w:r>
+      <w:r>
+        <w:t xml:space="preserve">: a</w:t>
+      </w:r>
+      <w:r>
+        <w:t xml:space="preserve"> </w:t>
+      </w:r>
+      <w:r>
+        <w:t xml:space="preserve">maximum absolute bias on the risk-difference scale, a minimum</w:t>
+      </w:r>
+      <w:r>
+        <w:t xml:space="preserve"> </w:t>
+      </w:r>
+      <w:r>
+        <w:t xml:space="preserve">coverage, and a maximum RMSE ratio relative to the candidate’s own</w:t>
+      </w:r>
+      <w:r>
+        <w:t xml:space="preserve"> </w:t>
+      </w:r>
+      <w:r>
+        <w:t xml:space="preserve">clean-data baseline, with optional FLAG levels for the last two. The</w:t>
+      </w:r>
+      <w:r>
+        <w:t xml:space="preserve"> </w:t>
+      </w:r>
+      <w:r>
+        <w:t xml:space="preserve">package ships no default, because the values belong to the study:</w:t>
+      </w:r>
+      <w:r>
+        <w:t xml:space="preserve"> </w:t>
+      </w:r>
+      <w:r>
+        <w:t xml:space="preserve">analysts should set them from the estimand magnitude, the</w:t>
+      </w:r>
+      <w:r>
+        <w:t xml:space="preserve"> </w:t>
+      </w:r>
+      <w:r>
+        <w:t xml:space="preserve">prespecified Type I error budget, and the operating characteristics</w:t>
+      </w:r>
+      <w:r>
+        <w:t xml:space="preserve"> </w:t>
+      </w:r>
+      <w:r>
+        <w:t xml:space="preserve">required by the receiver of the evidence, before the analysis lock is</w:t>
+      </w:r>
+      <w:r>
+        <w:t xml:space="preserve"> </w:t>
+      </w:r>
+      <w:r>
+        <w:t xml:space="preserve">signed. The simulation of</w:t>
+      </w:r>
+      <w:r>
+        <w:t xml:space="preserve"> </w:t>
+      </w:r>
+      <w:hyperlink w:anchor="sec-simulation">
+        <w:r>
+          <w:rPr>
+            <w:rStyle w:val="Hyperlink"/>
+          </w:rPr>
+          <w:t xml:space="preserve">Section 10</w:t>
+        </w:r>
+      </w:hyperlink>
+      <w:r>
+        <w:t xml:space="preserve"> </w:t>
+      </w:r>
+      <w:r>
+        <w:t xml:space="preserve">declares a bias bound of</w:t>
+      </w:r>
+      <w:r>
+        <w:t xml:space="preserve"> </w:t>
+      </w:r>
+      <w:r>
+        <w:t xml:space="preserve">0.02 and the case study one of 0.01, both with a coverage floor of</w:t>
+      </w:r>
+      <w:r>
+        <w:t xml:space="preserve"> </w:t>
+      </w:r>
+      <w:r>
+        <w:t xml:space="preserve">0.90. The lock fingerprints the declared values, and the verdict and</w:t>
+      </w:r>
+      <w:r>
+        <w:t xml:space="preserve"> </w:t>
+      </w:r>
+      <w:r>
+        <w:t xml:space="preserve">tipping points that</w:t>
       </w:r>
       <w:r>
         <w:t xml:space="preserve"> </w:t>
@@ -14890,63 +15572,25 @@
         <w:rPr>
           <w:rStyle w:val="VerbatimChar"/>
         </w:rPr>
-        <w:t xml:space="preserve">min_coverage = 0.90</w:t>
-      </w:r>
-      <w:r>
-        <w:t xml:space="preserve">, an SE-to-empirical-SD window of (0.8, 1.2), and an ESS</w:t>
-      </w:r>
-      <w:r>
-        <w:t xml:space="preserve"> </w:t>
-      </w:r>
-      <w:r>
-        <w:t xml:space="preserve">floor at 30% of</w:t>
-      </w:r>
-      <w:r>
-        <w:t xml:space="preserve"> </w:t>
-      </w:r>
-      <m:oMath>
-        <m:r>
-          <m:t>n</m:t>
-        </m:r>
-      </m:oMath>
-      <w:r>
-        <w:t xml:space="preserve">). These are conventional rules of thumb rather</w:t>
-      </w:r>
-      <w:r>
-        <w:t xml:space="preserve"> </w:t>
-      </w:r>
-      <w:r>
-        <w:t xml:space="preserve">than values derived from a regulatory specification; analysts</w:t>
-      </w:r>
-      <w:r>
-        <w:t xml:space="preserve"> </w:t>
-      </w:r>
-      <w:r>
-        <w:t xml:space="preserve">should set them from the study context (the estimand magnitude,</w:t>
-      </w:r>
-      <w:r>
-        <w:t xml:space="preserve"> </w:t>
-      </w:r>
-      <w:r>
-        <w:t xml:space="preserve">the prespecified Type I error budget, and the operating</w:t>
-      </w:r>
-      <w:r>
-        <w:t xml:space="preserve"> </w:t>
-      </w:r>
-      <w:r>
-        <w:t xml:space="preserve">characteristics required by the receiver of the evidence) before</w:t>
-      </w:r>
-      <w:r>
-        <w:t xml:space="preserve"> </w:t>
-      </w:r>
-      <w:r>
-        <w:t xml:space="preserve">the analysis lock is signed. The package records the values in</w:t>
-      </w:r>
-      <w:r>
-        <w:t xml:space="preserve"> </w:t>
-      </w:r>
-      <w:r>
-        <w:t xml:space="preserve">use as part of the lock fingerprint.</w:t>
+        <w:t xml:space="preserve">stress_test()</w:t>
+      </w:r>
+      <w:r>
+        <w:t xml:space="preserve"> </w:t>
+      </w:r>
+      <w:r>
+        <w:t xml:space="preserve">reports are pure functions of</w:t>
+      </w:r>
+      <w:r>
+        <w:t xml:space="preserve"> </w:t>
+      </w:r>
+      <w:r>
+        <w:t xml:space="preserve">those values, the declared threat grid, and the computed metrics, so</w:t>
+      </w:r>
+      <w:r>
+        <w:t xml:space="preserve"> </w:t>
+      </w:r>
+      <w:r>
+        <w:t xml:space="preserve">there is no reading-time judgment for the realised effect to steer.</w:t>
       </w:r>
     </w:p>
     <w:p>
@@ -15069,7 +15713,7 @@
         <w:rPr>
           <w:rStyle w:val="VerbatimChar"/>
         </w:rPr>
-        <w:t xml:space="preserve">select_tmle_candidate()</w:t>
+        <w:t xml:space="preserve">select_candidate()</w:t>
       </w:r>
       <w:r>
         <w:t xml:space="preserve"> </w:t>
@@ -15146,31 +15790,52 @@
         <w:t xml:space="preserve"> </w:t>
       </w:r>
       <w:r>
-        <w:t xml:space="preserve">under which this rule changes the locked estimator. Third, because the DQ output is recorded</w:t>
-      </w:r>
-      <w:r>
-        <w:t xml:space="preserve"> </w:t>
-      </w:r>
-      <w:r>
-        <w:t xml:space="preserve">in the same audit log as the baseline plasmode, a reviewer can</w:t>
-      </w:r>
-      <w:r>
-        <w:t xml:space="preserve"> </w:t>
-      </w:r>
-      <w:r>
-        <w:t xml:space="preserve">read the audit trail, see the externally derived ranges that went</w:t>
-      </w:r>
-      <w:r>
-        <w:t xml:space="preserve"> </w:t>
-      </w:r>
-      <w:r>
-        <w:t xml:space="preserve">in, see the prespecified thresholds that came out, and reproduce</w:t>
-      </w:r>
-      <w:r>
-        <w:t xml:space="preserve"> </w:t>
-      </w:r>
-      <w:r>
-        <w:t xml:space="preserve">the decision.</w:t>
+        <w:t xml:space="preserve">under which this rule changes the locked estimator. Third, because the</w:t>
+      </w:r>
+      <w:r>
+        <w:t xml:space="preserve"> </w:t>
+      </w:r>
+      <w:r>
+        <w:t xml:space="preserve">baseline plasmode and the stressed runs are one</w:t>
+      </w:r>
+      <w:r>
+        <w:t xml:space="preserve"> </w:t>
+      </w:r>
+      <w:r>
+        <w:rPr>
+          <w:rStyle w:val="VerbatimChar"/>
+        </w:rPr>
+        <w:t xml:space="preserve">stress_test()</w:t>
+      </w:r>
+      <w:r>
+        <w:t xml:space="preserve"> </w:t>
+      </w:r>
+      <w:r>
+        <w:t xml:space="preserve">object</w:t>
+      </w:r>
+      <w:r>
+        <w:t xml:space="preserve"> </w:t>
+      </w:r>
+      <w:r>
+        <w:t xml:space="preserve">that carries the locked thresholds and the declared grid, and the</w:t>
+      </w:r>
+      <w:r>
+        <w:t xml:space="preserve"> </w:t>
+      </w:r>
+      <w:r>
+        <w:t xml:space="preserve">design log records their declaration, a reviewer can see the</w:t>
+      </w:r>
+      <w:r>
+        <w:t xml:space="preserve"> </w:t>
+      </w:r>
+      <w:r>
+        <w:t xml:space="preserve">externally derived ranges that went in, the prespecified thresholds</w:t>
+      </w:r>
+      <w:r>
+        <w:t xml:space="preserve"> </w:t>
+      </w:r>
+      <w:r>
+        <w:t xml:space="preserve">that came out, and reproduce the decision.</w:t>
       </w:r>
     </w:p>
     <w:bookmarkEnd w:id="61"/>
@@ -15333,7 +15998,7 @@
         <w:t xml:space="preserve"> </w:t>
       </w:r>
       <w:r>
-        <w:t xml:space="preserve">threat, at a different stage, with a different artifact.</w:t>
+        <w:t xml:space="preserve">threat, at a different stage, with a different output.</w:t>
       </w:r>
     </w:p>
     <w:bookmarkEnd w:id="62"/>
@@ -15363,34 +16028,13 @@
         <w:pStyle w:val="FirstParagraph"/>
       </w:pPr>
       <w:r>
-        <w:t xml:space="preserve">The plasmode generator and DQ stress test use</w:t>
-      </w:r>
-      <w:r>
-        <w:t xml:space="preserve"> </w:t>
-      </w:r>
-      <w:r>
-        <w:rPr>
-          <w:b/>
-          <w:bCs/>
-        </w:rPr>
-        <w:t xml:space="preserve">all the data</w:t>
-      </w:r>
-      <w:r>
-        <w:rPr>
-          <w:b/>
-          <w:bCs/>
-        </w:rPr>
-        <w:t xml:space="preserve"> </w:t>
-      </w:r>
-      <w:r>
-        <w:rPr>
-          <w:b/>
-          <w:bCs/>
-        </w:rPr>
-        <w:t xml:space="preserve">except the outcome</w:t>
-      </w:r>
-      <w:r>
-        <w:t xml:space="preserve">: real baseline covariates</w:t>
+        <w:t xml:space="preserve">The plasmode generator and DQ stress test use all the data except</w:t>
+      </w:r>
+      <w:r>
+        <w:t xml:space="preserve"> </w:t>
+      </w:r>
+      <w:r>
+        <w:t xml:space="preserve">the outcome: real baseline covariates</w:t>
       </w:r>
       <w:r>
         <w:t xml:space="preserve"> </w:t>
@@ -15680,19 +16324,13 @@
         <w:pStyle w:val="FirstParagraph"/>
       </w:pPr>
       <w:r>
-        <w:t xml:space="preserve">The screen is a heuristic, not a guarantee, and it is worth stating its</w:t>
-      </w:r>
-      <w:r>
-        <w:t xml:space="preserve"> </w:t>
-      </w:r>
-      <w:r>
-        <w:t xml:space="preserve">epistemic status precisely. Passing the DQ stress test establishes only</w:t>
-      </w:r>
-      <w:r>
-        <w:t xml:space="preserve"> </w:t>
-      </w:r>
-      <w:r>
-        <w:t xml:space="preserve">that,</w:t>
+        <w:t xml:space="preserve">The screen is a heuristic, not a guarantee. Passing the DQ stress test</w:t>
+      </w:r>
+      <w:r>
+        <w:t xml:space="preserve"> </w:t>
+      </w:r>
+      <w:r>
+        <w:t xml:space="preserve">establishes only that,</w:t>
       </w:r>
       <w:r>
         <w:t xml:space="preserve"> </w:t>
@@ -15702,7 +16340,7 @@
           <w:i/>
           <w:iCs/>
         </w:rPr>
-        <w:t xml:space="preserve">under the analyst’s synthetic-outcome model and over the</w:t>
+        <w:t xml:space="preserve">under the analyst’s simulated-outcome model and</w:t>
       </w:r>
       <w:r>
         <w:rPr>
@@ -15716,6 +16354,20 @@
           <w:i/>
           <w:iCs/>
         </w:rPr>
+        <w:t xml:space="preserve">over the</w:t>
+      </w:r>
+      <w:r>
+        <w:rPr>
+          <w:i/>
+          <w:iCs/>
+        </w:rPr>
+        <w:t xml:space="preserve"> </w:t>
+      </w:r>
+      <w:r>
+        <w:rPr>
+          <w:i/>
+          <w:iCs/>
+        </w:rPr>
         <w:t xml:space="preserve">prespecified range of each threat</w:t>
       </w:r>
       <w:r>
@@ -15743,7 +16395,7 @@
         <w:t xml:space="preserve"> </w:t>
       </w:r>
       <w:r>
-        <w:t xml:space="preserve">synthetic one did. Three caveats follow directly. First, the screen can</w:t>
+        <w:t xml:space="preserve">simulated one did. Three caveats follow directly. First, the screen can</w:t>
       </w:r>
       <w:r>
         <w:t xml:space="preserve"> </w:t>
@@ -15773,7 +16425,7 @@
         <w:t xml:space="preserve"> </w:t>
       </w:r>
       <w:r>
-        <w:t xml:space="preserve">conclusions are conditional on the synthetic-outcome model; if that model</w:t>
+        <w:t xml:space="preserve">conclusions are conditional on the simulated-outcome model; if that model</w:t>
       </w:r>
       <w:r>
         <w:t xml:space="preserve"> </w:t>
@@ -15820,7 +16472,7 @@
         <w:t xml:space="preserve"> </w:t>
       </w:r>
       <w:r>
-        <w:t xml:space="preserve">synthetic-outcome model with a SuperLearner library rather than a single</w:t>
+        <w:t xml:space="preserve">simulated-outcome model with a SuperLearner library rather than a single</w:t>
       </w:r>
       <w:r>
         <w:t xml:space="preserve"> </w:t>
@@ -15892,7 +16544,7 @@
         <w:rPr>
           <w:rStyle w:val="VerbatimChar"/>
         </w:rPr>
-        <w:t xml:space="preserve">run_plasmode_dq_stress()</w:t>
+        <w:t xml:space="preserve">stress_test()</w:t>
       </w:r>
     </w:p>
     <w:bookmarkStart w:id="66" w:name="a-worked-workflow"/>
@@ -16024,7 +16676,7 @@
         <w:rPr>
           <w:rStyle w:val="CommentTok"/>
         </w:rPr>
-        <w:t xml:space="preserve"># Stage 1a: lock the analytic specification, mask the outcome, and</w:t>
+        <w:t xml:space="preserve"># Stage 1a: lock the analytic specification with its decision rules,</w:t>
       </w:r>
       <w:r>
         <w:br/>
@@ -16033,7 +16685,7 @@
         <w:rPr>
           <w:rStyle w:val="CommentTok"/>
         </w:rPr>
-        <w:t xml:space="preserve"># declare the estimand ladder. The estimand here is the marginal risk</w:t>
+        <w:t xml:space="preserve"># register the negative controls, and declare the estimand ladder. The</w:t>
       </w:r>
       <w:r>
         <w:br/>
@@ -16042,13 +16694,31 @@
         <w:rPr>
           <w:rStyle w:val="CommentTok"/>
         </w:rPr>
-        <w:t xml:space="preserve"># difference for the primary event by 24 months.</w:t>
+        <w:t xml:space="preserve"># estimand here is the marginal risk difference for the primary event</w:t>
       </w:r>
       <w:r>
         <w:br/>
       </w:r>
       <w:r>
         <w:rPr>
+          <w:rStyle w:val="CommentTok"/>
+        </w:rPr>
+        <w:t xml:space="preserve"># by 24 months. The primary outcome moves into a separate store at</w:t>
+      </w:r>
+      <w:r>
+        <w:br/>
+      </w:r>
+      <w:r>
+        <w:rPr>
+          <w:rStyle w:val="CommentTok"/>
+        </w:rPr>
+        <w:t xml:space="preserve"># creation; enforce = TRUE makes estimation wait for a named approval.</w:t>
+      </w:r>
+      <w:r>
+        <w:br/>
+      </w:r>
+      <w:r>
+        <w:rPr>
           <w:rStyle w:val="NormalTok"/>
         </w:rPr>
         <w:t xml:space="preserve">lock </w:t>
@@ -16372,7 +17042,7 @@
         <w:rPr>
           <w:rStyle w:val="AttributeTok"/>
         </w:rPr>
-        <w:t xml:space="preserve">mask        =</w:t>
+        <w:t xml:space="preserve">dq_thresholds =</w:t>
       </w:r>
       <w:r>
         <w:rPr>
@@ -16382,6 +17052,177 @@
       </w:r>
       <w:r>
         <w:rPr>
+          <w:rStyle w:val="FunctionTok"/>
+        </w:rPr>
+        <w:t xml:space="preserve">list</w:t>
+      </w:r>
+      <w:r>
+        <w:rPr>
+          <w:rStyle w:val="NormalTok"/>
+        </w:rPr>
+        <w:t xml:space="preserve">(</w:t>
+      </w:r>
+      <w:r>
+        <w:rPr>
+          <w:rStyle w:val="AttributeTok"/>
+        </w:rPr>
+        <w:t xml:space="preserve">max_abs_bias =</w:t>
+      </w:r>
+      <w:r>
+        <w:rPr>
+          <w:rStyle w:val="NormalTok"/>
+        </w:rPr>
+        <w:t xml:space="preserve"> </w:t>
+      </w:r>
+      <w:r>
+        <w:rPr>
+          <w:rStyle w:val="FloatTok"/>
+        </w:rPr>
+        <w:t xml:space="preserve">0.01</w:t>
+      </w:r>
+      <w:r>
+        <w:rPr>
+          <w:rStyle w:val="NormalTok"/>
+        </w:rPr>
+        <w:t xml:space="preserve">, </w:t>
+      </w:r>
+      <w:r>
+        <w:rPr>
+          <w:rStyle w:val="AttributeTok"/>
+        </w:rPr>
+        <w:t xml:space="preserve">min_coverage =</w:t>
+      </w:r>
+      <w:r>
+        <w:rPr>
+          <w:rStyle w:val="NormalTok"/>
+        </w:rPr>
+        <w:t xml:space="preserve"> </w:t>
+      </w:r>
+      <w:r>
+        <w:rPr>
+          <w:rStyle w:val="FloatTok"/>
+        </w:rPr>
+        <w:t xml:space="preserve">0.90</w:t>
+      </w:r>
+      <w:r>
+        <w:rPr>
+          <w:rStyle w:val="NormalTok"/>
+        </w:rPr>
+        <w:t xml:space="preserve">,</w:t>
+      </w:r>
+      <w:r>
+        <w:br/>
+      </w:r>
+      <w:r>
+        <w:rPr>
+          <w:rStyle w:val="NormalTok"/>
+        </w:rPr>
+        <w:t xml:space="preserve">                       </w:t>
+      </w:r>
+      <w:r>
+        <w:rPr>
+          <w:rStyle w:val="AttributeTok"/>
+        </w:rPr>
+        <w:t xml:space="preserve">max_rmse_ratio =</w:t>
+      </w:r>
+      <w:r>
+        <w:rPr>
+          <w:rStyle w:val="NormalTok"/>
+        </w:rPr>
+        <w:t xml:space="preserve"> </w:t>
+      </w:r>
+      <w:r>
+        <w:rPr>
+          <w:rStyle w:val="FloatTok"/>
+        </w:rPr>
+        <w:t xml:space="preserve">1.5</w:t>
+      </w:r>
+      <w:r>
+        <w:rPr>
+          <w:rStyle w:val="NormalTok"/>
+        </w:rPr>
+        <w:t xml:space="preserve">),</w:t>
+      </w:r>
+      <w:r>
+        <w:br/>
+      </w:r>
+      <w:r>
+        <w:rPr>
+          <w:rStyle w:val="NormalTok"/>
+        </w:rPr>
+        <w:t xml:space="preserve">  </w:t>
+      </w:r>
+      <w:r>
+        <w:rPr>
+          <w:rStyle w:val="AttributeTok"/>
+        </w:rPr>
+        <w:t xml:space="preserve">nc_criteria =</w:t>
+      </w:r>
+      <w:r>
+        <w:rPr>
+          <w:rStyle w:val="NormalTok"/>
+        </w:rPr>
+        <w:t xml:space="preserve"> </w:t>
+      </w:r>
+      <w:r>
+        <w:rPr>
+          <w:rStyle w:val="FunctionTok"/>
+        </w:rPr>
+        <w:t xml:space="preserve">list</w:t>
+      </w:r>
+      <w:r>
+        <w:rPr>
+          <w:rStyle w:val="NormalTok"/>
+        </w:rPr>
+        <w:t xml:space="preserve">(</w:t>
+      </w:r>
+      <w:r>
+        <w:rPr>
+          <w:rStyle w:val="AttributeTok"/>
+        </w:rPr>
+        <w:t xml:space="preserve">null_band =</w:t>
+      </w:r>
+      <w:r>
+        <w:rPr>
+          <w:rStyle w:val="NormalTok"/>
+        </w:rPr>
+        <w:t xml:space="preserve"> </w:t>
+      </w:r>
+      <w:r>
+        <w:rPr>
+          <w:rStyle w:val="FloatTok"/>
+        </w:rPr>
+        <w:t xml:space="preserve">0.02</w:t>
+      </w:r>
+      <w:r>
+        <w:rPr>
+          <w:rStyle w:val="NormalTok"/>
+        </w:rPr>
+        <w:t xml:space="preserve">),</w:t>
+      </w:r>
+      <w:r>
+        <w:br/>
+      </w:r>
+      <w:r>
+        <w:rPr>
+          <w:rStyle w:val="NormalTok"/>
+        </w:rPr>
+        <w:t xml:space="preserve">  </w:t>
+      </w:r>
+      <w:r>
+        <w:rPr>
+          <w:rStyle w:val="AttributeTok"/>
+        </w:rPr>
+        <w:t xml:space="preserve">enforce     =</w:t>
+      </w:r>
+      <w:r>
+        <w:rPr>
+          <w:rStyle w:val="NormalTok"/>
+        </w:rPr>
+        <w:t xml:space="preserve"> </w:t>
+      </w:r>
+      <w:r>
+        <w:rPr>
           <w:rStyle w:val="ConstantTok"/>
         </w:rPr>
         <w:t xml:space="preserve">TRUE</w:t>
@@ -16453,6 +17294,96 @@
         <w:rPr>
           <w:rStyle w:val="FunctionTok"/>
         </w:rPr>
+        <w:t xml:space="preserve">declare_negative_controls</w:t>
+      </w:r>
+      <w:r>
+        <w:rPr>
+          <w:rStyle w:val="NormalTok"/>
+        </w:rPr>
+        <w:t xml:space="preserve">(lock, </w:t>
+      </w:r>
+      <w:r>
+        <w:rPr>
+          <w:rStyle w:val="AttributeTok"/>
+        </w:rPr>
+        <w:t xml:space="preserve">variables =</w:t>
+      </w:r>
+      <w:r>
+        <w:rPr>
+          <w:rStyle w:val="NormalTok"/>
+        </w:rPr>
+        <w:t xml:space="preserve"> </w:t>
+      </w:r>
+      <w:r>
+        <w:rPr>
+          <w:rStyle w:val="StringTok"/>
+        </w:rPr>
+        <w:t xml:space="preserve">"nc_outcome"</w:t>
+      </w:r>
+      <w:r>
+        <w:rPr>
+          <w:rStyle w:val="NormalTok"/>
+        </w:rPr>
+        <w:t xml:space="preserve">,</w:t>
+      </w:r>
+      <w:r>
+        <w:br/>
+      </w:r>
+      <w:r>
+        <w:rPr>
+          <w:rStyle w:val="NormalTok"/>
+        </w:rPr>
+        <w:t xml:space="preserve">                                  </w:t>
+      </w:r>
+      <w:r>
+        <w:rPr>
+          <w:rStyle w:val="AttributeTok"/>
+        </w:rPr>
+        <w:t xml:space="preserve">domains =</w:t>
+      </w:r>
+      <w:r>
+        <w:rPr>
+          <w:rStyle w:val="NormalTok"/>
+        </w:rPr>
+        <w:t xml:space="preserve"> </w:t>
+      </w:r>
+      <w:r>
+        <w:rPr>
+          <w:rStyle w:val="StringTok"/>
+        </w:rPr>
+        <w:t xml:space="preserve">"health_seeking_behavior"</w:t>
+      </w:r>
+      <w:r>
+        <w:rPr>
+          <w:rStyle w:val="NormalTok"/>
+        </w:rPr>
+        <w:t xml:space="preserve">)</w:t>
+      </w:r>
+      <w:r>
+        <w:br/>
+      </w:r>
+      <w:r>
+        <w:rPr>
+          <w:rStyle w:val="NormalTok"/>
+        </w:rPr>
+        <w:t xml:space="preserve">lock </w:t>
+      </w:r>
+      <w:r>
+        <w:rPr>
+          <w:rStyle w:val="OtherTok"/>
+        </w:rPr>
+        <w:t xml:space="preserve">&lt;-</w:t>
+      </w:r>
+      <w:r>
+        <w:rPr>
+          <w:rStyle w:val="NormalTok"/>
+        </w:rPr>
+        <w:t xml:space="preserve"> </w:t>
+      </w:r>
+      <w:r>
+        <w:rPr>
+          <w:rStyle w:val="FunctionTok"/>
+        </w:rPr>
         <w:t xml:space="preserve">declare_estimand_ladder</w:t>
       </w:r>
       <w:r>
@@ -16858,7 +17789,7 @@
         <w:rPr>
           <w:rStyle w:val="CommentTok"/>
         </w:rPr>
-        <w:t xml:space="preserve"># computation on the near-positivity-violation synthetic designs that</w:t>
+        <w:t xml:space="preserve"># computation on the near-positivity-violation simulated designs that</w:t>
       </w:r>
       <w:r>
         <w:br/>
@@ -16960,6 +17891,30 @@
         <w:rPr>
           <w:rStyle w:val="FunctionTok"/>
         </w:rPr>
+        <w:t xml:space="preserve">define_candidates</w:t>
+      </w:r>
+      <w:r>
+        <w:rPr>
+          <w:rStyle w:val="NormalTok"/>
+        </w:rPr>
+        <w:t xml:space="preserve">(</w:t>
+      </w:r>
+      <w:r>
+        <w:rPr>
+          <w:rStyle w:val="AttributeTok"/>
+        </w:rPr>
+        <w:t xml:space="preserve">grid =</w:t>
+      </w:r>
+      <w:r>
+        <w:rPr>
+          <w:rStyle w:val="NormalTok"/>
+        </w:rPr>
+        <w:t xml:space="preserve"> </w:t>
+      </w:r>
+      <w:r>
+        <w:rPr>
+          <w:rStyle w:val="FunctionTok"/>
+        </w:rPr>
         <w:t xml:space="preserve">list</w:t>
       </w:r>
       <w:r>
@@ -16979,9 +17934,21 @@
       </w:r>
       <w:r>
         <w:rPr>
+          <w:rStyle w:val="AttributeTok"/>
+        </w:rPr>
+        <w:t xml:space="preserve">truncations =</w:t>
+      </w:r>
+      <w:r>
+        <w:rPr>
+          <w:rStyle w:val="NormalTok"/>
+        </w:rPr>
+        <w:t xml:space="preserve"> </w:t>
+      </w:r>
+      <w:r>
+        <w:rPr>
           <w:rStyle w:val="FunctionTok"/>
         </w:rPr>
-        <w:t xml:space="preserve">tmle_candidate</w:t>
+        <w:t xml:space="preserve">c</w:t>
       </w:r>
       <w:r>
         <w:rPr>
@@ -16991,26 +17958,1013 @@
       </w:r>
       <w:r>
         <w:rPr>
+          <w:rStyle w:val="FloatTok"/>
+        </w:rPr>
+        <w:t xml:space="preserve">0.01</w:t>
+      </w:r>
+      <w:r>
+        <w:rPr>
+          <w:rStyle w:val="NormalTok"/>
+        </w:rPr>
+        <w:t xml:space="preserve">, </w:t>
+      </w:r>
+      <w:r>
+        <w:rPr>
+          <w:rStyle w:val="FloatTok"/>
+        </w:rPr>
+        <w:t xml:space="preserve">0.05</w:t>
+      </w:r>
+      <w:r>
+        <w:rPr>
+          <w:rStyle w:val="NormalTok"/>
+        </w:rPr>
+        <w:t xml:space="preserve">),</w:t>
+      </w:r>
+      <w:r>
+        <w:br/>
+      </w:r>
+      <w:r>
+        <w:rPr>
+          <w:rStyle w:val="NormalTok"/>
+        </w:rPr>
+        <w:t xml:space="preserve">  </w:t>
+      </w:r>
+      <w:r>
+        <w:rPr>
+          <w:rStyle w:val="AttributeTok"/>
+        </w:rPr>
+        <w:t xml:space="preserve">libraries   =</w:t>
+      </w:r>
+      <w:r>
+        <w:rPr>
+          <w:rStyle w:val="NormalTok"/>
+        </w:rPr>
+        <w:t xml:space="preserve"> </w:t>
+      </w:r>
+      <w:r>
+        <w:rPr>
+          <w:rStyle w:val="FunctionTok"/>
+        </w:rPr>
+        <w:t xml:space="preserve">list</w:t>
+      </w:r>
+      <w:r>
+        <w:rPr>
+          <w:rStyle w:val="NormalTok"/>
+        </w:rPr>
+        <w:t xml:space="preserve">(</w:t>
+      </w:r>
+      <w:r>
+        <w:rPr>
+          <w:rStyle w:val="AttributeTok"/>
+        </w:rPr>
+        <w:t xml:space="preserve">glm =</w:t>
+      </w:r>
+      <w:r>
+        <w:rPr>
+          <w:rStyle w:val="NormalTok"/>
+        </w:rPr>
+        <w:t xml:space="preserve"> </w:t>
+      </w:r>
+      <w:r>
+        <w:rPr>
           <w:rStyle w:val="StringTok"/>
         </w:rPr>
-        <w:t xml:space="preserve">"glm_t01"</w:t>
+        <w:t xml:space="preserve">"SL.glm"</w:t>
       </w:r>
       <w:r>
         <w:rPr>
           <w:rStyle w:val="NormalTok"/>
         </w:rPr>
+        <w:t xml:space="preserve">)))</w:t>
+      </w:r>
+      <w:r>
+        <w:br/>
+      </w:r>
+      <w:r>
+        <w:rPr>
+          <w:rStyle w:val="NormalTok"/>
+        </w:rPr>
+        <w:t xml:space="preserve">plas </w:t>
+      </w:r>
+      <w:r>
+        <w:rPr>
+          <w:rStyle w:val="OtherTok"/>
+        </w:rPr>
+        <w:t xml:space="preserve">&lt;-</w:t>
+      </w:r>
+      <w:r>
+        <w:rPr>
+          <w:rStyle w:val="NormalTok"/>
+        </w:rPr>
+        <w:t xml:space="preserve"> </w:t>
+      </w:r>
+      <w:r>
+        <w:rPr>
+          <w:rStyle w:val="FunctionTok"/>
+        </w:rPr>
+        <w:t xml:space="preserve">stress_test</w:t>
+      </w:r>
+      <w:r>
+        <w:rPr>
+          <w:rStyle w:val="NormalTok"/>
+        </w:rPr>
+        <w:t xml:space="preserve">(lock, candidates,</w:t>
+      </w:r>
+      <w:r>
+        <w:br/>
+      </w:r>
+      <w:r>
+        <w:rPr>
+          <w:rStyle w:val="NormalTok"/>
+        </w:rPr>
+        <w:t xml:space="preserve">                    </w:t>
+      </w:r>
+      <w:r>
+        <w:rPr>
+          <w:rStyle w:val="AttributeTok"/>
+        </w:rPr>
+        <w:t xml:space="preserve">effect_sizes =</w:t>
+      </w:r>
+      <w:r>
+        <w:rPr>
+          <w:rStyle w:val="NormalTok"/>
+        </w:rPr>
+        <w:t xml:space="preserve"> </w:t>
+      </w:r>
+      <w:r>
+        <w:rPr>
+          <w:rStyle w:val="FunctionTok"/>
+        </w:rPr>
+        <w:t xml:space="preserve">c</w:t>
+      </w:r>
+      <w:r>
+        <w:rPr>
+          <w:rStyle w:val="NormalTok"/>
+        </w:rPr>
+        <w:t xml:space="preserve">(</w:t>
+      </w:r>
+      <w:r>
+        <w:rPr>
+          <w:rStyle w:val="FloatTok"/>
+        </w:rPr>
+        <w:t xml:space="preserve">0.03</w:t>
+      </w:r>
+      <w:r>
+        <w:rPr>
+          <w:rStyle w:val="NormalTok"/>
+        </w:rPr>
         <w:t xml:space="preserve">, </w:t>
       </w:r>
       <w:r>
         <w:rPr>
+          <w:rStyle w:val="FloatTok"/>
+        </w:rPr>
+        <w:t xml:space="preserve">0.05</w:t>
+      </w:r>
+      <w:r>
+        <w:rPr>
+          <w:rStyle w:val="NormalTok"/>
+        </w:rPr>
+        <w:t xml:space="preserve">), </w:t>
+      </w:r>
+      <w:r>
+        <w:rPr>
+          <w:rStyle w:val="AttributeTok"/>
+        </w:rPr>
+        <w:t xml:space="preserve">reps =</w:t>
+      </w:r>
+      <w:r>
+        <w:rPr>
+          <w:rStyle w:val="NormalTok"/>
+        </w:rPr>
+        <w:t xml:space="preserve"> </w:t>
+      </w:r>
+      <w:r>
+        <w:rPr>
+          <w:rStyle w:val="DecValTok"/>
+        </w:rPr>
+        <w:t xml:space="preserve">200</w:t>
+      </w:r>
+      <w:r>
+        <w:rPr>
+          <w:rStyle w:val="NormalTok"/>
+        </w:rPr>
+        <w:t xml:space="preserve">)</w:t>
+      </w:r>
+      <w:r>
+        <w:br/>
+      </w:r>
+      <w:r>
+        <w:br/>
+      </w:r>
+      <w:r>
+        <w:rPr>
+          <w:rStyle w:val="CommentTok"/>
+        </w:rPr>
+        <w:t xml:space="preserve"># Stage 2c: the same loop under the prespecified threat grid. The</w:t>
+      </w:r>
+      <w:r>
+        <w:br/>
+      </w:r>
+      <w:r>
+        <w:rPr>
+          <w:rStyle w:val="CommentTok"/>
+        </w:rPr>
+        <w:t xml:space="preserve"># verdict and tipping points read the thresholds declared at Stage 1a.</w:t>
+      </w:r>
+      <w:r>
+        <w:br/>
+      </w:r>
+      <w:r>
+        <w:rPr>
+          <w:rStyle w:val="NormalTok"/>
+        </w:rPr>
+        <w:t xml:space="preserve">dq_results </w:t>
+      </w:r>
+      <w:r>
+        <w:rPr>
+          <w:rStyle w:val="OtherTok"/>
+        </w:rPr>
+        <w:t xml:space="preserve">&lt;-</w:t>
+      </w:r>
+      <w:r>
+        <w:rPr>
+          <w:rStyle w:val="NormalTok"/>
+        </w:rPr>
+        <w:t xml:space="preserve"> </w:t>
+      </w:r>
+      <w:r>
+        <w:rPr>
+          <w:rStyle w:val="FunctionTok"/>
+        </w:rPr>
+        <w:t xml:space="preserve">stress_test</w:t>
+      </w:r>
+      <w:r>
+        <w:rPr>
+          <w:rStyle w:val="NormalTok"/>
+        </w:rPr>
+        <w:t xml:space="preserve">(lock, candidates,</w:t>
+      </w:r>
+      <w:r>
+        <w:br/>
+      </w:r>
+      <w:r>
+        <w:rPr>
+          <w:rStyle w:val="NormalTok"/>
+        </w:rPr>
+        <w:t xml:space="preserve">  </w:t>
+      </w:r>
+      <w:r>
+        <w:rPr>
+          <w:rStyle w:val="AttributeTok"/>
+        </w:rPr>
+        <w:t xml:space="preserve">threats =</w:t>
+      </w:r>
+      <w:r>
+        <w:rPr>
+          <w:rStyle w:val="NormalTok"/>
+        </w:rPr>
+        <w:t xml:space="preserve"> </w:t>
+      </w:r>
+      <w:r>
+        <w:rPr>
+          <w:rStyle w:val="FunctionTok"/>
+        </w:rPr>
+        <w:t xml:space="preserve">list</w:t>
+      </w:r>
+      <w:r>
+        <w:rPr>
+          <w:rStyle w:val="NormalTok"/>
+        </w:rPr>
+        <w:t xml:space="preserve">(</w:t>
+      </w:r>
+      <w:r>
+        <w:br/>
+      </w:r>
+      <w:r>
+        <w:rPr>
+          <w:rStyle w:val="NormalTok"/>
+        </w:rPr>
+        <w:t xml:space="preserve">    </w:t>
+      </w:r>
+      <w:r>
+        <w:rPr>
+          <w:rStyle w:val="AttributeTok"/>
+        </w:rPr>
+        <w:t xml:space="preserve">covariate_missingness =</w:t>
+      </w:r>
+      <w:r>
+        <w:rPr>
+          <w:rStyle w:val="NormalTok"/>
+        </w:rPr>
+        <w:t xml:space="preserve"> </w:t>
+      </w:r>
+      <w:r>
+        <w:rPr>
+          <w:rStyle w:val="FunctionTok"/>
+        </w:rPr>
+        <w:t xml:space="preserve">list</w:t>
+      </w:r>
+      <w:r>
+        <w:rPr>
+          <w:rStyle w:val="NormalTok"/>
+        </w:rPr>
+        <w:t xml:space="preserve">(</w:t>
+      </w:r>
+      <w:r>
+        <w:rPr>
+          <w:rStyle w:val="AttributeTok"/>
+        </w:rPr>
+        <w:t xml:space="preserve">fractions =</w:t>
+      </w:r>
+      <w:r>
+        <w:rPr>
+          <w:rStyle w:val="NormalTok"/>
+        </w:rPr>
+        <w:t xml:space="preserve"> </w:t>
+      </w:r>
+      <w:r>
+        <w:rPr>
+          <w:rStyle w:val="FunctionTok"/>
+        </w:rPr>
+        <w:t xml:space="preserve">c</w:t>
+      </w:r>
+      <w:r>
+        <w:rPr>
+          <w:rStyle w:val="NormalTok"/>
+        </w:rPr>
+        <w:t xml:space="preserve">(</w:t>
+      </w:r>
+      <w:r>
+        <w:rPr>
+          <w:rStyle w:val="FloatTok"/>
+        </w:rPr>
+        <w:t xml:space="preserve">0.05</w:t>
+      </w:r>
+      <w:r>
+        <w:rPr>
+          <w:rStyle w:val="NormalTok"/>
+        </w:rPr>
+        <w:t xml:space="preserve">, </w:t>
+      </w:r>
+      <w:r>
+        <w:rPr>
+          <w:rStyle w:val="FloatTok"/>
+        </w:rPr>
+        <w:t xml:space="preserve">0.10</w:t>
+      </w:r>
+      <w:r>
+        <w:rPr>
+          <w:rStyle w:val="NormalTok"/>
+        </w:rPr>
+        <w:t xml:space="preserve">, </w:t>
+      </w:r>
+      <w:r>
+        <w:rPr>
+          <w:rStyle w:val="FloatTok"/>
+        </w:rPr>
+        <w:t xml:space="preserve">0.20</w:t>
+      </w:r>
+      <w:r>
+        <w:rPr>
+          <w:rStyle w:val="NormalTok"/>
+        </w:rPr>
+        <w:t xml:space="preserve">)),</w:t>
+      </w:r>
+      <w:r>
+        <w:br/>
+      </w:r>
+      <w:r>
+        <w:rPr>
+          <w:rStyle w:val="NormalTok"/>
+        </w:rPr>
+        <w:t xml:space="preserve">    </w:t>
+      </w:r>
+      <w:r>
+        <w:rPr>
+          <w:rStyle w:val="AttributeTok"/>
+        </w:rPr>
+        <w:t xml:space="preserve">treatment_misclass    =</w:t>
+      </w:r>
+      <w:r>
+        <w:rPr>
+          <w:rStyle w:val="NormalTok"/>
+        </w:rPr>
+        <w:t xml:space="preserve"> </w:t>
+      </w:r>
+      <w:r>
+        <w:rPr>
+          <w:rStyle w:val="FunctionTok"/>
+        </w:rPr>
+        <w:t xml:space="preserve">list</w:t>
+      </w:r>
+      <w:r>
+        <w:rPr>
+          <w:rStyle w:val="NormalTok"/>
+        </w:rPr>
+        <w:t xml:space="preserve">(</w:t>
+      </w:r>
+      <w:r>
+        <w:rPr>
+          <w:rStyle w:val="AttributeTok"/>
+        </w:rPr>
+        <w:t xml:space="preserve">sensitivity =</w:t>
+      </w:r>
+      <w:r>
+        <w:rPr>
+          <w:rStyle w:val="NormalTok"/>
+        </w:rPr>
+        <w:t xml:space="preserve"> </w:t>
+      </w:r>
+      <w:r>
+        <w:rPr>
+          <w:rStyle w:val="FunctionTok"/>
+        </w:rPr>
+        <w:t xml:space="preserve">c</w:t>
+      </w:r>
+      <w:r>
+        <w:rPr>
+          <w:rStyle w:val="NormalTok"/>
+        </w:rPr>
+        <w:t xml:space="preserve">(</w:t>
+      </w:r>
+      <w:r>
+        <w:rPr>
+          <w:rStyle w:val="FloatTok"/>
+        </w:rPr>
+        <w:t xml:space="preserve">0.95</w:t>
+      </w:r>
+      <w:r>
+        <w:rPr>
+          <w:rStyle w:val="NormalTok"/>
+        </w:rPr>
+        <w:t xml:space="preserve">, </w:t>
+      </w:r>
+      <w:r>
+        <w:rPr>
+          <w:rStyle w:val="FloatTok"/>
+        </w:rPr>
+        <w:t xml:space="preserve">0.90</w:t>
+      </w:r>
+      <w:r>
+        <w:rPr>
+          <w:rStyle w:val="NormalTok"/>
+        </w:rPr>
+        <w:t xml:space="preserve">),</w:t>
+      </w:r>
+      <w:r>
+        <w:br/>
+      </w:r>
+      <w:r>
+        <w:rPr>
+          <w:rStyle w:val="NormalTok"/>
+        </w:rPr>
+        <w:t xml:space="preserve">                                 </w:t>
+      </w:r>
+      <w:r>
+        <w:rPr>
+          <w:rStyle w:val="AttributeTok"/>
+        </w:rPr>
+        <w:t xml:space="preserve">specificity =</w:t>
+      </w:r>
+      <w:r>
+        <w:rPr>
+          <w:rStyle w:val="NormalTok"/>
+        </w:rPr>
+        <w:t xml:space="preserve"> </w:t>
+      </w:r>
+      <w:r>
+        <w:rPr>
+          <w:rStyle w:val="FunctionTok"/>
+        </w:rPr>
+        <w:t xml:space="preserve">c</w:t>
+      </w:r>
+      <w:r>
+        <w:rPr>
+          <w:rStyle w:val="NormalTok"/>
+        </w:rPr>
+        <w:t xml:space="preserve">(</w:t>
+      </w:r>
+      <w:r>
+        <w:rPr>
+          <w:rStyle w:val="FloatTok"/>
+        </w:rPr>
+        <w:t xml:space="preserve">0.99</w:t>
+      </w:r>
+      <w:r>
+        <w:rPr>
+          <w:rStyle w:val="NormalTok"/>
+        </w:rPr>
+        <w:t xml:space="preserve">, </w:t>
+      </w:r>
+      <w:r>
+        <w:rPr>
+          <w:rStyle w:val="FloatTok"/>
+        </w:rPr>
+        <w:t xml:space="preserve">0.95</w:t>
+      </w:r>
+      <w:r>
+        <w:rPr>
+          <w:rStyle w:val="NormalTok"/>
+        </w:rPr>
+        <w:t xml:space="preserve">)),</w:t>
+      </w:r>
+      <w:r>
+        <w:br/>
+      </w:r>
+      <w:r>
+        <w:rPr>
+          <w:rStyle w:val="NormalTok"/>
+        </w:rPr>
+        <w:t xml:space="preserve">    </w:t>
+      </w:r>
+      <w:r>
+        <w:rPr>
+          <w:rStyle w:val="AttributeTok"/>
+        </w:rPr>
+        <w:t xml:space="preserve">outcome_misclass      =</w:t>
+      </w:r>
+      <w:r>
+        <w:rPr>
+          <w:rStyle w:val="NormalTok"/>
+        </w:rPr>
+        <w:t xml:space="preserve"> </w:t>
+      </w:r>
+      <w:r>
+        <w:rPr>
+          <w:rStyle w:val="FunctionTok"/>
+        </w:rPr>
+        <w:t xml:space="preserve">list</w:t>
+      </w:r>
+      <w:r>
+        <w:rPr>
+          <w:rStyle w:val="NormalTok"/>
+        </w:rPr>
+        <w:t xml:space="preserve">(</w:t>
+      </w:r>
+      <w:r>
+        <w:rPr>
+          <w:rStyle w:val="AttributeTok"/>
+        </w:rPr>
+        <w:t xml:space="preserve">sensitivity =</w:t>
+      </w:r>
+      <w:r>
+        <w:rPr>
+          <w:rStyle w:val="NormalTok"/>
+        </w:rPr>
+        <w:t xml:space="preserve"> </w:t>
+      </w:r>
+      <w:r>
+        <w:rPr>
+          <w:rStyle w:val="FunctionTok"/>
+        </w:rPr>
+        <w:t xml:space="preserve">c</w:t>
+      </w:r>
+      <w:r>
+        <w:rPr>
+          <w:rStyle w:val="NormalTok"/>
+        </w:rPr>
+        <w:t xml:space="preserve">(</w:t>
+      </w:r>
+      <w:r>
+        <w:rPr>
+          <w:rStyle w:val="FloatTok"/>
+        </w:rPr>
+        <w:t xml:space="preserve">0.95</w:t>
+      </w:r>
+      <w:r>
+        <w:rPr>
+          <w:rStyle w:val="NormalTok"/>
+        </w:rPr>
+        <w:t xml:space="preserve">, </w:t>
+      </w:r>
+      <w:r>
+        <w:rPr>
+          <w:rStyle w:val="FloatTok"/>
+        </w:rPr>
+        <w:t xml:space="preserve">0.90</w:t>
+      </w:r>
+      <w:r>
+        <w:rPr>
+          <w:rStyle w:val="NormalTok"/>
+        </w:rPr>
+        <w:t xml:space="preserve">),</w:t>
+      </w:r>
+      <w:r>
+        <w:br/>
+      </w:r>
+      <w:r>
+        <w:rPr>
+          <w:rStyle w:val="NormalTok"/>
+        </w:rPr>
+        <w:t xml:space="preserve">                                 </w:t>
+      </w:r>
+      <w:r>
+        <w:rPr>
+          <w:rStyle w:val="AttributeTok"/>
+        </w:rPr>
+        <w:t xml:space="preserve">specificity =</w:t>
+      </w:r>
+      <w:r>
+        <w:rPr>
+          <w:rStyle w:val="NormalTok"/>
+        </w:rPr>
+        <w:t xml:space="preserve"> </w:t>
+      </w:r>
+      <w:r>
+        <w:rPr>
+          <w:rStyle w:val="FunctionTok"/>
+        </w:rPr>
+        <w:t xml:space="preserve">c</w:t>
+      </w:r>
+      <w:r>
+        <w:rPr>
+          <w:rStyle w:val="NormalTok"/>
+        </w:rPr>
+        <w:t xml:space="preserve">(</w:t>
+      </w:r>
+      <w:r>
+        <w:rPr>
+          <w:rStyle w:val="FloatTok"/>
+        </w:rPr>
+        <w:t xml:space="preserve">0.99</w:t>
+      </w:r>
+      <w:r>
+        <w:rPr>
+          <w:rStyle w:val="NormalTok"/>
+        </w:rPr>
+        <w:t xml:space="preserve">, </w:t>
+      </w:r>
+      <w:r>
+        <w:rPr>
+          <w:rStyle w:val="FloatTok"/>
+        </w:rPr>
+        <w:t xml:space="preserve">0.95</w:t>
+      </w:r>
+      <w:r>
+        <w:rPr>
+          <w:rStyle w:val="NormalTok"/>
+        </w:rPr>
+        <w:t xml:space="preserve">)),</w:t>
+      </w:r>
+      <w:r>
+        <w:br/>
+      </w:r>
+      <w:r>
+        <w:rPr>
+          <w:rStyle w:val="NormalTok"/>
+        </w:rPr>
+        <w:t xml:space="preserve">    </w:t>
+      </w:r>
+      <w:r>
+        <w:rPr>
+          <w:rStyle w:val="AttributeTok"/>
+        </w:rPr>
+        <w:t xml:space="preserve">unmeasured_confounding =</w:t>
+      </w:r>
+      <w:r>
+        <w:rPr>
+          <w:rStyle w:val="NormalTok"/>
+        </w:rPr>
+        <w:t xml:space="preserve"> </w:t>
+      </w:r>
+      <w:r>
+        <w:rPr>
+          <w:rStyle w:val="FunctionTok"/>
+        </w:rPr>
+        <w:t xml:space="preserve">list</w:t>
+      </w:r>
+      <w:r>
+        <w:rPr>
+          <w:rStyle w:val="NormalTok"/>
+        </w:rPr>
+        <w:t xml:space="preserve">(</w:t>
+      </w:r>
+      <w:r>
+        <w:rPr>
+          <w:rStyle w:val="AttributeTok"/>
+        </w:rPr>
+        <w:t xml:space="preserve">U_prevalence  =</w:t>
+      </w:r>
+      <w:r>
+        <w:rPr>
+          <w:rStyle w:val="NormalTok"/>
+        </w:rPr>
+        <w:t xml:space="preserve"> </w:t>
+      </w:r>
+      <w:r>
+        <w:rPr>
+          <w:rStyle w:val="FloatTok"/>
+        </w:rPr>
+        <w:t xml:space="preserve">0.20</w:t>
+      </w:r>
+      <w:r>
+        <w:rPr>
+          <w:rStyle w:val="NormalTok"/>
+        </w:rPr>
+        <w:t xml:space="preserve">,</w:t>
+      </w:r>
+      <w:r>
+        <w:br/>
+      </w:r>
+      <w:r>
+        <w:rPr>
+          <w:rStyle w:val="NormalTok"/>
+        </w:rPr>
+        <w:t xml:space="preserve">                                  </w:t>
+      </w:r>
+      <w:r>
+        <w:rPr>
+          <w:rStyle w:val="AttributeTok"/>
+        </w:rPr>
+        <w:t xml:space="preserve">U_treatment_OR =</w:t>
+      </w:r>
+      <w:r>
+        <w:rPr>
+          <w:rStyle w:val="NormalTok"/>
+        </w:rPr>
+        <w:t xml:space="preserve"> </w:t>
+      </w:r>
+      <w:r>
+        <w:rPr>
+          <w:rStyle w:val="FunctionTok"/>
+        </w:rPr>
+        <w:t xml:space="preserve">c</w:t>
+      </w:r>
+      <w:r>
+        <w:rPr>
+          <w:rStyle w:val="NormalTok"/>
+        </w:rPr>
+        <w:t xml:space="preserve">(</w:t>
+      </w:r>
+      <w:r>
+        <w:rPr>
+          <w:rStyle w:val="FloatTok"/>
+        </w:rPr>
+        <w:t xml:space="preserve">1.5</w:t>
+      </w:r>
+      <w:r>
+        <w:rPr>
+          <w:rStyle w:val="NormalTok"/>
+        </w:rPr>
+        <w:t xml:space="preserve">, </w:t>
+      </w:r>
+      <w:r>
+        <w:rPr>
+          <w:rStyle w:val="FloatTok"/>
+        </w:rPr>
+        <w:t xml:space="preserve">2.0</w:t>
+      </w:r>
+      <w:r>
+        <w:rPr>
+          <w:rStyle w:val="NormalTok"/>
+        </w:rPr>
+        <w:t xml:space="preserve">),</w:t>
+      </w:r>
+      <w:r>
+        <w:br/>
+      </w:r>
+      <w:r>
+        <w:rPr>
+          <w:rStyle w:val="NormalTok"/>
+        </w:rPr>
+        <w:t xml:space="preserve">                                  </w:t>
+      </w:r>
+      <w:r>
+        <w:rPr>
+          <w:rStyle w:val="AttributeTok"/>
+        </w:rPr>
+        <w:t xml:space="preserve">U_outcome_OR   =</w:t>
+      </w:r>
+      <w:r>
+        <w:rPr>
+          <w:rStyle w:val="NormalTok"/>
+        </w:rPr>
+        <w:t xml:space="preserve"> </w:t>
+      </w:r>
+      <w:r>
+        <w:rPr>
+          <w:rStyle w:val="FunctionTok"/>
+        </w:rPr>
+        <w:t xml:space="preserve">c</w:t>
+      </w:r>
+      <w:r>
+        <w:rPr>
+          <w:rStyle w:val="NormalTok"/>
+        </w:rPr>
+        <w:t xml:space="preserve">(</w:t>
+      </w:r>
+      <w:r>
+        <w:rPr>
+          <w:rStyle w:val="FloatTok"/>
+        </w:rPr>
+        <w:t xml:space="preserve">1.5</w:t>
+      </w:r>
+      <w:r>
+        <w:rPr>
+          <w:rStyle w:val="NormalTok"/>
+        </w:rPr>
+        <w:t xml:space="preserve">, </w:t>
+      </w:r>
+      <w:r>
+        <w:rPr>
+          <w:rStyle w:val="FloatTok"/>
+        </w:rPr>
+        <w:t xml:space="preserve">2.0</w:t>
+      </w:r>
+      <w:r>
+        <w:rPr>
+          <w:rStyle w:val="NormalTok"/>
+        </w:rPr>
+        <w:t xml:space="preserve">))),</w:t>
+      </w:r>
+      <w:r>
+        <w:br/>
+      </w:r>
+      <w:r>
+        <w:rPr>
+          <w:rStyle w:val="NormalTok"/>
+        </w:rPr>
+        <w:t xml:space="preserve">  </w:t>
+      </w:r>
+      <w:r>
+        <w:rPr>
+          <w:rStyle w:val="AttributeTok"/>
+        </w:rPr>
+        <w:t xml:space="preserve">reps =</w:t>
+      </w:r>
+      <w:r>
+        <w:rPr>
+          <w:rStyle w:val="NormalTok"/>
+        </w:rPr>
+        <w:t xml:space="preserve"> </w:t>
+      </w:r>
+      <w:r>
+        <w:rPr>
+          <w:rStyle w:val="DecValTok"/>
+        </w:rPr>
+        <w:t xml:space="preserve">50</w:t>
+      </w:r>
+      <w:r>
+        <w:rPr>
+          <w:rStyle w:val="NormalTok"/>
+        </w:rPr>
+        <w:t xml:space="preserve">)</w:t>
+      </w:r>
+      <w:r>
+        <w:br/>
+      </w:r>
+      <w:r>
+        <w:rPr>
+          <w:rStyle w:val="NormalTok"/>
+        </w:rPr>
+        <w:t xml:space="preserve">dq_results</w:t>
+      </w:r>
+      <w:r>
+        <w:rPr>
+          <w:rStyle w:val="SpecialCharTok"/>
+        </w:rPr>
+        <w:t xml:space="preserve">$</w:t>
+      </w:r>
+      <w:r>
+        <w:rPr>
+          <w:rStyle w:val="NormalTok"/>
+        </w:rPr>
+        <w:t xml:space="preserve">verdict</w:t>
+      </w:r>
+      <w:r>
+        <w:br/>
+      </w:r>
+      <w:r>
+        <w:rPr>
+          <w:rStyle w:val="NormalTok"/>
+        </w:rPr>
+        <w:t xml:space="preserve">dq_results</w:t>
+      </w:r>
+      <w:r>
+        <w:rPr>
+          <w:rStyle w:val="SpecialCharTok"/>
+        </w:rPr>
+        <w:t xml:space="preserve">$</w:t>
+      </w:r>
+      <w:r>
+        <w:rPr>
+          <w:rStyle w:val="NormalTok"/>
+        </w:rPr>
+        <w:t xml:space="preserve">tipping</w:t>
+      </w:r>
+      <w:r>
+        <w:br/>
+      </w:r>
+      <w:r>
+        <w:rPr>
+          <w:rStyle w:val="NormalTok"/>
+        </w:rPr>
+        <w:t xml:space="preserve">selected </w:t>
+      </w:r>
+      <w:r>
+        <w:rPr>
+          <w:rStyle w:val="OtherTok"/>
+        </w:rPr>
+        <w:t xml:space="preserve">&lt;-</w:t>
+      </w:r>
+      <w:r>
+        <w:rPr>
+          <w:rStyle w:val="NormalTok"/>
+        </w:rPr>
+        <w:t xml:space="preserve"> </w:t>
+      </w:r>
+      <w:r>
+        <w:rPr>
+          <w:rStyle w:val="FunctionTok"/>
+        </w:rPr>
+        <w:t xml:space="preserve">select_candidate</w:t>
+      </w:r>
+      <w:r>
+        <w:rPr>
+          <w:rStyle w:val="NormalTok"/>
+        </w:rPr>
+        <w:t xml:space="preserve">(dq_results, </w:t>
+      </w:r>
+      <w:r>
+        <w:rPr>
+          <w:rStyle w:val="AttributeTok"/>
+        </w:rPr>
+        <w:t xml:space="preserve">rule =</w:t>
+      </w:r>
+      <w:r>
+        <w:rPr>
+          <w:rStyle w:val="NormalTok"/>
+        </w:rPr>
+        <w:t xml:space="preserve"> </w:t>
+      </w:r>
+      <w:r>
+        <w:rPr>
           <w:rStyle w:val="StringTok"/>
         </w:rPr>
-        <w:t xml:space="preserve">"GLM PS, trunc=0.01"</w:t>
+        <w:t xml:space="preserve">"min_max_rmse"</w:t>
       </w:r>
       <w:r>
         <w:rPr>
           <w:rStyle w:val="NormalTok"/>
         </w:rPr>
+        <w:t xml:space="preserve">)</w:t>
+      </w:r>
+      <w:r>
+        <w:br/>
+      </w:r>
+      <w:r>
+        <w:rPr>
+          <w:rStyle w:val="NormalTok"/>
+        </w:rPr>
+        <w:t xml:space="preserve">lock     </w:t>
+      </w:r>
+      <w:r>
+        <w:rPr>
+          <w:rStyle w:val="OtherTok"/>
+        </w:rPr>
+        <w:t xml:space="preserve">&lt;-</w:t>
+      </w:r>
+      <w:r>
+        <w:rPr>
+          <w:rStyle w:val="NormalTok"/>
+        </w:rPr>
+        <w:t xml:space="preserve"> </w:t>
+      </w:r>
+      <w:r>
+        <w:rPr>
+          <w:rStyle w:val="FunctionTok"/>
+        </w:rPr>
+        <w:t xml:space="preserve">declare_estimand_ladder</w:t>
+      </w:r>
+      <w:r>
+        <w:rPr>
+          <w:rStyle w:val="NormalTok"/>
+        </w:rPr>
+        <w:t xml:space="preserve">(lock, </w:t>
+      </w:r>
+      <w:r>
+        <w:rPr>
+          <w:rStyle w:val="AttributeTok"/>
+        </w:rPr>
+        <w:t xml:space="preserve">primary =</w:t>
+      </w:r>
+      <w:r>
+        <w:rPr>
+          <w:rStyle w:val="NormalTok"/>
+        </w:rPr>
+        <w:t xml:space="preserve"> </w:t>
+      </w:r>
+      <w:r>
+        <w:rPr>
+          <w:rStyle w:val="StringTok"/>
+        </w:rPr>
+        <w:t xml:space="preserve">"ATE"</w:t>
+      </w:r>
+      <w:r>
+        <w:rPr>
+          <w:rStyle w:val="NormalTok"/>
+        </w:rPr>
         <w:t xml:space="preserve">,</w:t>
       </w:r>
       <w:r>
@@ -17020,13 +18974,13 @@
         <w:rPr>
           <w:rStyle w:val="NormalTok"/>
         </w:rPr>
-        <w:t xml:space="preserve">                 </w:t>
+        <w:t xml:space="preserve">                                    </w:t>
       </w:r>
       <w:r>
         <w:rPr>
           <w:rStyle w:val="AttributeTok"/>
         </w:rPr>
-        <w:t xml:space="preserve">g_library =</w:t>
+        <w:t xml:space="preserve">fallbacks =</w:t>
       </w:r>
       <w:r>
         <w:rPr>
@@ -17036,9 +18990,21 @@
       </w:r>
       <w:r>
         <w:rPr>
+          <w:rStyle w:val="FunctionTok"/>
+        </w:rPr>
+        <w:t xml:space="preserve">c</w:t>
+      </w:r>
+      <w:r>
+        <w:rPr>
+          <w:rStyle w:val="NormalTok"/>
+        </w:rPr>
+        <w:t xml:space="preserve">(</w:t>
+      </w:r>
+      <w:r>
+        <w:rPr>
           <w:rStyle w:val="StringTok"/>
         </w:rPr>
-        <w:t xml:space="preserve">"SL.glm"</w:t>
+        <w:t xml:space="preserve">"trimmed_ATE"</w:t>
       </w:r>
       <w:r>
         <w:rPr>
@@ -17048,27 +19014,123 @@
       </w:r>
       <w:r>
         <w:rPr>
+          <w:rStyle w:val="StringTok"/>
+        </w:rPr>
+        <w:t xml:space="preserve">"ATT"</w:t>
+      </w:r>
+      <w:r>
+        <w:rPr>
+          <w:rStyle w:val="NormalTok"/>
+        </w:rPr>
+        <w:t xml:space="preserve">,</w:t>
+      </w:r>
+      <w:r>
+        <w:br/>
+      </w:r>
+      <w:r>
+        <w:rPr>
+          <w:rStyle w:val="NormalTok"/>
+        </w:rPr>
+        <w:t xml:space="preserve">                                                  </w:t>
+      </w:r>
+      <w:r>
+        <w:rPr>
+          <w:rStyle w:val="StringTok"/>
+        </w:rPr>
+        <w:t xml:space="preserve">"ATO"</w:t>
+      </w:r>
+      <w:r>
+        <w:rPr>
+          <w:rStyle w:val="NormalTok"/>
+        </w:rPr>
+        <w:t xml:space="preserve">),</w:t>
+      </w:r>
+      <w:r>
+        <w:br/>
+      </w:r>
+      <w:r>
+        <w:rPr>
+          <w:rStyle w:val="NormalTok"/>
+        </w:rPr>
+        <w:t xml:space="preserve">                                    </w:t>
+      </w:r>
+      <w:r>
+        <w:rPr>
           <w:rStyle w:val="AttributeTok"/>
         </w:rPr>
-        <w:t xml:space="preserve">truncation =</w:t>
+        <w:t xml:space="preserve">candidate =</w:t>
       </w:r>
       <w:r>
         <w:rPr>
           <w:rStyle w:val="NormalTok"/>
         </w:rPr>
-        <w:t xml:space="preserve"> </w:t>
-      </w:r>
-      <w:r>
-        <w:rPr>
-          <w:rStyle w:val="FloatTok"/>
-        </w:rPr>
-        <w:t xml:space="preserve">0.01</w:t>
+        <w:t xml:space="preserve"> selected)</w:t>
+      </w:r>
+      <w:r>
+        <w:br/>
+      </w:r>
+      <w:r>
+        <w:br/>
+      </w:r>
+      <w:r>
+        <w:rPr>
+          <w:rStyle w:val="CommentTok"/>
+        </w:rPr>
+        <w:t xml:space="preserve"># Stage 3: negative controls across cohort restrictions, graded against</w:t>
+      </w:r>
+      <w:r>
+        <w:br/>
+      </w:r>
+      <w:r>
+        <w:rPr>
+          <w:rStyle w:val="CommentTok"/>
+        </w:rPr>
+        <w:t xml:space="preserve"># the locked criteria, and the care-process collider check.</w:t>
+      </w:r>
+      <w:r>
+        <w:br/>
       </w:r>
       <w:r>
         <w:rPr>
           <w:rStyle w:val="NormalTok"/>
         </w:rPr>
-        <w:t xml:space="preserve">),</w:t>
+        <w:t xml:space="preserve">nc   </w:t>
+      </w:r>
+      <w:r>
+        <w:rPr>
+          <w:rStyle w:val="OtherTok"/>
+        </w:rPr>
+        <w:t xml:space="preserve">&lt;-</w:t>
+      </w:r>
+      <w:r>
+        <w:rPr>
+          <w:rStyle w:val="NormalTok"/>
+        </w:rPr>
+        <w:t xml:space="preserve"> </w:t>
+      </w:r>
+      <w:r>
+        <w:rPr>
+          <w:rStyle w:val="FunctionTok"/>
+        </w:rPr>
+        <w:t xml:space="preserve">negative_control_ladder</w:t>
+      </w:r>
+      <w:r>
+        <w:rPr>
+          <w:rStyle w:val="NormalTok"/>
+        </w:rPr>
+        <w:t xml:space="preserve">(lock, </w:t>
+      </w:r>
+      <w:r>
+        <w:rPr>
+          <w:rStyle w:val="AttributeTok"/>
+        </w:rPr>
+        <w:t xml:space="preserve">restrictions =</w:t>
+      </w:r>
+      <w:r>
+        <w:rPr>
+          <w:rStyle w:val="NormalTok"/>
+        </w:rPr>
+        <w:t xml:space="preserve"> cohort_rungs)</w:t>
       </w:r>
       <w:r>
         <w:br/>
@@ -17077,1348 +19139,280 @@
         <w:rPr>
           <w:rStyle w:val="NormalTok"/>
         </w:rPr>
-        <w:t xml:space="preserve">  </w:t>
+        <w:t xml:space="preserve">proc </w:t>
+      </w:r>
+      <w:r>
+        <w:rPr>
+          <w:rStyle w:val="OtherTok"/>
+        </w:rPr>
+        <w:t xml:space="preserve">&lt;-</w:t>
+      </w:r>
+      <w:r>
+        <w:rPr>
+          <w:rStyle w:val="NormalTok"/>
+        </w:rPr>
+        <w:t xml:space="preserve"> </w:t>
       </w:r>
       <w:r>
         <w:rPr>
           <w:rStyle w:val="FunctionTok"/>
         </w:rPr>
-        <w:t xml:space="preserve">tmle_candidate</w:t>
+        <w:t xml:space="preserve">check_process_indicators</w:t>
       </w:r>
       <w:r>
         <w:rPr>
           <w:rStyle w:val="NormalTok"/>
         </w:rPr>
+        <w:t xml:space="preserve">(lock, </w:t>
+      </w:r>
+      <w:r>
+        <w:rPr>
+          <w:rStyle w:val="AttributeTok"/>
+        </w:rPr>
+        <w:t xml:space="preserve">indicators =</w:t>
+      </w:r>
+      <w:r>
+        <w:rPr>
+          <w:rStyle w:val="NormalTok"/>
+        </w:rPr>
+        <w:t xml:space="preserve"> process_vars)</w:t>
+      </w:r>
+      <w:r>
+        <w:br/>
+      </w:r>
+      <w:r>
+        <w:br/>
+      </w:r>
+      <w:r>
+        <w:rPr>
+          <w:rStyle w:val="CommentTok"/>
+        </w:rPr>
+        <w:t xml:space="preserve"># Pre-outcome decision: the dossier the review team reads, and the</w:t>
+      </w:r>
+      <w:r>
+        <w:br/>
+      </w:r>
+      <w:r>
+        <w:rPr>
+          <w:rStyle w:val="CommentTok"/>
+        </w:rPr>
+        <w:t xml:space="preserve"># design log released with it.</w:t>
+      </w:r>
+      <w:r>
+        <w:br/>
+      </w:r>
+      <w:r>
+        <w:rPr>
+          <w:rStyle w:val="FunctionTok"/>
+        </w:rPr>
+        <w:t xml:space="preserve">design_report</w:t>
+      </w:r>
+      <w:r>
+        <w:rPr>
+          <w:rStyle w:val="NormalTok"/>
+        </w:rPr>
+        <w:t xml:space="preserve">(lock, sup, fea, </w:t>
+      </w:r>
+      <w:r>
+        <w:rPr>
+          <w:rStyle w:val="AttributeTok"/>
+        </w:rPr>
+        <w:t xml:space="preserve">simulation =</w:t>
+      </w:r>
+      <w:r>
+        <w:rPr>
+          <w:rStyle w:val="NormalTok"/>
+        </w:rPr>
+        <w:t xml:space="preserve"> sim, </w:t>
+      </w:r>
+      <w:r>
+        <w:rPr>
+          <w:rStyle w:val="AttributeTok"/>
+        </w:rPr>
+        <w:t xml:space="preserve">nc_ladder =</w:t>
+      </w:r>
+      <w:r>
+        <w:rPr>
+          <w:rStyle w:val="NormalTok"/>
+        </w:rPr>
+        <w:t xml:space="preserve"> nc,</w:t>
+      </w:r>
+      <w:r>
+        <w:br/>
+      </w:r>
+      <w:r>
+        <w:rPr>
+          <w:rStyle w:val="NormalTok"/>
+        </w:rPr>
+        <w:t xml:space="preserve">              </w:t>
+      </w:r>
+      <w:r>
+        <w:rPr>
+          <w:rStyle w:val="AttributeTok"/>
+        </w:rPr>
+        <w:t xml:space="preserve">dq =</w:t>
+      </w:r>
+      <w:r>
+        <w:rPr>
+          <w:rStyle w:val="NormalTok"/>
+        </w:rPr>
+        <w:t xml:space="preserve"> dq_results)</w:t>
+      </w:r>
+      <w:r>
+        <w:br/>
+      </w:r>
+      <w:r>
+        <w:rPr>
+          <w:rStyle w:val="FunctionTok"/>
+        </w:rPr>
+        <w:t xml:space="preserve">export_design_log</w:t>
+      </w:r>
+      <w:r>
+        <w:rPr>
+          <w:rStyle w:val="NormalTok"/>
+        </w:rPr>
+        <w:t xml:space="preserve">(lock, </w:t>
+      </w:r>
+      <w:r>
+        <w:rPr>
+          <w:rStyle w:val="AttributeTok"/>
+        </w:rPr>
+        <w:t xml:space="preserve">format =</w:t>
+      </w:r>
+      <w:r>
+        <w:rPr>
+          <w:rStyle w:val="NormalTok"/>
+        </w:rPr>
+        <w:t xml:space="preserve"> </w:t>
+      </w:r>
+      <w:r>
+        <w:rPr>
+          <w:rStyle w:val="StringTok"/>
+        </w:rPr>
+        <w:t xml:space="preserve">"muntner"</w:t>
+      </w:r>
+      <w:r>
+        <w:rPr>
+          <w:rStyle w:val="NormalTok"/>
+        </w:rPr>
+        <w:t xml:space="preserve">)</w:t>
+      </w:r>
+      <w:r>
+        <w:br/>
+      </w:r>
+      <w:r>
+        <w:br/>
+      </w:r>
+      <w:r>
+        <w:rPr>
+          <w:rStyle w:val="CommentTok"/>
+        </w:rPr>
+        <w:t xml:space="preserve"># Stage 4: estimation. The outcome store is restored by a named</w:t>
+      </w:r>
+      <w:r>
+        <w:br/>
+      </w:r>
+      <w:r>
+        <w:rPr>
+          <w:rStyle w:val="CommentTok"/>
+        </w:rPr>
+        <w:t xml:space="preserve"># approver, which the design log records; the ladder then runs the</w:t>
+      </w:r>
+      <w:r>
+        <w:br/>
+      </w:r>
+      <w:r>
+        <w:rPr>
+          <w:rStyle w:val="CommentTok"/>
+        </w:rPr>
+        <w:t xml:space="preserve"># declared primary when feasible plus every feasible fallback.</w:t>
+      </w:r>
+      <w:r>
+        <w:br/>
+      </w:r>
+      <w:r>
+        <w:rPr>
+          <w:rStyle w:val="NormalTok"/>
+        </w:rPr>
+        <w:t xml:space="preserve">lock </w:t>
+      </w:r>
+      <w:r>
+        <w:rPr>
+          <w:rStyle w:val="OtherTok"/>
+        </w:rPr>
+        <w:t xml:space="preserve">&lt;-</w:t>
+      </w:r>
+      <w:r>
+        <w:rPr>
+          <w:rStyle w:val="NormalTok"/>
+        </w:rPr>
+        <w:t xml:space="preserve"> </w:t>
+      </w:r>
+      <w:r>
+        <w:rPr>
+          <w:rStyle w:val="FunctionTok"/>
+        </w:rPr>
+        <w:t xml:space="preserve">unmask_outcome</w:t>
+      </w:r>
+      <w:r>
+        <w:rPr>
+          <w:rStyle w:val="NormalTok"/>
+        </w:rPr>
         <w:t xml:space="preserve">(</w:t>
       </w:r>
       <w:r>
         <w:rPr>
+          <w:rStyle w:val="FunctionTok"/>
+        </w:rPr>
+        <w:t xml:space="preserve">mask_outcome</w:t>
+      </w:r>
+      <w:r>
+        <w:rPr>
+          <w:rStyle w:val="NormalTok"/>
+        </w:rPr>
+        <w:t xml:space="preserve">(lock), lock,</w:t>
+      </w:r>
+      <w:r>
+        <w:br/>
+      </w:r>
+      <w:r>
+        <w:rPr>
+          <w:rStyle w:val="NormalTok"/>
+        </w:rPr>
+        <w:t xml:space="preserve">                       </w:t>
+      </w:r>
+      <w:r>
+        <w:rPr>
+          <w:rStyle w:val="AttributeTok"/>
+        </w:rPr>
+        <w:t xml:space="preserve">approved_by =</w:t>
+      </w:r>
+      <w:r>
+        <w:rPr>
+          <w:rStyle w:val="NormalTok"/>
+        </w:rPr>
+        <w:t xml:space="preserve"> </w:t>
+      </w:r>
+      <w:r>
+        <w:rPr>
           <w:rStyle w:val="StringTok"/>
         </w:rPr>
-        <w:t xml:space="preserve">"glm_t05"</w:t>
+        <w:t xml:space="preserve">"design review panel"</w:t>
       </w:r>
       <w:r>
         <w:rPr>
           <w:rStyle w:val="NormalTok"/>
         </w:rPr>
-        <w:t xml:space="preserve">, </w:t>
-      </w:r>
-      <w:r>
-        <w:rPr>
-          <w:rStyle w:val="StringTok"/>
-        </w:rPr>
-        <w:t xml:space="preserve">"GLM PS, trunc=0.05"</w:t>
+        <w:t xml:space="preserve">)</w:t>
+      </w:r>
+      <w:r>
+        <w:br/>
       </w:r>
       <w:r>
         <w:rPr>
           <w:rStyle w:val="NormalTok"/>
         </w:rPr>
-        <w:t xml:space="preserve">,</w:t>
-      </w:r>
-      <w:r>
-        <w:br/>
-      </w:r>
-      <w:r>
-        <w:rPr>
-          <w:rStyle w:val="NormalTok"/>
-        </w:rPr>
-        <w:t xml:space="preserve">                 </w:t>
-      </w:r>
-      <w:r>
-        <w:rPr>
-          <w:rStyle w:val="AttributeTok"/>
-        </w:rPr>
-        <w:t xml:space="preserve">g_library =</w:t>
-      </w:r>
-      <w:r>
-        <w:rPr>
-          <w:rStyle w:val="NormalTok"/>
-        </w:rPr>
-        <w:t xml:space="preserve"> </w:t>
-      </w:r>
-      <w:r>
-        <w:rPr>
-          <w:rStyle w:val="StringTok"/>
-        </w:rPr>
-        <w:t xml:space="preserve">"SL.glm"</w:t>
-      </w:r>
-      <w:r>
-        <w:rPr>
-          <w:rStyle w:val="NormalTok"/>
-        </w:rPr>
-        <w:t xml:space="preserve">, </w:t>
-      </w:r>
-      <w:r>
-        <w:rPr>
-          <w:rStyle w:val="AttributeTok"/>
-        </w:rPr>
-        <w:t xml:space="preserve">truncation =</w:t>
-      </w:r>
-      <w:r>
-        <w:rPr>
-          <w:rStyle w:val="NormalTok"/>
-        </w:rPr>
-        <w:t xml:space="preserve"> </w:t>
-      </w:r>
-      <w:r>
-        <w:rPr>
-          <w:rStyle w:val="FloatTok"/>
-        </w:rPr>
-        <w:t xml:space="preserve">0.05</w:t>
-      </w:r>
-      <w:r>
-        <w:rPr>
-          <w:rStyle w:val="NormalTok"/>
-        </w:rPr>
-        <w:t xml:space="preserve">)</w:t>
-      </w:r>
-      <w:r>
-        <w:br/>
-      </w:r>
-      <w:r>
-        <w:rPr>
-          <w:rStyle w:val="NormalTok"/>
-        </w:rPr>
-        <w:t xml:space="preserve">)</w:t>
-      </w:r>
-      <w:r>
-        <w:br/>
-      </w:r>
-      <w:r>
-        <w:rPr>
-          <w:rStyle w:val="NormalTok"/>
-        </w:rPr>
-        <w:t xml:space="preserve">plas </w:t>
-      </w:r>
-      <w:r>
-        <w:rPr>
-          <w:rStyle w:val="OtherTok"/>
-        </w:rPr>
-        <w:t xml:space="preserve">&lt;-</w:t>
-      </w:r>
-      <w:r>
-        <w:rPr>
-          <w:rStyle w:val="NormalTok"/>
-        </w:rPr>
-        <w:t xml:space="preserve"> </w:t>
-      </w:r>
-      <w:r>
-        <w:rPr>
-          <w:rStyle w:val="FunctionTok"/>
-        </w:rPr>
-        <w:t xml:space="preserve">run_plasmode_feasibility</w:t>
-      </w:r>
-      <w:r>
-        <w:rPr>
-          <w:rStyle w:val="NormalTok"/>
-        </w:rPr>
-        <w:t xml:space="preserve">(lock,</w:t>
-      </w:r>
-      <w:r>
-        <w:br/>
-      </w:r>
-      <w:r>
-        <w:rPr>
-          <w:rStyle w:val="NormalTok"/>
-        </w:rPr>
-        <w:t xml:space="preserve">                                 </w:t>
-      </w:r>
-      <w:r>
-        <w:rPr>
-          <w:rStyle w:val="AttributeTok"/>
-        </w:rPr>
-        <w:t xml:space="preserve">tmle_candidates =</w:t>
-      </w:r>
-      <w:r>
-        <w:rPr>
-          <w:rStyle w:val="NormalTok"/>
-        </w:rPr>
-        <w:t xml:space="preserve"> candidates,</w:t>
-      </w:r>
-      <w:r>
-        <w:br/>
-      </w:r>
-      <w:r>
-        <w:rPr>
-          <w:rStyle w:val="NormalTok"/>
-        </w:rPr>
-        <w:t xml:space="preserve">                                 </w:t>
-      </w:r>
-      <w:r>
-        <w:rPr>
-          <w:rStyle w:val="AttributeTok"/>
-        </w:rPr>
-        <w:t xml:space="preserve">effect_sizes    =</w:t>
-      </w:r>
-      <w:r>
-        <w:rPr>
-          <w:rStyle w:val="NormalTok"/>
-        </w:rPr>
-        <w:t xml:space="preserve"> </w:t>
-      </w:r>
-      <w:r>
-        <w:rPr>
-          <w:rStyle w:val="FunctionTok"/>
-        </w:rPr>
-        <w:t xml:space="preserve">c</w:t>
-      </w:r>
-      <w:r>
-        <w:rPr>
-          <w:rStyle w:val="NormalTok"/>
-        </w:rPr>
-        <w:t xml:space="preserve">(</w:t>
-      </w:r>
-      <w:r>
-        <w:rPr>
-          <w:rStyle w:val="FloatTok"/>
-        </w:rPr>
-        <w:t xml:space="preserve">0.03</w:t>
-      </w:r>
-      <w:r>
-        <w:rPr>
-          <w:rStyle w:val="NormalTok"/>
-        </w:rPr>
-        <w:t xml:space="preserve">, </w:t>
-      </w:r>
-      <w:r>
-        <w:rPr>
-          <w:rStyle w:val="FloatTok"/>
-        </w:rPr>
-        <w:t xml:space="preserve">0.05</w:t>
-      </w:r>
-      <w:r>
-        <w:rPr>
-          <w:rStyle w:val="NormalTok"/>
-        </w:rPr>
-        <w:t xml:space="preserve">),</w:t>
-      </w:r>
-      <w:r>
-        <w:br/>
-      </w:r>
-      <w:r>
-        <w:rPr>
-          <w:rStyle w:val="NormalTok"/>
-        </w:rPr>
-        <w:t xml:space="preserve">                                 </w:t>
-      </w:r>
-      <w:r>
-        <w:rPr>
-          <w:rStyle w:val="AttributeTok"/>
-        </w:rPr>
-        <w:t xml:space="preserve">reps            =</w:t>
-      </w:r>
-      <w:r>
-        <w:rPr>
-          <w:rStyle w:val="NormalTok"/>
-        </w:rPr>
-        <w:t xml:space="preserve"> </w:t>
-      </w:r>
-      <w:r>
-        <w:rPr>
-          <w:rStyle w:val="DecValTok"/>
-        </w:rPr>
-        <w:t xml:space="preserve">200</w:t>
-      </w:r>
-      <w:r>
-        <w:rPr>
-          <w:rStyle w:val="NormalTok"/>
-        </w:rPr>
-        <w:t xml:space="preserve">)</w:t>
-      </w:r>
-      <w:r>
-        <w:br/>
-      </w:r>
-      <w:r>
-        <w:br/>
-      </w:r>
-      <w:r>
-        <w:rPr>
-          <w:rStyle w:val="CommentTok"/>
-        </w:rPr>
-        <w:t xml:space="preserve"># Stage 2c: DQ stress test over prespecified threat scenarios.</w:t>
-      </w:r>
-      <w:r>
-        <w:br/>
-      </w:r>
-      <w:r>
-        <w:rPr>
-          <w:rStyle w:val="NormalTok"/>
-        </w:rPr>
-        <w:t xml:space="preserve">dq_results </w:t>
-      </w:r>
-      <w:r>
-        <w:rPr>
-          <w:rStyle w:val="OtherTok"/>
-        </w:rPr>
-        <w:t xml:space="preserve">&lt;-</w:t>
-      </w:r>
-      <w:r>
-        <w:rPr>
-          <w:rStyle w:val="NormalTok"/>
-        </w:rPr>
-        <w:t xml:space="preserve"> </w:t>
-      </w:r>
-      <w:r>
-        <w:rPr>
-          <w:rStyle w:val="FunctionTok"/>
-        </w:rPr>
-        <w:t xml:space="preserve">run_plasmode_dq_stress</w:t>
-      </w:r>
-      <w:r>
-        <w:rPr>
-          <w:rStyle w:val="NormalTok"/>
-        </w:rPr>
-        <w:t xml:space="preserve">(lock,</w:t>
-      </w:r>
-      <w:r>
-        <w:br/>
-      </w:r>
-      <w:r>
-        <w:rPr>
-          <w:rStyle w:val="NormalTok"/>
-        </w:rPr>
-        <w:t xml:space="preserve">  </w:t>
-      </w:r>
-      <w:r>
-        <w:rPr>
-          <w:rStyle w:val="AttributeTok"/>
-        </w:rPr>
-        <w:t xml:space="preserve">tmle_candidates =</w:t>
-      </w:r>
-      <w:r>
-        <w:rPr>
-          <w:rStyle w:val="NormalTok"/>
-        </w:rPr>
-        <w:t xml:space="preserve"> candidates,</w:t>
-      </w:r>
-      <w:r>
-        <w:br/>
-      </w:r>
-      <w:r>
-        <w:rPr>
-          <w:rStyle w:val="NormalTok"/>
-        </w:rPr>
-        <w:t xml:space="preserve">  </w:t>
-      </w:r>
-      <w:r>
-        <w:rPr>
-          <w:rStyle w:val="AttributeTok"/>
-        </w:rPr>
-        <w:t xml:space="preserve">reps            =</w:t>
-      </w:r>
-      <w:r>
-        <w:rPr>
-          <w:rStyle w:val="NormalTok"/>
-        </w:rPr>
-        <w:t xml:space="preserve"> </w:t>
-      </w:r>
-      <w:r>
-        <w:rPr>
-          <w:rStyle w:val="DecValTok"/>
-        </w:rPr>
-        <w:t xml:space="preserve">50</w:t>
-      </w:r>
-      <w:r>
-        <w:rPr>
-          <w:rStyle w:val="NormalTok"/>
-        </w:rPr>
-        <w:t xml:space="preserve">,</w:t>
-      </w:r>
-      <w:r>
-        <w:br/>
-      </w:r>
-      <w:r>
-        <w:rPr>
-          <w:rStyle w:val="NormalTok"/>
-        </w:rPr>
-        <w:t xml:space="preserve">  </w:t>
-      </w:r>
-      <w:r>
-        <w:rPr>
-          <w:rStyle w:val="AttributeTok"/>
-        </w:rPr>
-        <w:t xml:space="preserve">data_quality_scenarios =</w:t>
-      </w:r>
-      <w:r>
-        <w:rPr>
-          <w:rStyle w:val="NormalTok"/>
-        </w:rPr>
-        <w:t xml:space="preserve"> </w:t>
-      </w:r>
-      <w:r>
-        <w:rPr>
-          <w:rStyle w:val="FunctionTok"/>
-        </w:rPr>
-        <w:t xml:space="preserve">list</w:t>
-      </w:r>
-      <w:r>
-        <w:rPr>
-          <w:rStyle w:val="NormalTok"/>
-        </w:rPr>
-        <w:t xml:space="preserve">(</w:t>
-      </w:r>
-      <w:r>
-        <w:br/>
-      </w:r>
-      <w:r>
-        <w:rPr>
-          <w:rStyle w:val="NormalTok"/>
-        </w:rPr>
-        <w:t xml:space="preserve">    </w:t>
-      </w:r>
-      <w:r>
-        <w:rPr>
-          <w:rStyle w:val="AttributeTok"/>
-        </w:rPr>
-        <w:t xml:space="preserve">covariate_missingness =</w:t>
-      </w:r>
-      <w:r>
-        <w:rPr>
-          <w:rStyle w:val="NormalTok"/>
-        </w:rPr>
-        <w:t xml:space="preserve"> </w:t>
-      </w:r>
-      <w:r>
-        <w:rPr>
-          <w:rStyle w:val="FunctionTok"/>
-        </w:rPr>
-        <w:t xml:space="preserve">list</w:t>
-      </w:r>
-      <w:r>
-        <w:rPr>
-          <w:rStyle w:val="NormalTok"/>
-        </w:rPr>
-        <w:t xml:space="preserve">(</w:t>
-      </w:r>
-      <w:r>
-        <w:rPr>
-          <w:rStyle w:val="AttributeTok"/>
-        </w:rPr>
-        <w:t xml:space="preserve">fractions =</w:t>
-      </w:r>
-      <w:r>
-        <w:rPr>
-          <w:rStyle w:val="NormalTok"/>
-        </w:rPr>
-        <w:t xml:space="preserve"> </w:t>
-      </w:r>
-      <w:r>
-        <w:rPr>
-          <w:rStyle w:val="FunctionTok"/>
-        </w:rPr>
-        <w:t xml:space="preserve">c</w:t>
-      </w:r>
-      <w:r>
-        <w:rPr>
-          <w:rStyle w:val="NormalTok"/>
-        </w:rPr>
-        <w:t xml:space="preserve">(</w:t>
-      </w:r>
-      <w:r>
-        <w:rPr>
-          <w:rStyle w:val="FloatTok"/>
-        </w:rPr>
-        <w:t xml:space="preserve">0.05</w:t>
-      </w:r>
-      <w:r>
-        <w:rPr>
-          <w:rStyle w:val="NormalTok"/>
-        </w:rPr>
-        <w:t xml:space="preserve">, </w:t>
-      </w:r>
-      <w:r>
-        <w:rPr>
-          <w:rStyle w:val="FloatTok"/>
-        </w:rPr>
-        <w:t xml:space="preserve">0.10</w:t>
-      </w:r>
-      <w:r>
-        <w:rPr>
-          <w:rStyle w:val="NormalTok"/>
-        </w:rPr>
-        <w:t xml:space="preserve">, </w:t>
-      </w:r>
-      <w:r>
-        <w:rPr>
-          <w:rStyle w:val="FloatTok"/>
-        </w:rPr>
-        <w:t xml:space="preserve">0.20</w:t>
-      </w:r>
-      <w:r>
-        <w:rPr>
-          <w:rStyle w:val="NormalTok"/>
-        </w:rPr>
-        <w:t xml:space="preserve">)),</w:t>
-      </w:r>
-      <w:r>
-        <w:br/>
-      </w:r>
-      <w:r>
-        <w:rPr>
-          <w:rStyle w:val="NormalTok"/>
-        </w:rPr>
-        <w:t xml:space="preserve">    </w:t>
-      </w:r>
-      <w:r>
-        <w:rPr>
-          <w:rStyle w:val="AttributeTok"/>
-        </w:rPr>
-        <w:t xml:space="preserve">treatment_misclass    =</w:t>
-      </w:r>
-      <w:r>
-        <w:rPr>
-          <w:rStyle w:val="NormalTok"/>
-        </w:rPr>
-        <w:t xml:space="preserve"> </w:t>
-      </w:r>
-      <w:r>
-        <w:rPr>
-          <w:rStyle w:val="FunctionTok"/>
-        </w:rPr>
-        <w:t xml:space="preserve">list</w:t>
-      </w:r>
-      <w:r>
-        <w:rPr>
-          <w:rStyle w:val="NormalTok"/>
-        </w:rPr>
-        <w:t xml:space="preserve">(</w:t>
-      </w:r>
-      <w:r>
-        <w:rPr>
-          <w:rStyle w:val="AttributeTok"/>
-        </w:rPr>
-        <w:t xml:space="preserve">sensitivity =</w:t>
-      </w:r>
-      <w:r>
-        <w:rPr>
-          <w:rStyle w:val="NormalTok"/>
-        </w:rPr>
-        <w:t xml:space="preserve"> </w:t>
-      </w:r>
-      <w:r>
-        <w:rPr>
-          <w:rStyle w:val="FunctionTok"/>
-        </w:rPr>
-        <w:t xml:space="preserve">c</w:t>
-      </w:r>
-      <w:r>
-        <w:rPr>
-          <w:rStyle w:val="NormalTok"/>
-        </w:rPr>
-        <w:t xml:space="preserve">(</w:t>
-      </w:r>
-      <w:r>
-        <w:rPr>
-          <w:rStyle w:val="FloatTok"/>
-        </w:rPr>
-        <w:t xml:space="preserve">0.95</w:t>
-      </w:r>
-      <w:r>
-        <w:rPr>
-          <w:rStyle w:val="NormalTok"/>
-        </w:rPr>
-        <w:t xml:space="preserve">, </w:t>
-      </w:r>
-      <w:r>
-        <w:rPr>
-          <w:rStyle w:val="FloatTok"/>
-        </w:rPr>
-        <w:t xml:space="preserve">0.90</w:t>
-      </w:r>
-      <w:r>
-        <w:rPr>
-          <w:rStyle w:val="NormalTok"/>
-        </w:rPr>
-        <w:t xml:space="preserve">),</w:t>
-      </w:r>
-      <w:r>
-        <w:br/>
-      </w:r>
-      <w:r>
-        <w:rPr>
-          <w:rStyle w:val="NormalTok"/>
-        </w:rPr>
-        <w:t xml:space="preserve">                                 </w:t>
-      </w:r>
-      <w:r>
-        <w:rPr>
-          <w:rStyle w:val="AttributeTok"/>
-        </w:rPr>
-        <w:t xml:space="preserve">specificity =</w:t>
-      </w:r>
-      <w:r>
-        <w:rPr>
-          <w:rStyle w:val="NormalTok"/>
-        </w:rPr>
-        <w:t xml:space="preserve"> </w:t>
-      </w:r>
-      <w:r>
-        <w:rPr>
-          <w:rStyle w:val="FunctionTok"/>
-        </w:rPr>
-        <w:t xml:space="preserve">c</w:t>
-      </w:r>
-      <w:r>
-        <w:rPr>
-          <w:rStyle w:val="NormalTok"/>
-        </w:rPr>
-        <w:t xml:space="preserve">(</w:t>
-      </w:r>
-      <w:r>
-        <w:rPr>
-          <w:rStyle w:val="FloatTok"/>
-        </w:rPr>
-        <w:t xml:space="preserve">0.99</w:t>
-      </w:r>
-      <w:r>
-        <w:rPr>
-          <w:rStyle w:val="NormalTok"/>
-        </w:rPr>
-        <w:t xml:space="preserve">, </w:t>
-      </w:r>
-      <w:r>
-        <w:rPr>
-          <w:rStyle w:val="FloatTok"/>
-        </w:rPr>
-        <w:t xml:space="preserve">0.95</w:t>
-      </w:r>
-      <w:r>
-        <w:rPr>
-          <w:rStyle w:val="NormalTok"/>
-        </w:rPr>
-        <w:t xml:space="preserve">)),</w:t>
-      </w:r>
-      <w:r>
-        <w:br/>
-      </w:r>
-      <w:r>
-        <w:rPr>
-          <w:rStyle w:val="NormalTok"/>
-        </w:rPr>
-        <w:t xml:space="preserve">    </w:t>
-      </w:r>
-      <w:r>
-        <w:rPr>
-          <w:rStyle w:val="AttributeTok"/>
-        </w:rPr>
-        <w:t xml:space="preserve">outcome_misclass      =</w:t>
-      </w:r>
-      <w:r>
-        <w:rPr>
-          <w:rStyle w:val="NormalTok"/>
-        </w:rPr>
-        <w:t xml:space="preserve"> </w:t>
-      </w:r>
-      <w:r>
-        <w:rPr>
-          <w:rStyle w:val="FunctionTok"/>
-        </w:rPr>
-        <w:t xml:space="preserve">list</w:t>
-      </w:r>
-      <w:r>
-        <w:rPr>
-          <w:rStyle w:val="NormalTok"/>
-        </w:rPr>
-        <w:t xml:space="preserve">(</w:t>
-      </w:r>
-      <w:r>
-        <w:rPr>
-          <w:rStyle w:val="AttributeTok"/>
-        </w:rPr>
-        <w:t xml:space="preserve">sensitivity =</w:t>
-      </w:r>
-      <w:r>
-        <w:rPr>
-          <w:rStyle w:val="NormalTok"/>
-        </w:rPr>
-        <w:t xml:space="preserve"> </w:t>
-      </w:r>
-      <w:r>
-        <w:rPr>
-          <w:rStyle w:val="FunctionTok"/>
-        </w:rPr>
-        <w:t xml:space="preserve">c</w:t>
-      </w:r>
-      <w:r>
-        <w:rPr>
-          <w:rStyle w:val="NormalTok"/>
-        </w:rPr>
-        <w:t xml:space="preserve">(</w:t>
-      </w:r>
-      <w:r>
-        <w:rPr>
-          <w:rStyle w:val="FloatTok"/>
-        </w:rPr>
-        <w:t xml:space="preserve">0.95</w:t>
-      </w:r>
-      <w:r>
-        <w:rPr>
-          <w:rStyle w:val="NormalTok"/>
-        </w:rPr>
-        <w:t xml:space="preserve">, </w:t>
-      </w:r>
-      <w:r>
-        <w:rPr>
-          <w:rStyle w:val="FloatTok"/>
-        </w:rPr>
-        <w:t xml:space="preserve">0.90</w:t>
-      </w:r>
-      <w:r>
-        <w:rPr>
-          <w:rStyle w:val="NormalTok"/>
-        </w:rPr>
-        <w:t xml:space="preserve">),</w:t>
-      </w:r>
-      <w:r>
-        <w:br/>
-      </w:r>
-      <w:r>
-        <w:rPr>
-          <w:rStyle w:val="NormalTok"/>
-        </w:rPr>
-        <w:t xml:space="preserve">                                 </w:t>
-      </w:r>
-      <w:r>
-        <w:rPr>
-          <w:rStyle w:val="AttributeTok"/>
-        </w:rPr>
-        <w:t xml:space="preserve">specificity =</w:t>
-      </w:r>
-      <w:r>
-        <w:rPr>
-          <w:rStyle w:val="NormalTok"/>
-        </w:rPr>
-        <w:t xml:space="preserve"> </w:t>
-      </w:r>
-      <w:r>
-        <w:rPr>
-          <w:rStyle w:val="FunctionTok"/>
-        </w:rPr>
-        <w:t xml:space="preserve">c</w:t>
-      </w:r>
-      <w:r>
-        <w:rPr>
-          <w:rStyle w:val="NormalTok"/>
-        </w:rPr>
-        <w:t xml:space="preserve">(</w:t>
-      </w:r>
-      <w:r>
-        <w:rPr>
-          <w:rStyle w:val="FloatTok"/>
-        </w:rPr>
-        <w:t xml:space="preserve">0.99</w:t>
-      </w:r>
-      <w:r>
-        <w:rPr>
-          <w:rStyle w:val="NormalTok"/>
-        </w:rPr>
-        <w:t xml:space="preserve">, </w:t>
-      </w:r>
-      <w:r>
-        <w:rPr>
-          <w:rStyle w:val="FloatTok"/>
-        </w:rPr>
-        <w:t xml:space="preserve">0.95</w:t>
-      </w:r>
-      <w:r>
-        <w:rPr>
-          <w:rStyle w:val="NormalTok"/>
-        </w:rPr>
-        <w:t xml:space="preserve">)),</w:t>
-      </w:r>
-      <w:r>
-        <w:br/>
-      </w:r>
-      <w:r>
-        <w:rPr>
-          <w:rStyle w:val="NormalTok"/>
-        </w:rPr>
-        <w:t xml:space="preserve">    </w:t>
-      </w:r>
-      <w:r>
-        <w:rPr>
-          <w:rStyle w:val="AttributeTok"/>
-        </w:rPr>
-        <w:t xml:space="preserve">unmeasured_confounding =</w:t>
-      </w:r>
-      <w:r>
-        <w:rPr>
-          <w:rStyle w:val="NormalTok"/>
-        </w:rPr>
-        <w:t xml:space="preserve"> </w:t>
-      </w:r>
-      <w:r>
-        <w:rPr>
-          <w:rStyle w:val="FunctionTok"/>
-        </w:rPr>
-        <w:t xml:space="preserve">list</w:t>
-      </w:r>
-      <w:r>
-        <w:rPr>
-          <w:rStyle w:val="NormalTok"/>
-        </w:rPr>
-        <w:t xml:space="preserve">(</w:t>
-      </w:r>
-      <w:r>
-        <w:rPr>
-          <w:rStyle w:val="AttributeTok"/>
-        </w:rPr>
-        <w:t xml:space="preserve">U_prevalence  =</w:t>
-      </w:r>
-      <w:r>
-        <w:rPr>
-          <w:rStyle w:val="NormalTok"/>
-        </w:rPr>
-        <w:t xml:space="preserve"> </w:t>
-      </w:r>
-      <w:r>
-        <w:rPr>
-          <w:rStyle w:val="FloatTok"/>
-        </w:rPr>
-        <w:t xml:space="preserve">0.20</w:t>
-      </w:r>
-      <w:r>
-        <w:rPr>
-          <w:rStyle w:val="NormalTok"/>
-        </w:rPr>
-        <w:t xml:space="preserve">,</w:t>
-      </w:r>
-      <w:r>
-        <w:br/>
-      </w:r>
-      <w:r>
-        <w:rPr>
-          <w:rStyle w:val="NormalTok"/>
-        </w:rPr>
-        <w:t xml:space="preserve">                                  </w:t>
-      </w:r>
-      <w:r>
-        <w:rPr>
-          <w:rStyle w:val="AttributeTok"/>
-        </w:rPr>
-        <w:t xml:space="preserve">U_treatment_OR =</w:t>
-      </w:r>
-      <w:r>
-        <w:rPr>
-          <w:rStyle w:val="NormalTok"/>
-        </w:rPr>
-        <w:t xml:space="preserve"> </w:t>
-      </w:r>
-      <w:r>
-        <w:rPr>
-          <w:rStyle w:val="FunctionTok"/>
-        </w:rPr>
-        <w:t xml:space="preserve">c</w:t>
-      </w:r>
-      <w:r>
-        <w:rPr>
-          <w:rStyle w:val="NormalTok"/>
-        </w:rPr>
-        <w:t xml:space="preserve">(</w:t>
-      </w:r>
-      <w:r>
-        <w:rPr>
-          <w:rStyle w:val="FloatTok"/>
-        </w:rPr>
-        <w:t xml:space="preserve">1.5</w:t>
-      </w:r>
-      <w:r>
-        <w:rPr>
-          <w:rStyle w:val="NormalTok"/>
-        </w:rPr>
-        <w:t xml:space="preserve">, </w:t>
-      </w:r>
-      <w:r>
-        <w:rPr>
-          <w:rStyle w:val="FloatTok"/>
-        </w:rPr>
-        <w:t xml:space="preserve">2.0</w:t>
-      </w:r>
-      <w:r>
-        <w:rPr>
-          <w:rStyle w:val="NormalTok"/>
-        </w:rPr>
-        <w:t xml:space="preserve">),</w:t>
-      </w:r>
-      <w:r>
-        <w:br/>
-      </w:r>
-      <w:r>
-        <w:rPr>
-          <w:rStyle w:val="NormalTok"/>
-        </w:rPr>
-        <w:t xml:space="preserve">                                  </w:t>
-      </w:r>
-      <w:r>
-        <w:rPr>
-          <w:rStyle w:val="AttributeTok"/>
-        </w:rPr>
-        <w:t xml:space="preserve">U_outcome_OR   =</w:t>
-      </w:r>
-      <w:r>
-        <w:rPr>
-          <w:rStyle w:val="NormalTok"/>
-        </w:rPr>
-        <w:t xml:space="preserve"> </w:t>
-      </w:r>
-      <w:r>
-        <w:rPr>
-          <w:rStyle w:val="FunctionTok"/>
-        </w:rPr>
-        <w:t xml:space="preserve">c</w:t>
-      </w:r>
-      <w:r>
-        <w:rPr>
-          <w:rStyle w:val="NormalTok"/>
-        </w:rPr>
-        <w:t xml:space="preserve">(</w:t>
-      </w:r>
-      <w:r>
-        <w:rPr>
-          <w:rStyle w:val="FloatTok"/>
-        </w:rPr>
-        <w:t xml:space="preserve">1.5</w:t>
-      </w:r>
-      <w:r>
-        <w:rPr>
-          <w:rStyle w:val="NormalTok"/>
-        </w:rPr>
-        <w:t xml:space="preserve">, </w:t>
-      </w:r>
-      <w:r>
-        <w:rPr>
-          <w:rStyle w:val="FloatTok"/>
-        </w:rPr>
-        <w:t xml:space="preserve">2.0</w:t>
-      </w:r>
-      <w:r>
-        <w:rPr>
-          <w:rStyle w:val="NormalTok"/>
-        </w:rPr>
-        <w:t xml:space="preserve">))</w:t>
-      </w:r>
-      <w:r>
-        <w:br/>
-      </w:r>
-      <w:r>
-        <w:rPr>
-          <w:rStyle w:val="NormalTok"/>
-        </w:rPr>
-        <w:t xml:space="preserve">  )</w:t>
-      </w:r>
-      <w:r>
-        <w:br/>
-      </w:r>
-      <w:r>
-        <w:rPr>
-          <w:rStyle w:val="NormalTok"/>
-        </w:rPr>
-        <w:t xml:space="preserve">)</w:t>
-      </w:r>
-      <w:r>
-        <w:br/>
-      </w:r>
-      <w:r>
-        <w:rPr>
-          <w:rStyle w:val="NormalTok"/>
-        </w:rPr>
-        <w:t xml:space="preserve">selected </w:t>
-      </w:r>
-      <w:r>
-        <w:rPr>
-          <w:rStyle w:val="OtherTok"/>
-        </w:rPr>
-        <w:t xml:space="preserve">&lt;-</w:t>
-      </w:r>
-      <w:r>
-        <w:rPr>
-          <w:rStyle w:val="NormalTok"/>
-        </w:rPr>
-        <w:t xml:space="preserve"> </w:t>
-      </w:r>
-      <w:r>
-        <w:rPr>
-          <w:rStyle w:val="FunctionTok"/>
-        </w:rPr>
-        <w:t xml:space="preserve">select_tmle_candidate</w:t>
-      </w:r>
-      <w:r>
-        <w:rPr>
-          <w:rStyle w:val="NormalTok"/>
-        </w:rPr>
-        <w:t xml:space="preserve">(plas, </w:t>
-      </w:r>
-      <w:r>
-        <w:rPr>
-          <w:rStyle w:val="AttributeTok"/>
-        </w:rPr>
-        <w:t xml:space="preserve">rule =</w:t>
-      </w:r>
-      <w:r>
-        <w:rPr>
-          <w:rStyle w:val="NormalTok"/>
-        </w:rPr>
-        <w:t xml:space="preserve"> </w:t>
-      </w:r>
-      <w:r>
-        <w:rPr>
-          <w:rStyle w:val="StringTok"/>
-        </w:rPr>
-        <w:t xml:space="preserve">"min_rmse"</w:t>
-      </w:r>
-      <w:r>
-        <w:rPr>
-          <w:rStyle w:val="NormalTok"/>
-        </w:rPr>
-        <w:t xml:space="preserve">)</w:t>
-      </w:r>
-      <w:r>
-        <w:br/>
-      </w:r>
-      <w:r>
-        <w:rPr>
-          <w:rStyle w:val="NormalTok"/>
-        </w:rPr>
-        <w:t xml:space="preserve">lock     </w:t>
-      </w:r>
-      <w:r>
-        <w:rPr>
-          <w:rStyle w:val="OtherTok"/>
-        </w:rPr>
-        <w:t xml:space="preserve">&lt;-</w:t>
-      </w:r>
-      <w:r>
-        <w:rPr>
-          <w:rStyle w:val="NormalTok"/>
-        </w:rPr>
-        <w:t xml:space="preserve"> </w:t>
-      </w:r>
-      <w:r>
-        <w:rPr>
-          <w:rStyle w:val="FunctionTok"/>
-        </w:rPr>
-        <w:t xml:space="preserve">declare_estimand_ladder</w:t>
-      </w:r>
-      <w:r>
-        <w:rPr>
-          <w:rStyle w:val="NormalTok"/>
-        </w:rPr>
-        <w:t xml:space="preserve">(lock, </w:t>
-      </w:r>
-      <w:r>
-        <w:rPr>
-          <w:rStyle w:val="AttributeTok"/>
-        </w:rPr>
-        <w:t xml:space="preserve">primary =</w:t>
-      </w:r>
-      <w:r>
-        <w:rPr>
-          <w:rStyle w:val="NormalTok"/>
-        </w:rPr>
-        <w:t xml:space="preserve"> </w:t>
-      </w:r>
-      <w:r>
-        <w:rPr>
-          <w:rStyle w:val="StringTok"/>
-        </w:rPr>
-        <w:t xml:space="preserve">"ATE"</w:t>
-      </w:r>
-      <w:r>
-        <w:rPr>
-          <w:rStyle w:val="NormalTok"/>
-        </w:rPr>
-        <w:t xml:space="preserve">,</w:t>
-      </w:r>
-      <w:r>
-        <w:br/>
-      </w:r>
-      <w:r>
-        <w:rPr>
-          <w:rStyle w:val="NormalTok"/>
-        </w:rPr>
-        <w:t xml:space="preserve">                                    </w:t>
-      </w:r>
-      <w:r>
-        <w:rPr>
-          <w:rStyle w:val="AttributeTok"/>
-        </w:rPr>
-        <w:t xml:space="preserve">fallbacks =</w:t>
-      </w:r>
-      <w:r>
-        <w:rPr>
-          <w:rStyle w:val="NormalTok"/>
-        </w:rPr>
-        <w:t xml:space="preserve"> </w:t>
-      </w:r>
-      <w:r>
-        <w:rPr>
-          <w:rStyle w:val="FunctionTok"/>
-        </w:rPr>
-        <w:t xml:space="preserve">c</w:t>
-      </w:r>
-      <w:r>
-        <w:rPr>
-          <w:rStyle w:val="NormalTok"/>
-        </w:rPr>
-        <w:t xml:space="preserve">(</w:t>
-      </w:r>
-      <w:r>
-        <w:rPr>
-          <w:rStyle w:val="StringTok"/>
-        </w:rPr>
-        <w:t xml:space="preserve">"trimmed_ATE"</w:t>
-      </w:r>
-      <w:r>
-        <w:rPr>
-          <w:rStyle w:val="NormalTok"/>
-        </w:rPr>
-        <w:t xml:space="preserve">, </w:t>
-      </w:r>
-      <w:r>
-        <w:rPr>
-          <w:rStyle w:val="StringTok"/>
-        </w:rPr>
-        <w:t xml:space="preserve">"ATT"</w:t>
-      </w:r>
-      <w:r>
-        <w:rPr>
-          <w:rStyle w:val="NormalTok"/>
-        </w:rPr>
-        <w:t xml:space="preserve">,</w:t>
-      </w:r>
-      <w:r>
-        <w:br/>
-      </w:r>
-      <w:r>
-        <w:rPr>
-          <w:rStyle w:val="NormalTok"/>
-        </w:rPr>
-        <w:t xml:space="preserve">                                                  </w:t>
-      </w:r>
-      <w:r>
-        <w:rPr>
-          <w:rStyle w:val="StringTok"/>
-        </w:rPr>
-        <w:t xml:space="preserve">"ATO"</w:t>
-      </w:r>
-      <w:r>
-        <w:rPr>
-          <w:rStyle w:val="NormalTok"/>
-        </w:rPr>
-        <w:t xml:space="preserve">),</w:t>
-      </w:r>
-      <w:r>
-        <w:br/>
-      </w:r>
-      <w:r>
-        <w:rPr>
-          <w:rStyle w:val="NormalTok"/>
-        </w:rPr>
-        <w:t xml:space="preserve">                                    </w:t>
-      </w:r>
-      <w:r>
-        <w:rPr>
-          <w:rStyle w:val="AttributeTok"/>
-        </w:rPr>
-        <w:t xml:space="preserve">candidate =</w:t>
-      </w:r>
-      <w:r>
-        <w:rPr>
-          <w:rStyle w:val="NormalTok"/>
-        </w:rPr>
-        <w:t xml:space="preserve"> selected)</w:t>
-      </w:r>
-      <w:r>
-        <w:br/>
-      </w:r>
-      <w:r>
-        <w:br/>
-      </w:r>
-      <w:r>
-        <w:rPr>
-          <w:rStyle w:val="CommentTok"/>
-        </w:rPr>
-        <w:t xml:space="preserve"># Stage 3: negative controls across cohort restrictions, and the</w:t>
-      </w:r>
-      <w:r>
-        <w:br/>
-      </w:r>
-      <w:r>
-        <w:rPr>
-          <w:rStyle w:val="CommentTok"/>
-        </w:rPr>
-        <w:t xml:space="preserve"># care-process collider check.</w:t>
-      </w:r>
-      <w:r>
-        <w:br/>
-      </w:r>
-      <w:r>
-        <w:rPr>
-          <w:rStyle w:val="NormalTok"/>
-        </w:rPr>
-        <w:t xml:space="preserve">nc  </w:t>
-      </w:r>
-      <w:r>
-        <w:rPr>
-          <w:rStyle w:val="OtherTok"/>
-        </w:rPr>
-        <w:t xml:space="preserve">&lt;-</w:t>
-      </w:r>
-      <w:r>
-        <w:rPr>
-          <w:rStyle w:val="NormalTok"/>
-        </w:rPr>
-        <w:t xml:space="preserve"> </w:t>
-      </w:r>
-      <w:r>
-        <w:rPr>
-          <w:rStyle w:val="FunctionTok"/>
-        </w:rPr>
-        <w:t xml:space="preserve">run_negative_control_ladder</w:t>
-      </w:r>
-      <w:r>
-        <w:rPr>
-          <w:rStyle w:val="NormalTok"/>
-        </w:rPr>
-        <w:t xml:space="preserve">(lock, </w:t>
-      </w:r>
-      <w:r>
-        <w:rPr>
-          <w:rStyle w:val="AttributeTok"/>
-        </w:rPr>
-        <w:t xml:space="preserve">restrictions =</w:t>
-      </w:r>
-      <w:r>
-        <w:rPr>
-          <w:rStyle w:val="NormalTok"/>
-        </w:rPr>
-        <w:t xml:space="preserve"> cohort_rungs)</w:t>
-      </w:r>
-      <w:r>
-        <w:br/>
-      </w:r>
-      <w:r>
-        <w:rPr>
-          <w:rStyle w:val="NormalTok"/>
-        </w:rPr>
-        <w:t xml:space="preserve">proc </w:t>
-      </w:r>
-      <w:r>
-        <w:rPr>
-          <w:rStyle w:val="OtherTok"/>
-        </w:rPr>
-        <w:t xml:space="preserve">&lt;-</w:t>
-      </w:r>
-      <w:r>
-        <w:rPr>
-          <w:rStyle w:val="NormalTok"/>
-        </w:rPr>
-        <w:t xml:space="preserve"> </w:t>
-      </w:r>
-      <w:r>
-        <w:rPr>
-          <w:rStyle w:val="FunctionTok"/>
-        </w:rPr>
-        <w:t xml:space="preserve">check_process_indicators</w:t>
-      </w:r>
-      <w:r>
-        <w:rPr>
-          <w:rStyle w:val="NormalTok"/>
-        </w:rPr>
-        <w:t xml:space="preserve">(lock, </w:t>
-      </w:r>
-      <w:r>
-        <w:rPr>
-          <w:rStyle w:val="AttributeTok"/>
-        </w:rPr>
-        <w:t xml:space="preserve">indicators =</w:t>
-      </w:r>
-      <w:r>
-        <w:rPr>
-          <w:rStyle w:val="NormalTok"/>
-        </w:rPr>
-        <w:t xml:space="preserve"> process_vars)</w:t>
-      </w:r>
-      <w:r>
-        <w:br/>
-      </w:r>
-      <w:r>
-        <w:br/>
-      </w:r>
-      <w:r>
-        <w:rPr>
-          <w:rStyle w:val="CommentTok"/>
-        </w:rPr>
-        <w:t xml:space="preserve"># Pre-outcome decision: the dossier the review team reads.</w:t>
-      </w:r>
-      <w:r>
-        <w:br/>
-      </w:r>
-      <w:r>
-        <w:rPr>
-          <w:rStyle w:val="FunctionTok"/>
-        </w:rPr>
-        <w:t xml:space="preserve">design_report</w:t>
-      </w:r>
-      <w:r>
-        <w:rPr>
-          <w:rStyle w:val="NormalTok"/>
-        </w:rPr>
-        <w:t xml:space="preserve">(lock, sup, fea, </w:t>
-      </w:r>
-      <w:r>
-        <w:rPr>
-          <w:rStyle w:val="AttributeTok"/>
-        </w:rPr>
-        <w:t xml:space="preserve">simulation =</w:t>
-      </w:r>
-      <w:r>
-        <w:rPr>
-          <w:rStyle w:val="NormalTok"/>
-        </w:rPr>
-        <w:t xml:space="preserve"> sim, </w:t>
-      </w:r>
-      <w:r>
-        <w:rPr>
-          <w:rStyle w:val="AttributeTok"/>
-        </w:rPr>
-        <w:t xml:space="preserve">nc_ladder =</w:t>
-      </w:r>
-      <w:r>
-        <w:rPr>
-          <w:rStyle w:val="NormalTok"/>
-        </w:rPr>
-        <w:t xml:space="preserve"> nc)</w:t>
-      </w:r>
-      <w:r>
-        <w:br/>
-      </w:r>
-      <w:r>
-        <w:br/>
-      </w:r>
-      <w:r>
-        <w:rPr>
-          <w:rStyle w:val="CommentTok"/>
-        </w:rPr>
-        <w:t xml:space="preserve"># Stage 4: estimation. Outcomes are joined only here; the ladder runs</w:t>
-      </w:r>
-      <w:r>
-        <w:br/>
-      </w:r>
-      <w:r>
-        <w:rPr>
-          <w:rStyle w:val="CommentTok"/>
-        </w:rPr>
-        <w:t xml:space="preserve"># the declared primary when feasible plus every feasible fallback.</w:t>
-      </w:r>
-      <w:r>
-        <w:br/>
-      </w:r>
-      <w:r>
-        <w:rPr>
-          <w:rStyle w:val="NormalTok"/>
-        </w:rPr>
-        <w:t xml:space="preserve">fit </w:t>
+        <w:t xml:space="preserve">fit  </w:t>
       </w:r>
       <w:r>
         <w:rPr>
@@ -18705,13 +19699,13 @@
         <w:pStyle w:val="FirstParagraph"/>
       </w:pPr>
       <w:r>
-        <w:t xml:space="preserve">Two pieces above are fundamentally new relative to conventional</w:t>
-      </w:r>
-      <w:r>
-        <w:t xml:space="preserve"> </w:t>
-      </w:r>
-      <w:r>
-        <w:t xml:space="preserve">targeted-learning plumbing: the support and feasibility stage of</w:t>
+        <w:t xml:space="preserve">Two pieces above are new relative to conventional targeted-learning</w:t>
+      </w:r>
+      <w:r>
+        <w:t xml:space="preserve"> </w:t>
+      </w:r>
+      <w:r>
+        <w:t xml:space="preserve">plumbing: the support and feasibility stage of</w:t>
       </w:r>
       <w:r>
         <w:t xml:space="preserve"> </w:t>
@@ -18725,7 +19719,13 @@
         </w:r>
       </w:hyperlink>
       <w:r>
-        <w:t xml:space="preserve">, and the DQ stress test.</w:t>
+        <w:t xml:space="preserve">, and the</w:t>
+      </w:r>
+      <w:r>
+        <w:t xml:space="preserve"> </w:t>
+      </w:r>
+      <w:r>
+        <w:t xml:space="preserve">DQ stress test.</w:t>
       </w:r>
       <w:r>
         <w:t xml:space="preserve"> </w:t>
@@ -18734,25 +19734,25 @@
         <w:rPr>
           <w:rStyle w:val="VerbatimChar"/>
         </w:rPr>
-        <w:t xml:space="preserve">run_plasmode_dq_stress()</w:t>
-      </w:r>
-      <w:r>
-        <w:t xml:space="preserve"> </w:t>
-      </w:r>
-      <w:r>
-        <w:t xml:space="preserve">returns a metrics object of the same</w:t>
-      </w:r>
-      <w:r>
-        <w:t xml:space="preserve"> </w:t>
-      </w:r>
-      <w:r>
-        <w:t xml:space="preserve">class as the standard plasmode and feeds the same decision, so adding</w:t>
-      </w:r>
-      <w:r>
-        <w:t xml:space="preserve"> </w:t>
-      </w:r>
-      <w:r>
-        <w:t xml:space="preserve">the data-quality argument to the workflow does not require new</w:t>
+        <w:t xml:space="preserve">stress_test()</w:t>
+      </w:r>
+      <w:r>
+        <w:t xml:space="preserve"> </w:t>
+      </w:r>
+      <w:r>
+        <w:t xml:space="preserve">returns the same object class whether</w:t>
+      </w:r>
+      <w:r>
+        <w:t xml:space="preserve"> </w:t>
+      </w:r>
+      <w:r>
+        <w:t xml:space="preserve">or not threats are declared, and both feed the same decision, so</w:t>
+      </w:r>
+      <w:r>
+        <w:t xml:space="preserve"> </w:t>
+      </w:r>
+      <w:r>
+        <w:t xml:space="preserve">adding the data-quality sweep to the workflow does not require new</w:t>
       </w:r>
       <w:r>
         <w:t xml:space="preserve"> </w:t>
@@ -18762,7 +19762,7 @@
       </w:r>
     </w:p>
     <w:bookmarkEnd w:id="66"/>
-    <w:bookmarkStart w:id="67" w:name="inside-run_plasmode_dq_stress"/>
+    <w:bookmarkStart w:id="67" w:name="inside-stress_test"/>
     <w:p>
       <w:pPr>
         <w:pStyle w:val="Heading2"/>
@@ -18777,7 +19777,7 @@
         <w:rPr>
           <w:rStyle w:val="VerbatimChar"/>
         </w:rPr>
-        <w:t xml:space="preserve">run_plasmode_dq_stress()</w:t>
+        <w:t xml:space="preserve">stress_test()</w:t>
       </w:r>
     </w:p>
     <w:p>
@@ -18835,7 +19835,7 @@
         <w:rPr>
           <w:rStyle w:val="VerbatimChar"/>
         </w:rPr>
-        <w:t xml:space="preserve">    generate synthetic outcome from the lock's covariate-only Q0 model</w:t>
+        <w:t xml:space="preserve">    generate simulated outcome from the lock's covariate-only Q0 model</w:t>
       </w:r>
       <w:r>
         <w:br/>
@@ -18978,7 +19978,13 @@
         <w:t xml:space="preserve"> </w:t>
       </w:r>
       <w:r>
-        <w:t xml:space="preserve">for reproducibility. First, the seed is set deterministically from</w:t>
+        <w:t xml:space="preserve">for reproducibility. First, each replicate runs under its own seed,</w:t>
+      </w:r>
+      <w:r>
+        <w:t xml:space="preserve"> </w:t>
+      </w:r>
+      <w:r>
+        <w:t xml:space="preserve">derived from the lock seed as</w:t>
       </w:r>
       <w:r>
         <w:t xml:space="preserve"> </w:t>
@@ -18993,13 +19999,52 @@
         <w:t xml:space="preserve"> </w:t>
       </w:r>
       <w:r>
-        <w:t xml:space="preserve">so that re-running the same</w:t>
-      </w:r>
-      <w:r>
-        <w:t xml:space="preserve"> </w:t>
-      </w:r>
-      <w:r>
-        <w:t xml:space="preserve">lock with the same scenario list produces bit-identical metrics.</w:t>
+        <w:t xml:space="preserve">through</w:t>
+      </w:r>
+      <w:r>
+        <w:t xml:space="preserve"> </w:t>
+      </w:r>
+      <w:r>
+        <w:rPr>
+          <w:rStyle w:val="VerbatimChar"/>
+        </w:rPr>
+        <w:t xml:space="preserve">withr::with_seed()</w:t>
+      </w:r>
+      <w:r>
+        <w:t xml:space="preserve">, so that re-running the same lock with</w:t>
+      </w:r>
+      <w:r>
+        <w:t xml:space="preserve"> </w:t>
+      </w:r>
+      <w:r>
+        <w:t xml:space="preserve">the same scenario list produces bit-identical metrics, and a run</w:t>
+      </w:r>
+      <w:r>
+        <w:t xml:space="preserve"> </w:t>
+      </w:r>
+      <w:r>
+        <w:t xml:space="preserve">parallelised over replicates (</w:t>
+      </w:r>
+      <w:r>
+        <w:rPr>
+          <w:rStyle w:val="VerbatimChar"/>
+        </w:rPr>
+        <w:t xml:space="preserve">parallel = TRUE</w:t>
+      </w:r>
+      <w:r>
+        <w:t xml:space="preserve">, under the caller’s</w:t>
+      </w:r>
+      <w:r>
+        <w:t xml:space="preserve"> </w:t>
+      </w:r>
+      <w:r>
+        <w:rPr>
+          <w:rStyle w:val="VerbatimChar"/>
+        </w:rPr>
+        <w:t xml:space="preserve">future::plan()</w:t>
+      </w:r>
+      <w:r>
+        <w:t xml:space="preserve">) is identical to the sequential run.</w:t>
       </w:r>
       <w:r>
         <w:t xml:space="preserve"> </w:t>
@@ -19217,7 +20262,13 @@
         <w:t xml:space="preserve">identify_interval()</w:t>
       </w:r>
       <w:r>
-        <w:t xml:space="preserve">,</w:t>
+        <w:t xml:space="preserve">)</w:t>
+      </w:r>
+      <w:r>
+        <w:t xml:space="preserve"> </w:t>
+      </w:r>
+      <w:r>
+        <w:t xml:space="preserve">and the</w:t>
       </w:r>
       <w:r>
         <w:t xml:space="preserve"> </w:t>
@@ -19226,18 +20277,6 @@
         <w:rPr>
           <w:rStyle w:val="VerbatimChar"/>
         </w:rPr>
-        <w:t xml:space="preserve">identify_missing()</w:t>
-      </w:r>
-      <w:r>
-        <w:t xml:space="preserve">) and the</w:t>
-      </w:r>
-      <w:r>
-        <w:t xml:space="preserve"> </w:t>
-      </w:r>
-      <w:r>
-        <w:rPr>
-          <w:rStyle w:val="VerbatimChar"/>
-        </w:rPr>
         <w:t xml:space="preserve">specify_models()</w:t>
       </w:r>
       <w:r>
@@ -19262,7 +20301,7 @@
         <w:t xml:space="preserve"> </w:t>
       </w:r>
       <w:r>
-        <w:t xml:space="preserve">as code objects rather than prose. This lets the analysis lock</w:t>
+        <w:t xml:space="preserve">as code objects instead of prose. This lets the analysis lock</w:t>
       </w:r>
       <w:r>
         <w:t xml:space="preserve"> </w:t>
@@ -19298,19 +20337,13 @@
         <w:t xml:space="preserve"> </w:t>
       </w:r>
       <w:r>
-        <w:t xml:space="preserve">with risk-difference and risk-ratio summaries, and emphasises</w:t>
-      </w:r>
-      <w:r>
-        <w:t xml:space="preserve"> </w:t>
-      </w:r>
-      <w:r>
-        <w:t xml:space="preserve">absolute risks at prespecified times rather than ratio-only</w:t>
-      </w:r>
-      <w:r>
-        <w:t xml:space="preserve"> </w:t>
-      </w:r>
-      <w:r>
-        <w:t xml:space="preserve">summaries.</w:t>
+        <w:t xml:space="preserve">with risk-difference and risk-ratio summaries, and puts absolute</w:t>
+      </w:r>
+      <w:r>
+        <w:t xml:space="preserve"> </w:t>
+      </w:r>
+      <w:r>
+        <w:t xml:space="preserve">risks at prespecified times ahead of ratio-only summaries.</w:t>
       </w:r>
     </w:p>
     <w:p>
@@ -19331,19 +20364,25 @@
         <w:rPr>
           <w:rStyle w:val="VerbatimChar"/>
         </w:rPr>
-        <w:t xml:space="preserve">run_ipcw_tmle()</w:t>
-      </w:r>
-      <w:r>
-        <w:t xml:space="preserve"> </w:t>
-      </w:r>
-      <w:r>
-        <w:t xml:space="preserve">carries inverse-probability-of-censoring weights</w:t>
-      </w:r>
-      <w:r>
-        <w:t xml:space="preserve"> </w:t>
-      </w:r>
-      <w:r>
-        <w:t xml:space="preserve">through the targeting step, and</w:t>
+        <w:t xml:space="preserve">estimate_effect(missing = "ipcw")</w:t>
+      </w:r>
+      <w:r>
+        <w:t xml:space="preserve"> </w:t>
+      </w:r>
+      <w:r>
+        <w:t xml:space="preserve">carries</w:t>
+      </w:r>
+      <w:r>
+        <w:t xml:space="preserve"> </w:t>
+      </w:r>
+      <w:r>
+        <w:t xml:space="preserve">inverse-probability-of-censoring weights through the targeting step,</w:t>
+      </w:r>
+      <w:r>
+        <w:t xml:space="preserve"> </w:t>
+      </w:r>
+      <w:r>
+        <w:t xml:space="preserve">and</w:t>
       </w:r>
       <w:r>
         <w:t xml:space="preserve"> </w:t>
@@ -19424,19 +20463,42 @@
         <w:t xml:space="preserve"> </w:t>
       </w:r>
       <w:r>
-        <w:t xml:space="preserve">follow-up accounting is explicit rather than implicit. It records</w:t>
-      </w:r>
-      <w:r>
-        <w:t xml:space="preserve"> </w:t>
-      </w:r>
-      <w:r>
-        <w:t xml:space="preserve">and checks event-process structure; v0.1 does not yet estimate</w:t>
-      </w:r>
-      <w:r>
-        <w:t xml:space="preserve"> </w:t>
-      </w:r>
-      <w:r>
-        <w:t xml:space="preserve">native competing-risk cumulative-incidence estimands.</w:t>
+        <w:t xml:space="preserve">follow-up accounting is explicit. It records and checks event-process</w:t>
+      </w:r>
+      <w:r>
+        <w:t xml:space="preserve"> </w:t>
+      </w:r>
+      <w:r>
+        <w:t xml:space="preserve">structure, and the cumulative-risk grammar’s inverse-probability</w:t>
+      </w:r>
+      <w:r>
+        <w:t xml:space="preserve"> </w:t>
+      </w:r>
+      <w:r>
+        <w:t xml:space="preserve">estimator reports cause-specific cumulative incidence when a competing</w:t>
+      </w:r>
+      <w:r>
+        <w:t xml:space="preserve"> </w:t>
+      </w:r>
+      <w:r>
+        <w:t xml:space="preserve">event is identified; the staged support-and-ladder machinery does not</w:t>
+      </w:r>
+      <w:r>
+        <w:t xml:space="preserve"> </w:t>
+      </w:r>
+      <w:r>
+        <w:t xml:space="preserve">yet extend to those estimands (</w:t>
+      </w:r>
+      <w:hyperlink w:anchor="sec-discussion">
+        <w:r>
+          <w:rPr>
+            <w:rStyle w:val="Hyperlink"/>
+          </w:rPr>
+          <w:t xml:space="preserve">Section 13</w:t>
+        </w:r>
+      </w:hyperlink>
+      <w:r>
+        <w:t xml:space="preserve">).</w:t>
       </w:r>
     </w:p>
     <w:p>
@@ -19719,7 +20781,7 @@
         <w:t xml:space="preserve"> </w:t>
       </w:r>
       <w:r>
-        <w:t xml:space="preserve">checks via</w:t>
+        <w:t xml:space="preserve">checks through</w:t>
       </w:r>
       <w:r>
         <w:t xml:space="preserve"> </w:t>
@@ -19842,13 +20904,13 @@
       </w:r>
     </w:p>
     <w:bookmarkEnd w:id="69"/>
-    <w:bookmarkStart w:id="70" w:name="Xf50b5df1c7478f84a38ff2d616f12345ba7582f"/>
+    <w:bookmarkStart w:id="70" w:name="X0936fda6ea2fb73985c189b1a4d9943caf0d68b"/>
     <w:p>
       <w:pPr>
         <w:pStyle w:val="Heading2"/>
       </w:pPr>
       <w:r>
-        <w:t xml:space="preserve">9.5 Reporting cumulative risks rather than hazard ratios</w:t>
+        <w:t xml:space="preserve">9.5 Reporting cumulative risks before hazard ratios</w:t>
       </w:r>
     </w:p>
     <w:p>
@@ -20497,7 +21559,7 @@
         <w:t xml:space="preserve"> </w:t>
       </w:r>
       <w:r>
-        <w:t xml:space="preserve">estimation is testable rather than assumed.</w:t>
+        <w:t xml:space="preserve">estimation can be tested.</w:t>
       </w:r>
     </w:p>
     <w:p>
@@ -20853,7 +21915,7 @@
         <w:t xml:space="preserve"> </w:t>
       </w:r>
       <w:r>
-        <w:t xml:space="preserve">reaches the boundary. This yields 19 severity cells per Monte Carlo</w:t>
+        <w:t xml:space="preserve">reaches the boundary. This gives 19 severity cells per Monte Carlo</w:t>
       </w:r>
       <w:r>
         <w:t xml:space="preserve"> </w:t>
@@ -26516,61 +27578,25 @@
         <w:pStyle w:val="BodyText"/>
       </w:pPr>
       <w:r>
-        <w:t xml:space="preserve">The workflow shows a specific thing here. A STOP decision is</w:t>
-      </w:r>
-      <w:r>
-        <w:t xml:space="preserve"> </w:t>
-      </w:r>
-      <w:r>
-        <w:rPr>
-          <w:b/>
-          <w:bCs/>
-        </w:rPr>
-        <w:t xml:space="preserve">a</w:t>
-      </w:r>
-      <w:r>
-        <w:rPr>
-          <w:b/>
-          <w:bCs/>
-        </w:rPr>
-        <w:t xml:space="preserve"> </w:t>
-      </w:r>
-      <w:r>
-        <w:rPr>
-          <w:b/>
-          <w:bCs/>
-        </w:rPr>
-        <w:t xml:space="preserve">failure of prespecified operating-characteristic thresholds under</w:t>
-      </w:r>
-      <w:r>
-        <w:rPr>
-          <w:b/>
-          <w:bCs/>
-        </w:rPr>
-        <w:t xml:space="preserve"> </w:t>
-      </w:r>
-      <w:r>
-        <w:rPr>
-          <w:b/>
-          <w:bCs/>
-        </w:rPr>
-        <w:t xml:space="preserve">the simulated DGP</w:t>
-      </w:r>
-      <w:r>
-        <w:t xml:space="preserve">, not</w:t>
-      </w:r>
-      <w:r>
-        <w:t xml:space="preserve"> </w:t>
-      </w:r>
-      <w:r>
-        <w:rPr>
-          <w:b/>
-          <w:bCs/>
-        </w:rPr>
-        <w:t xml:space="preserve">detected real-data bias</w:t>
-      </w:r>
-      <w:r>
-        <w:t xml:space="preserve">. The clarity of the STOP decision in</w:t>
+        <w:t xml:space="preserve">The workflow shows a specific thing here. A STOP decision is a</w:t>
+      </w:r>
+      <w:r>
+        <w:t xml:space="preserve"> </w:t>
+      </w:r>
+      <w:r>
+        <w:t xml:space="preserve">failure of prespecified operating-characteristic thresholds under the</w:t>
+      </w:r>
+      <w:r>
+        <w:t xml:space="preserve"> </w:t>
+      </w:r>
+      <w:r>
+        <w:t xml:space="preserve">simulated DGP; it is not detected real-data bias. The clarity of the</w:t>
+      </w:r>
+      <w:r>
+        <w:t xml:space="preserve"> </w:t>
+      </w:r>
+      <w:r>
+        <w:t xml:space="preserve">STOP decision in</w:t>
       </w:r>
       <w:r>
         <w:t xml:space="preserve"> </w:t>
@@ -26715,13 +27741,13 @@
         <w:t xml:space="preserve"> </w:t>
       </w:r>
       <w:r>
-        <w:t xml:space="preserve">package default used in the</w:t>
-      </w:r>
-      <w:r>
-        <w:t xml:space="preserve"> </w:t>
-      </w:r>
-      <w:r>
-        <w:t xml:space="preserve">case study. The wider band is chosen so that the illustrative</w:t>
+        <w:t xml:space="preserve">used in the case study. The</w:t>
+      </w:r>
+      <w:r>
+        <w:t xml:space="preserve"> </w:t>
+      </w:r>
+      <w:r>
+        <w:t xml:space="preserve">wider band is chosen so that the illustrative</w:t>
       </w:r>
       <w:r>
         <w:t xml:space="preserve"> </w:t>
@@ -26965,7 +27991,7 @@
         <w:t xml:space="preserve"> </w:t>
       </w:r>
       <w:r>
-        <w:t xml:space="preserve">here corroborates, rather than rescues, the baseline plasmode metrics.</w:t>
+        <w:t xml:space="preserve">here corroborates the baseline plasmode metrics without rescuing them.</w:t>
       </w:r>
     </w:p>
     <w:p>
@@ -27300,20 +28326,7 @@
         <w:pStyle w:val="BodyText"/>
       </w:pPr>
       <w:r>
-        <w:t xml:space="preserve">A separate pattern concerns</w:t>
-      </w:r>
-      <w:r>
-        <w:t xml:space="preserve"> </w:t>
-      </w:r>
-      <w:r>
-        <w:rPr>
-          <w:b/>
-          <w:bCs/>
-        </w:rPr>
-        <w:t xml:space="preserve">variance-estimator selection</w:t>
-      </w:r>
-      <w:r>
-        <w:t xml:space="preserve">, the</w:t>
+        <w:t xml:space="preserve">A separate pattern concerns variance-estimator selection, the</w:t>
       </w:r>
       <w:r>
         <w:t xml:space="preserve"> </w:t>
@@ -27781,17 +28794,7 @@
         <w:t xml:space="preserve"> </w:t>
       </w:r>
       <w:r>
-        <w:rPr>
-          <w:b/>
-          <w:bCs/>
-        </w:rPr>
-        <w:t xml:space="preserve">does</w:t>
-      </w:r>
-      <w:r>
-        <w:t xml:space="preserve"> </w:t>
-      </w:r>
-      <w:r>
-        <w:t xml:space="preserve">repair this: bootstrap coverage rises to</w:t>
+        <w:t xml:space="preserve">repairs this: bootstrap coverage rises to</w:t>
       </w:r>
       <w:r>
         <w:t xml:space="preserve"> </w:t>
@@ -27856,17 +28859,7 @@
         <w:t xml:space="preserve"> </w:t>
       </w:r>
       <w:r>
-        <w:t xml:space="preserve">0.036), and the bootstrap provides</w:t>
-      </w:r>
-      <w:r>
-        <w:t xml:space="preserve"> </w:t>
-      </w:r>
-      <w:r>
-        <w:rPr>
-          <w:b/>
-          <w:bCs/>
-        </w:rPr>
-        <w:t xml:space="preserve">no</w:t>
+        <w:t xml:space="preserve">0.036), and the bootstrap provides no</w:t>
       </w:r>
       <w:r>
         <w:t xml:space="preserve"> </w:t>
@@ -28941,7 +29934,7 @@
         <w:pStyle w:val="BodyText"/>
       </w:pPr>
       <w:r>
-        <w:t xml:space="preserve">The key practical implication is estimator- and scenario-specific.</w:t>
+        <w:t xml:space="preserve">The practical implication is estimator- and scenario-specific.</w:t>
       </w:r>
       <w:r>
         <w:t xml:space="preserve"> </w:t>
@@ -29112,7 +30105,7 @@
         <w:t xml:space="preserve"> </w:t>
       </w:r>
       <w:r>
-        <w:t xml:space="preserve">oracle coverage on plasmode-generated synthetic data to identify, for the</w:t>
+        <w:t xml:space="preserve">oracle coverage on plasmode-generated simulated data to identify, for the</w:t>
       </w:r>
       <w:r>
         <w:t xml:space="preserve"> </w:t>
@@ -29786,23 +30779,7 @@
         <w:pStyle w:val="BodyText"/>
       </w:pPr>
       <w:r>
-        <w:t xml:space="preserve">A note on what the simulation does</w:t>
-      </w:r>
-      <w:r>
-        <w:t xml:space="preserve"> </w:t>
-      </w:r>
-      <w:r>
-        <w:rPr>
-          <w:b/>
-          <w:bCs/>
-        </w:rPr>
-        <w:t xml:space="preserve">not</w:t>
-      </w:r>
-      <w:r>
-        <w:t xml:space="preserve"> </w:t>
-      </w:r>
-      <w:r>
-        <w:t xml:space="preserve">show: it does not compare a</w:t>
+        <w:t xml:space="preserve">A note on what the simulation does not show: it does not compare a</w:t>
       </w:r>
       <w:r>
         <w:t xml:space="preserve"> </w:t>
@@ -38931,7 +39908,7 @@
         <w:t xml:space="preserve"> </w:t>
       </w:r>
       <w:r>
-        <w:t xml:space="preserve">because under them median imputation is biased rather than merely</w:t>
+        <w:t xml:space="preserve">because under them median imputation is biased as well as</w:t>
       </w:r>
       <w:r>
         <w:t xml:space="preserve"> </w:t>
@@ -39706,13 +40683,13 @@
         <w:rPr>
           <w:rStyle w:val="VerbatimChar"/>
         </w:rPr>
-        <w:t xml:space="preserve">select_tmle_candidate()</w:t>
-      </w:r>
-      <w:r>
-        <w:t xml:space="preserve"> </w:t>
-      </w:r>
-      <w:r>
-        <w:t xml:space="preserve">ships two selection rules. The default</w:t>
+        <w:t xml:space="preserve">select_candidate()</w:t>
+      </w:r>
+      <w:r>
+        <w:t xml:space="preserve"> </w:t>
+      </w:r>
+      <w:r>
+        <w:t xml:space="preserve">ships three selection rules. The default</w:t>
       </w:r>
       <w:r>
         <w:t xml:space="preserve"> </w:t>
@@ -39751,7 +40728,39 @@
         <w:t xml:space="preserve"> </w:t>
       </w:r>
       <w:r>
-        <w:t xml:space="preserve">prespecified threat can do. The simulation grid in</w:t>
+        <w:t xml:space="preserve">prespecified threat can do; the third,</w:t>
+      </w:r>
+      <w:r>
+        <w:t xml:space="preserve"> </w:t>
+      </w:r>
+      <w:r>
+        <w:rPr>
+          <w:rStyle w:val="VerbatimChar"/>
+        </w:rPr>
+        <w:t xml:space="preserve">fiord_two_stage</w:t>
+      </w:r>
+      <w:r>
+        <w:t xml:space="preserve">, is the coverage</w:t>
+      </w:r>
+      <w:r>
+        <w:t xml:space="preserve"> </w:t>
+      </w:r>
+      <w:r>
+        <w:t xml:space="preserve">screen of</w:t>
+      </w:r>
+      <w:r>
+        <w:t xml:space="preserve"> </w:t>
+      </w:r>
+      <w:hyperlink w:anchor="sec-limitations">
+        <w:r>
+          <w:rPr>
+            <w:rStyle w:val="Hyperlink"/>
+          </w:rPr>
+          <w:t xml:space="preserve">Section 13.4</w:t>
+        </w:r>
+      </w:hyperlink>
+      <w:r>
+        <w:t xml:space="preserve">. The simulation grid in</w:t>
       </w:r>
       <w:r>
         <w:t xml:space="preserve"> </w:t>
@@ -39822,7 +40831,13 @@
         <w:t xml:space="preserve"> </w:t>
       </w:r>
       <w:r>
-        <w:t xml:space="preserve">than claiming it is the common case. The full sweep runs through</w:t>
+        <w:t xml:space="preserve">than claiming it is the common case. The full sweep runs through the</w:t>
+      </w:r>
+      <w:r>
+        <w:t xml:space="preserve"> </w:t>
+      </w:r>
+      <w:r>
+        <w:t xml:space="preserve">plasmode engine behind</w:t>
       </w:r>
       <w:r>
         <w:t xml:space="preserve"> </w:t>
@@ -39831,10 +40846,16 @@
         <w:rPr>
           <w:rStyle w:val="VerbatimChar"/>
         </w:rPr>
-        <w:t xml:space="preserve">run_plasmode_feasibility()</w:t>
-      </w:r>
-      <w:r>
-        <w:t xml:space="preserve">,</w:t>
+        <w:t xml:space="preserve">stress_test()</w:t>
+      </w:r>
+      <w:r>
+        <w:t xml:space="preserve">, first without threats and then</w:t>
+      </w:r>
+      <w:r>
+        <w:t xml:space="preserve"> </w:t>
+      </w:r>
+      <w:r>
+        <w:t xml:space="preserve">with</w:t>
       </w:r>
       <w:r>
         <w:t xml:space="preserve"> </w:t>
@@ -39843,13 +40864,19 @@
         <w:rPr>
           <w:rStyle w:val="VerbatimChar"/>
         </w:rPr>
-        <w:t xml:space="preserve">run_plasmode_dq_stress()</w:t>
-      </w:r>
-      <w:r>
-        <w:t xml:space="preserve"> </w:t>
-      </w:r>
-      <w:r>
-        <w:t xml:space="preserve">(with</w:t>
+        <w:t xml:space="preserve">near_positivity</w:t>
+      </w:r>
+      <w:r>
+        <w:t xml:space="preserve"> </w:t>
+      </w:r>
+      <w:r>
+        <w:t xml:space="preserve">declared alongside the others, and through the</w:t>
+      </w:r>
+      <w:r>
+        <w:t xml:space="preserve"> </w:t>
+      </w:r>
+      <w:r>
+        <w:t xml:space="preserve">selection rules of</w:t>
       </w:r>
       <w:r>
         <w:t xml:space="preserve"> </w:t>
@@ -39858,22 +40885,7 @@
         <w:rPr>
           <w:rStyle w:val="VerbatimChar"/>
         </w:rPr>
-        <w:t xml:space="preserve">near_positivity</w:t>
-      </w:r>
-      <w:r>
-        <w:t xml:space="preserve"> </w:t>
-      </w:r>
-      <w:r>
-        <w:t xml:space="preserve">as a first-class threat), and</w:t>
-      </w:r>
-      <w:r>
-        <w:t xml:space="preserve"> </w:t>
-      </w:r>
-      <w:r>
-        <w:rPr>
-          <w:rStyle w:val="VerbatimChar"/>
-        </w:rPr>
-        <w:t xml:space="preserve">select_tmle_candidate()</w:t>
+        <w:t xml:space="preserve">select_candidate()</w:t>
       </w:r>
       <w:r>
         <w:t xml:space="preserve">, on the same</w:t>
@@ -39971,7 +40983,7 @@
         <w:t xml:space="preserve"> </w:t>
       </w:r>
       <w:r>
-        <w:t xml:space="preserve">synthetic replicates per cell and five independent batches, and reports Monte</w:t>
+        <w:t xml:space="preserve">simulated replicates per cell and five independent batches, and reports Monte</w:t>
       </w:r>
       <w:r>
         <w:t xml:space="preserve"> </w:t>
@@ -40709,13 +41721,13 @@
         <w:t xml:space="preserve"> </w:t>
       </w:r>
       <w:r>
-        <w:t xml:space="preserve">margin within one or two Monte Carlo standard errors should be read as a tie</w:t>
-      </w:r>
-      <w:r>
-        <w:t xml:space="preserve"> </w:t>
-      </w:r>
-      <w:r>
-        <w:t xml:space="preserve">rather than a preference.</w:t>
+        <w:t xml:space="preserve">margin within one or two Monte Carlo standard errors should be read as a</w:t>
+      </w:r>
+      <w:r>
+        <w:t xml:space="preserve"> </w:t>
+      </w:r>
+      <w:r>
+        <w:t xml:space="preserve">tie.</w:t>
       </w:r>
     </w:p>
     <w:p>
@@ -40759,19 +41771,19 @@
         <w:t xml:space="preserve"> </w:t>
       </w:r>
       <w:r>
-        <w:t xml:space="preserve">the worst-case rule selects it. This is a constructed illustration rather than a</w:t>
-      </w:r>
-      <w:r>
-        <w:t xml:space="preserve"> </w:t>
-      </w:r>
-      <w:r>
-        <w:t xml:space="preserve">property of every grid, and it does not weaken the prespecification logic of the</w:t>
-      </w:r>
-      <w:r>
-        <w:t xml:space="preserve"> </w:t>
-      </w:r>
-      <w:r>
-        <w:t xml:space="preserve">workflow. The threat list and its severities are declared in the locked</w:t>
+        <w:t xml:space="preserve">the worst-case rule selects it. The illustration is constructed, other grids</w:t>
+      </w:r>
+      <w:r>
+        <w:t xml:space="preserve"> </w:t>
+      </w:r>
+      <w:r>
+        <w:t xml:space="preserve">need not separate the rules, and the demonstration does not weaken the</w:t>
+      </w:r>
+      <w:r>
+        <w:t xml:space="preserve"> </w:t>
+      </w:r>
+      <w:r>
+        <w:t xml:space="preserve">prespecification logic of the workflow. The threat list and its severities are declared in the locked</w:t>
       </w:r>
       <w:r>
         <w:t xml:space="preserve"> </w:t>
@@ -41345,7 +42357,7 @@
         <w:t xml:space="preserve"> </w:t>
       </w:r>
       <w:r>
-        <w:t xml:space="preserve">degrades when the synthetic-outcome model is misspecified. We answer this</w:t>
+        <w:t xml:space="preserve">degrades when the simulated-outcome model is misspecified. We answer this</w:t>
       </w:r>
       <w:r>
         <w:t xml:space="preserve"> </w:t>
@@ -41666,19 +42678,19 @@
         <w:t xml:space="preserve"> </w:t>
       </w:r>
       <w:r>
-        <w:t xml:space="preserve">the synthetic</w:t>
-      </w:r>
-      <w:r>
-        <w:t xml:space="preserve"> </w:t>
-      </w:r>
-      <w:r>
-        <w:t xml:space="preserve">treatment and the synthetic outcome, and the same TMLE is scored against</w:t>
-      </w:r>
-      <w:r>
-        <w:t xml:space="preserve"> </w:t>
-      </w:r>
-      <w:r>
-        <w:t xml:space="preserve">the synthetic truth. The synthetic nuisances are fitted two ways, a</w:t>
+        <w:t xml:space="preserve">the simulated</w:t>
+      </w:r>
+      <w:r>
+        <w:t xml:space="preserve"> </w:t>
+      </w:r>
+      <w:r>
+        <w:t xml:space="preserve">treatment and the simulated outcome, and the same TMLE is scored against</w:t>
+      </w:r>
+      <w:r>
+        <w:t xml:space="preserve"> </w:t>
+      </w:r>
+      <w:r>
+        <w:t xml:space="preserve">the simulated truth. The simulated nuisances are fitted two ways, a</w:t>
       </w:r>
       <w:r>
         <w:t xml:space="preserve"> </w:t>
@@ -41714,7 +42726,7 @@
         <w:t xml:space="preserve"> </w:t>
       </w:r>
       <w:r>
-        <w:t xml:space="preserve">confounder, and the screen can predict that bias only if its synthetic</w:t>
+        <w:t xml:space="preserve">confounder, and the screen can predict that bias only if its simulated</w:t>
       </w:r>
       <w:r>
         <w:t xml:space="preserve"> </w:t>
@@ -41747,7 +42759,7 @@
               <w:pStyle w:val="ImageCaption"/>
             </w:pPr>
             <w:r>
-              <w:t xml:space="preserve">Table 7: Calibration of the pre-outcome gate. Oracle bias is the realised TMLE bias under a true confounder of the given strength; screen bias is the plasmode-predicted bias at the same strength under a GLM and a flexible (SuperLearner) synthetic-nuisance model. STOP columns apply the locked |bias| threshold (0.02).</w:t>
+              <w:t xml:space="preserve">Table 7: Calibration of the pre-outcome gate. Oracle bias is the realised TMLE bias under a true confounder of the given strength; screen bias is the plasmode-predicted bias at the same strength under a GLM and a flexible (SuperLearner) simulated-nuisance model. STOP columns apply the locked |bias| threshold (0.02).</w:t>
             </w:r>
           </w:p>
           <w:tbl>
@@ -43091,7 +44103,7 @@
         <w:pStyle w:val="BodyText"/>
       </w:pPr>
       <w:r>
-        <w:t xml:space="preserve">Against the oracle, over all 10 cells the screen with a flexible (SuperLearner) synthetic-nuisance model attains sensitivity 1.00 and specificity 1.00; with a GLM synthetic-nuisance model these are 0.62 and 1.00. The whole gap is on the nonlinear surface: the GLM screen’s sensitivity is 1.00 on the linear surface but falls to 0.40 on the nonlinear surface, whereas the flexible screen holds sensitivity 1.00 there. That difference quantifies the cost of misspecifying the synthetic-nuisance model, the central plasmode pitfall</w:t>
+        <w:t xml:space="preserve">Against the oracle, over all 10 cells the screen with a flexible (SuperLearner) simulated-nuisance model attains sensitivity 1.00 and specificity 1.00; with a GLM simulated-nuisance model these are 0.62 and 1.00. The whole gap is on the nonlinear surface: the GLM screen’s sensitivity is 1.00 on the linear surface but falls to 0.40 on the nonlinear surface, whereas the flexible screen holds sensitivity 1.00 there. That difference quantifies the cost of misspecifying the simulated-nuisance model, the central plasmode pitfall</w:t>
       </w:r>
       <w:r>
         <w:t xml:space="preserve"> </w:t>
@@ -43161,7 +44173,7 @@
         <w:t xml:space="preserve"> </w:t>
       </w:r>
       <w:r>
-        <w:t xml:space="preserve">synthetic treatment and outcome surfaces are too simple to reproduce the</w:t>
+        <w:t xml:space="preserve">simulated treatment and outcome surfaces are too simple to reproduce the</w:t>
       </w:r>
       <w:r>
         <w:t xml:space="preserve"> </w:t>
@@ -43200,7 +44212,7 @@
         <w:t xml:space="preserve"> </w:t>
       </w:r>
       <w:r>
-        <w:t xml:space="preserve">recommend a flexible synthetic-nuisance model. Two limitations of this</w:t>
+        <w:t xml:space="preserve">recommend a flexible simulated-nuisance model. Two limitations of this</w:t>
       </w:r>
       <w:r>
         <w:t xml:space="preserve"> </w:t>
@@ -43377,13 +44389,13 @@
         <w:t xml:space="preserve"> </w:t>
       </w:r>
       <w:r>
-        <w:t xml:space="preserve">illustrative application rather than as confirmatory evidence about the</w:t>
-      </w:r>
-      <w:r>
-        <w:t xml:space="preserve"> </w:t>
-      </w:r>
-      <w:r>
-        <w:t xml:space="preserve">causal effect of Rescue.Co transport. The simulation in</w:t>
+        <w:t xml:space="preserve">illustration; they are not confirmatory evidence about the causal effect</w:t>
+      </w:r>
+      <w:r>
+        <w:t xml:space="preserve"> </w:t>
+      </w:r>
+      <w:r>
+        <w:t xml:space="preserve">of Rescue.Co transport. The simulation in</w:t>
       </w:r>
       <w:r>
         <w:t xml:space="preserve"> </w:t>
@@ -43520,13 +44532,13 @@
         <w:t xml:space="preserve"> </w:t>
       </w:r>
       <w:r>
-        <w:t xml:space="preserve">data-availability statement below), so the case study is</w:t>
-      </w:r>
-      <w:r>
-        <w:t xml:space="preserve"> </w:t>
-      </w:r>
-      <w:r>
-        <w:t xml:space="preserve">code-reproducible rather than data-public. The DQ stress test reported</w:t>
+        <w:t xml:space="preserve">data-availability statement below), so the case study can be reproduced</w:t>
+      </w:r>
+      <w:r>
+        <w:t xml:space="preserve"> </w:t>
+      </w:r>
+      <w:r>
+        <w:t xml:space="preserve">from its code but not from public data. The DQ stress test reported</w:t>
       </w:r>
       <w:r>
         <w:t xml:space="preserve"> </w:t>
@@ -43688,7 +44700,7 @@
         <w:t xml:space="preserve"> </w:t>
       </w:r>
       <w:r>
-        <w:t xml:space="preserve">result artefacts are excluded from version control for this reason. The</w:t>
+        <w:t xml:space="preserve">result files are excluded from version control for this reason. The</w:t>
       </w:r>
       <w:r>
         <w:t xml:space="preserve"> </w:t>
@@ -43749,7 +44761,7 @@
         <w:t xml:space="preserve"> </w:t>
       </w:r>
       <w:r>
-        <w:t xml:space="preserve">is load-bearing rather than decorative; (b) the</w:t>
+        <w:t xml:space="preserve">carries the analysis; (b) the</w:t>
       </w:r>
       <w:r>
         <w:t xml:space="preserve"> </w:t>
@@ -43818,7 +44830,7 @@
         <w:rPr>
           <w:rStyle w:val="VerbatimChar"/>
         </w:rPr>
-        <w:t xml:space="preserve">run_plasmode_dq_stress()</w:t>
+        <w:t xml:space="preserve">stress_test()</w:t>
       </w:r>
       <w:r>
         <w:t xml:space="preserve">; and (e) five prespecified</w:t>
@@ -43839,7 +44851,7 @@
         <w:t xml:space="preserve"> </w:t>
       </w:r>
       <w:r>
-        <w:t xml:space="preserve">estimate and labelled as such rather than dropped silently</w:t>
+        <w:t xml:space="preserve">estimate and labelled as such instead of dropped silently</w:t>
       </w:r>
       <w:r>
         <w:t xml:space="preserve"> </w:t>
@@ -45621,7 +46633,7 @@
         <w:t xml:space="preserve"> </w:t>
       </w:r>
       <w:r>
-        <w:t xml:space="preserve">design report says so in words rather than leaving the shift implicit</w:t>
+        <w:t xml:space="preserve">design report says so in words</w:t>
       </w:r>
       <w:r>
         <w:t xml:space="preserve"> </w:t>
@@ -45772,7 +46784,7 @@
         <w:t xml:space="preserve"> </w:t>
       </w:r>
       <w:r>
-        <w:t xml:space="preserve">contrast over the prespecified surface family (synthetic confounding</w:t>
+        <w:t xml:space="preserve">contrast over the prespecified surface family (simulated confounding</w:t>
       </w:r>
       <w:r>
         <w:t xml:space="preserve"> </w:t>
@@ -45816,7 +46828,7 @@
         <w:t xml:space="preserve"> </w:t>
       </w:r>
       <w:r>
-        <w:t xml:space="preserve">the bounded estimands sit at 0.95), before any synthetic confounding</w:t>
+        <w:t xml:space="preserve">the bounded estimands sit at 0.95), before any simulated confounding</w:t>
       </w:r>
       <w:r>
         <w:t xml:space="preserve"> </w:t>
@@ -45852,7 +46864,7 @@
         <w:t xml:space="preserve"> </w:t>
       </w:r>
       <w:r>
-        <w:t xml:space="preserve">synthetic confounding strengthens the unmatched estimands degrade</w:t>
+        <w:t xml:space="preserve">simulated confounding strengthens the unmatched estimands degrade</w:t>
       </w:r>
       <w:r>
         <w:t xml:space="preserve"> </w:t>
@@ -45876,13 +46888,13 @@
         <w:t xml:space="preserve"> </w:t>
       </w:r>
       <w:r>
-        <w:t xml:space="preserve">reads as confounding-strength stress rather than as a positivity</w:t>
-      </w:r>
-      <w:r>
-        <w:t xml:space="preserve"> </w:t>
-      </w:r>
-      <w:r>
-        <w:t xml:space="preserve">problem, consistent with the PASS verdict. These two patterns are</w:t>
+        <w:t xml:space="preserve">reads as confounding-strength stress; a positivity problem would have</w:t>
+      </w:r>
+      <w:r>
+        <w:t xml:space="preserve"> </w:t>
+      </w:r>
+      <w:r>
+        <w:t xml:space="preserve">shown at the mildest surface, and the PASS verdict says there is none. These two patterns are</w:t>
       </w:r>
       <w:r>
         <w:t xml:space="preserve"> </w:t>
@@ -46112,7 +47124,7 @@
               <w:t xml:space="preserve"> </w:t>
             </w:r>
             <w:r>
-              <w:t xml:space="preserve">stressed outcome surface (synthetic confounding strength 2), 200</w:t>
+              <w:t xml:space="preserve">stressed outcome surface (simulated confounding strength 2), 200</w:t>
             </w:r>
             <w:r>
               <w:t xml:space="preserve"> </w:t>
@@ -50720,13 +51732,7 @@
         <w:pStyle w:val="BodyText"/>
       </w:pPr>
       <w:r>
-        <w:t xml:space="preserve">Two readings of this table belong to the workflow rather than to the</w:t>
-      </w:r>
-      <w:r>
-        <w:t xml:space="preserve"> </w:t>
-      </w:r>
-      <w:r>
-        <w:t xml:space="preserve">substantive question. First, the severe-overlap contrasts do not</w:t>
+        <w:t xml:space="preserve">Two readings of this table concern the workflow itself. First, the severe-overlap contrasts do not</w:t>
       </w:r>
       <w:r>
         <w:t xml:space="preserve"> </w:t>
@@ -50924,7 +51930,7 @@
         <w:t xml:space="preserve"> </w:t>
       </w:r>
       <w:r>
-        <w:t xml:space="preserve">artifacts. The healthcare-worker strike period remains an unmodelled</w:t>
+        <w:t xml:space="preserve">files. The healthcare-worker strike period remains an unmodelled</w:t>
       </w:r>
       <w:r>
         <w:t xml:space="preserve"> </w:t>
@@ -50936,7 +51942,7 @@
         <w:t xml:space="preserve"> </w:t>
       </w:r>
       <w:r>
-        <w:t xml:space="preserve">carry it as a limitation rather than a quantified scenario.</w:t>
+        <w:t xml:space="preserve">carry it as an unquantified limitation.</w:t>
       </w:r>
     </w:p>
     <w:bookmarkEnd w:id="136"/>
@@ -51057,13 +52063,13 @@
         <w:t xml:space="preserve"> </w:t>
       </w:r>
       <w:r>
-        <w:t xml:space="preserve">unblinded analysis surfaced this precisely because the audit trail</w:t>
-      </w:r>
-      <w:r>
-        <w:t xml:space="preserve"> </w:t>
-      </w:r>
-      <w:r>
-        <w:t xml:space="preserve">had preserved both records: the STOP and the estimate, with no</w:t>
+        <w:t xml:space="preserve">unblinded analysis surfaced this because the earlier version’s audit</w:t>
+      </w:r>
+      <w:r>
+        <w:t xml:space="preserve"> </w:t>
+      </w:r>
+      <w:r>
+        <w:t xml:space="preserve">trail had preserved both records: the STOP and the estimate, with no</w:t>
       </w:r>
       <w:r>
         <w:t xml:space="preserve"> </w:t>
@@ -51099,7 +52105,7 @@
         <w:t xml:space="preserve"> </w:t>
       </w:r>
       <w:r>
-        <w:t xml:space="preserve">estimation. We report this candidly because it is the working theory</w:t>
+        <w:t xml:space="preserve">estimation. We report this because it is the working theory</w:t>
       </w:r>
       <w:r>
         <w:t xml:space="preserve"> </w:t>
@@ -51176,7 +52182,7 @@
         <w:rPr>
           <w:rStyle w:val="VerbatimChar"/>
         </w:rPr>
-        <w:t xml:space="preserve">run_plasmode_dq_stress()</w:t>
+        <w:t xml:space="preserve">stress_test()</w:t>
       </w:r>
       <w:r>
         <w:t xml:space="preserve">) over the</w:t>
@@ -51229,7 +52235,7 @@
         <w:rPr>
           <w:rStyle w:val="VerbatimChar"/>
         </w:rPr>
-        <w:t xml:space="preserve">run_plasmode_dq_stress()</w:t>
+        <w:t xml:space="preserve">stress_test()</w:t>
       </w:r>
       <w:r>
         <w:t xml:space="preserve"> </w:t>
@@ -51288,13 +52294,13 @@
       </w:r>
     </w:p>
     <w:bookmarkEnd w:id="138"/>
-    <w:bookmarkStart w:id="139" w:name="synthetic-outcome-fidelity"/>
+    <w:bookmarkStart w:id="139" w:name="simulated-outcome-fidelity"/>
     <w:p>
       <w:pPr>
         <w:pStyle w:val="Heading3"/>
       </w:pPr>
       <w:r>
-        <w:t xml:space="preserve">12.8.3 Synthetic-outcome fidelity</w:t>
+        <w:t xml:space="preserve">12.8.3 Simulated-outcome fidelity</w:t>
       </w:r>
     </w:p>
     <w:p>
@@ -51325,7 +52331,7 @@
         </w:r>
       </w:hyperlink>
       <w:r>
-        <w:t xml:space="preserve">), and generates synthetic outcomes from a</w:t>
+        <w:t xml:space="preserve">), and generates simulated outcomes from a</w:t>
       </w:r>
       <w:r>
         <w:t xml:space="preserve"> </w:t>
@@ -51395,7 +52401,7 @@
         </m:d>
       </m:oMath>
       <w:r>
-        <w:t xml:space="preserve">, so the synthetic covariate</w:t>
+        <w:t xml:space="preserve">, so the simulated covariate</w:t>
       </w:r>
       <w:r>
         <w:t xml:space="preserve"> </w:t>
@@ -51590,7 +52596,7 @@
         <w:t xml:space="preserve"> </w:t>
       </w:r>
       <w:r>
-        <w:t xml:space="preserve">treatment-outcome law. The synthetic outcome carries a fixed risk difference</w:t>
+        <w:t xml:space="preserve">treatment-outcome law. The simulated outcome carries a fixed risk difference</w:t>
       </w:r>
       <w:r>
         <w:t xml:space="preserve"> </w:t>
@@ -51608,7 +52614,7 @@
         <w:t xml:space="preserve"> </w:t>
       </w:r>
       <w:r>
-        <w:t xml:space="preserve">diagnostic is a necessary rather than a sufficient fidelity check, consistent</w:t>
+        <w:t xml:space="preserve">diagnostic is necessary for fidelity without being sufficient, consistent</w:t>
       </w:r>
       <w:r>
         <w:t xml:space="preserve"> </w:t>
@@ -51667,7 +52673,7 @@
         <w:rPr>
           <w:rStyle w:val="VerbatimChar"/>
         </w:rPr>
-        <w:t xml:space="preserve">run_plasmode_dq_stress()</w:t>
+        <w:t xml:space="preserve">stress_test()</w:t>
       </w:r>
       <w:r>
         <w:t xml:space="preserve"> </w:t>
@@ -51739,13 +52745,43 @@
         <w:t xml:space="preserve"> </w:t>
       </w:r>
       <w:r>
-        <w:t xml:space="preserve">governance layer grew faster than its evidential value. We document</w:t>
-      </w:r>
-      <w:r>
-        <w:t xml:space="preserve"> </w:t>
-      </w:r>
-      <w:r>
-        <w:t xml:space="preserve">both directions candidly because the working theory of the framework</w:t>
+        <w:t xml:space="preserve">governance layer grew faster than its evidential value. The September</w:t>
+      </w:r>
+      <w:r>
+        <w:t xml:space="preserve"> </w:t>
+      </w:r>
+      <w:r>
+        <w:t xml:space="preserve">2026 revision (0.3.0) went further in the same direction: the workflow</w:t>
+      </w:r>
+      <w:r>
+        <w:t xml:space="preserve"> </w:t>
+      </w:r>
+      <w:r>
+        <w:t xml:space="preserve">surface is sixteen verbs, the checkpoint and authorisation-token layer</w:t>
+      </w:r>
+      <w:r>
+        <w:t xml:space="preserve"> </w:t>
+      </w:r>
+      <w:r>
+        <w:t xml:space="preserve">is deleted, the primary outcome lives in a store the lock’s data frame</w:t>
+      </w:r>
+      <w:r>
+        <w:t xml:space="preserve"> </w:t>
+      </w:r>
+      <w:r>
+        <w:t xml:space="preserve">never holds, and the decision rules the verdicts read are declared and</w:t>
+      </w:r>
+      <w:r>
+        <w:t xml:space="preserve"> </w:t>
+      </w:r>
+      <w:r>
+        <w:t xml:space="preserve">fingerprinted at lock creation. We document both directions</w:t>
+      </w:r>
+      <w:r>
+        <w:t xml:space="preserve"> </w:t>
+      </w:r>
+      <w:r>
+        <w:t xml:space="preserve">because the working theory of the framework</w:t>
       </w:r>
       <w:r>
         <w:t xml:space="preserve"> </w:t>
@@ -51757,7 +52793,7 @@
         <w:t xml:space="preserve"> </w:t>
       </w:r>
       <w:r>
-        <w:t xml:space="preserve">including problems with the package itself, rather than absorb them</w:t>
+        <w:t xml:space="preserve">including problems with the package itself, instead of absorbing them</w:t>
       </w:r>
       <w:r>
         <w:t xml:space="preserve"> </w:t>
@@ -51804,7 +52840,7 @@
         <w:t xml:space="preserve"> </w:t>
       </w:r>
       <w:r>
-        <w:t xml:space="preserve">directory contains the CSV artifacts</w:t>
+        <w:t xml:space="preserve">directory contains the CSV files</w:t>
       </w:r>
       <w:r>
         <w:t xml:space="preserve"> </w:t>
@@ -52102,13 +53138,13 @@
         <w:t xml:space="preserve"> </w:t>
       </w:r>
       <w:r>
-        <w:t xml:space="preserve">used as one layer in a broader governed workflow. The lock and audit machinery track the</w:t>
-      </w:r>
-      <w:r>
-        <w:t xml:space="preserve"> </w:t>
-      </w:r>
-      <w:r>
-        <w:t xml:space="preserve">prespecification and traceability that FDA RWE program guidance,</w:t>
+        <w:t xml:space="preserve">used as one layer in a broader governed workflow. The lock and the design</w:t>
+      </w:r>
+      <w:r>
+        <w:t xml:space="preserve"> </w:t>
+      </w:r>
+      <w:r>
+        <w:t xml:space="preserve">log track the prespecification and traceability that FDA RWE program guidance,</w:t>
       </w:r>
       <w:r>
         <w:t xml:space="preserve"> </w:t>
@@ -53245,13 +54281,13 @@
         <w:t xml:space="preserve"> </w:t>
       </w:r>
       <w:r>
-        <w:t xml:space="preserve">cleanTMLE workflow records each declared NCO in the lock so the</w:t>
-      </w:r>
-      <w:r>
-        <w:t xml:space="preserve"> </w:t>
-      </w:r>
-      <w:r>
-        <w:t xml:space="preserve">chosen domains are part of the audit trail.</w:t>
+        <w:t xml:space="preserve">cleanTMLE workflow records each declared NCO and its domain in the</w:t>
+      </w:r>
+      <w:r>
+        <w:t xml:space="preserve"> </w:t>
+      </w:r>
+      <w:r>
+        <w:t xml:space="preserve">lock and the design log, so the chosen domains are part of the record.</w:t>
       </w:r>
     </w:p>
     <w:p>
@@ -53366,7 +54402,7 @@
         <w:t xml:space="preserve"> </w:t>
       </w:r>
       <w:r>
-        <w:t xml:space="preserve">synthetic outcome model and degradation mechanisms used to</w:t>
+        <w:t xml:space="preserve">simulated outcome model and degradation mechanisms used to</w:t>
       </w:r>
       <w:r>
         <w:t xml:space="preserve"> </w:t>
@@ -53452,7 +54488,7 @@
         <w:t xml:space="preserve"> </w:t>
       </w:r>
       <w:r>
-        <w:t xml:space="preserve">synthetic-outcome model used by the baseline plasmode. If that</w:t>
+        <w:t xml:space="preserve">simulated-outcome model used by the baseline plasmode. If that</w:t>
       </w:r>
       <w:r>
         <w:t xml:space="preserve"> </w:t>
@@ -53580,7 +54616,7 @@
         <w:rPr>
           <w:rStyle w:val="VerbatimChar"/>
         </w:rPr>
-        <w:t xml:space="preserve">select_tmle_candidate(rule = "fiord_two_stage")</w:t>
+        <w:t xml:space="preserve">select_candidate(rule = "fiord_two_stage")</w:t>
       </w:r>
       <w:r>
         <w:t xml:space="preserve">,</w:t>
@@ -53661,7 +54697,7 @@
         <w:t xml:space="preserve"> </w:t>
       </w:r>
       <w:r>
-        <w:t xml:space="preserve">compares variance methods by their oracle coverage on synthetic data and</w:t>
+        <w:t xml:space="preserve">compares variance methods by their oracle coverage on simulated data and</w:t>
       </w:r>
       <w:r>
         <w:t xml:space="preserve"> </w:t>
@@ -53921,7 +54957,7 @@
         <w:t xml:space="preserve"> </w:t>
       </w:r>
       <w:r>
-        <w:t xml:space="preserve">and the synthetic effect is constant on the risk-difference scale</w:t>
+        <w:t xml:space="preserve">and the simulated effect is constant on the risk-difference scale</w:t>
       </w:r>
       <w:r>
         <w:t xml:space="preserve"> </w:t>
@@ -54013,66 +55049,60 @@
         <w:t xml:space="preserve"> </w:t>
       </w:r>
       <w:r>
-        <w:t xml:space="preserve">cleanTMLE 0.2.1 adds a</w:t>
-      </w:r>
-      <w:r>
-        <w:t xml:space="preserve"> </w:t>
-      </w:r>
-      <w:r>
         <w:rPr>
           <w:rStyle w:val="VerbatimChar"/>
         </w:rPr>
+        <w:t xml:space="preserve">stress_test()</w:t>
+      </w:r>
+      <w:r>
+        <w:t xml:space="preserve"> </w:t>
+      </w:r>
+      <w:r>
+        <w:t xml:space="preserve">takes a</w:t>
+      </w:r>
+      <w:r>
+        <w:t xml:space="preserve"> </w:t>
+      </w:r>
+      <w:r>
+        <w:rPr>
+          <w:rStyle w:val="VerbatimChar"/>
+        </w:rPr>
         <w:t xml:space="preserve">q0_library</w:t>
       </w:r>
       <w:r>
         <w:t xml:space="preserve"> </w:t>
       </w:r>
       <w:r>
-        <w:t xml:space="preserve">argument to</w:t>
-      </w:r>
-      <w:r>
-        <w:t xml:space="preserve"> </w:t>
+        <w:t xml:space="preserve">argument so the analyst can fit</w:t>
+      </w:r>
+      <w:r>
+        <w:t xml:space="preserve"> </w:t>
+      </w:r>
+      <w:r>
+        <w:t xml:space="preserve">Q0 with a SuperLearner library in place of the default logistic GLM;</w:t>
+      </w:r>
+      <w:r>
+        <w:t xml:space="preserve"> </w:t>
+      </w:r>
+      <w:r>
+        <w:t xml:space="preserve">this relaxes the bias of candidate selection toward linear-in-logit</w:t>
+      </w:r>
+      <w:r>
+        <w:t xml:space="preserve"> </w:t>
+      </w:r>
+      <w:r>
+        <w:t xml:space="preserve">learners when the underlying outcome surface is nonlinear. A</w:t>
+      </w:r>
+      <w:r>
+        <w:t xml:space="preserve"> </w:t>
+      </w:r>
+      <w:r>
+        <w:t xml:space="preserve">companion pilot simulation (</w:t>
       </w:r>
       <w:r>
         <w:rPr>
           <w:rStyle w:val="VerbatimChar"/>
         </w:rPr>
-        <w:t xml:space="preserve">run_plasmode_feasibility()</w:t>
-      </w:r>
-      <w:r>
-        <w:t xml:space="preserve"> </w:t>
-      </w:r>
-      <w:r>
-        <w:t xml:space="preserve">so the analyst can fit Q0 with a</w:t>
-      </w:r>
-      <w:r>
-        <w:t xml:space="preserve"> </w:t>
-      </w:r>
-      <w:r>
-        <w:t xml:space="preserve">SuperLearner library rather than the default logistic GLM; this</w:t>
-      </w:r>
-      <w:r>
-        <w:t xml:space="preserve"> </w:t>
-      </w:r>
-      <w:r>
-        <w:t xml:space="preserve">relaxes the bias of candidate selection toward linear-in-logit</w:t>
-      </w:r>
-      <w:r>
-        <w:t xml:space="preserve"> </w:t>
-      </w:r>
-      <w:r>
-        <w:t xml:space="preserve">learners when the underlying outcome surface is nonlinear. A</w:t>
-      </w:r>
-      <w:r>
-        <w:t xml:space="preserve"> </w:t>
-      </w:r>
-      <w:r>
-        <w:t xml:space="preserve">companion pilot simulation (</w:t>
-      </w:r>
-      <w:r>
-        <w:rPr>
-          <w:rStyle w:val="VerbatimChar"/>
-        </w:rPr>
         <w:t xml:space="preserve">plasmode_selection_paper/</w:t>
       </w:r>
       <w:r>
@@ -54082,7 +55112,7 @@
         <w:t xml:space="preserve"> </w:t>
       </w:r>
       <w:r>
-        <w:t xml:space="preserve">the empirical motivation: at n = 500, a logistic-GLM Q0 yields</w:t>
+        <w:t xml:space="preserve">the empirical motivation: at n = 500, a logistic-GLM Q0 produces</w:t>
       </w:r>
       <w:r>
         <w:t xml:space="preserve"> </w:t>
@@ -54150,7 +55180,7 @@
         <w:pStyle w:val="FirstParagraph"/>
       </w:pPr>
       <w:r>
-        <w:t xml:space="preserve">The DQ stress test generates synthetic outcomes under degraded</w:t>
+        <w:t xml:space="preserve">The DQ stress test generates simulated outcomes under degraded</w:t>
       </w:r>
       <w:r>
         <w:t xml:space="preserve"> </w:t>
@@ -54162,7 +55192,7 @@
         <w:t xml:space="preserve"> </w:t>
       </w:r>
       <w:r>
-        <w:t xml:space="preserve">every candidate PS model on each synthetic dataset. The synthetic</w:t>
+        <w:t xml:space="preserve">every candidate PS model on each simulated dataset. The simulated</w:t>
       </w:r>
       <w:r>
         <w:t xml:space="preserve"> </w:t>
@@ -54613,7 +55643,7 @@
         <w:rPr>
           <w:rStyle w:val="VerbatimChar"/>
         </w:rPr>
-        <w:t xml:space="preserve">select_tmle_candidate(rule = "fiord_two_stage")</w:t>
+        <w:t xml:space="preserve">select_candidate(rule = "fiord_two_stage")</w:t>
       </w:r>
       <w:r>
         <w:t xml:space="preserve"> </w:t>
@@ -54679,13 +55709,13 @@
         <w:t xml:space="preserve"> </w:t>
       </w:r>
       <w:r>
-        <w:t xml:space="preserve">wrapper and caching the bootstrap would make full FIORD alignment the</w:t>
-      </w:r>
-      <w:r>
-        <w:t xml:space="preserve"> </w:t>
-      </w:r>
-      <w:r>
-        <w:t xml:space="preserve">one-call default rather than two explicit steps.</w:t>
+        <w:t xml:space="preserve">wrapper and caching the bootstrap would make full FIORD alignment a</w:t>
+      </w:r>
+      <w:r>
+        <w:t xml:space="preserve"> </w:t>
+      </w:r>
+      <w:r>
+        <w:t xml:space="preserve">one-call default in place of two explicit steps.</w:t>
       </w:r>
     </w:p>
     <w:p>
@@ -54868,7 +55898,7 @@
         <w:t xml:space="preserve"> </w:t>
       </w:r>
       <w:r>
-        <w:t xml:space="preserve">parametric-bootstrap modes, with synthetic-data fidelity metrics</w:t>
+        <w:t xml:space="preserve">parametric-bootstrap modes, with simulated-data fidelity metrics</w:t>
       </w:r>
       <w:r>
         <w:t xml:space="preserve"> </w:t>
@@ -54880,7 +55910,7 @@
         <w:t xml:space="preserve"> </w:t>
       </w:r>
       <w:r>
-        <w:t xml:space="preserve">synthetic samples) so the analyst can judge whether the DGP is</w:t>
+        <w:t xml:space="preserve">simulated samples) so the analyst can judge whether the DGP is</w:t>
       </w:r>
       <w:r>
         <w:t xml:space="preserve"> </w:t>
@@ -54914,7 +55944,7 @@
         <w:t xml:space="preserve"> </w:t>
       </w:r>
       <w:r>
-        <w:t xml:space="preserve">known synthetic truth, compare the two estimators side by side</w:t>
+        <w:t xml:space="preserve">known simulated truth, compare the two estimators side by side</w:t>
       </w:r>
       <w:r>
         <w:t xml:space="preserve"> </w:t>
@@ -54942,7 +55972,7 @@
           <w:b/>
           <w:bCs/>
         </w:rPr>
-        <w:t xml:space="preserve">Richer synthetic-outcome models:</w:t>
+        <w:t xml:space="preserve">Richer simulated-outcome models:</w:t>
       </w:r>
       <w:r>
         <w:t xml:space="preserve"> </w:t>
@@ -55097,7 +56127,7 @@
         <w:t xml:space="preserve"> </w:t>
       </w:r>
       <w:r>
-        <w:t xml:space="preserve">and audit machinery so that hazard-ratio and cumulative-</w:t>
+        <w:t xml:space="preserve">and design-log machinery so that hazard-ratio and cumulative-</w:t>
       </w:r>
       <w:r>
         <w:t xml:space="preserve"> </w:t>
@@ -55186,19 +56216,31 @@
         <w:rPr>
           <w:rStyle w:val="VerbatimChar"/>
         </w:rPr>
-        <w:t xml:space="preserve">data_quality_scenarios</w:t>
-      </w:r>
-      <w:r>
-        <w:t xml:space="preserve"> </w:t>
-      </w:r>
-      <w:r>
-        <w:t xml:space="preserve">lists, with the citations attached to</w:t>
-      </w:r>
-      <w:r>
-        <w:t xml:space="preserve"> </w:t>
-      </w:r>
-      <w:r>
-        <w:t xml:space="preserve">the audit log.</w:t>
+        <w:t xml:space="preserve">threats</w:t>
+      </w:r>
+      <w:r>
+        <w:t xml:space="preserve"> </w:t>
+      </w:r>
+      <w:r>
+        <w:t xml:space="preserve">lists for</w:t>
+      </w:r>
+      <w:r>
+        <w:t xml:space="preserve"> </w:t>
+      </w:r>
+      <w:r>
+        <w:rPr>
+          <w:rStyle w:val="VerbatimChar"/>
+        </w:rPr>
+        <w:t xml:space="preserve">stress_test()</w:t>
+      </w:r>
+      <w:r>
+        <w:t xml:space="preserve">, with the citations attached</w:t>
+      </w:r>
+      <w:r>
+        <w:t xml:space="preserve"> </w:t>
+      </w:r>
+      <w:r>
+        <w:t xml:space="preserve">to the design log.</w:t>
       </w:r>
     </w:p>
     <w:bookmarkEnd w:id="154"/>
@@ -55240,7 +56282,7 @@
         <w:t xml:space="preserve"> </w:t>
       </w:r>
       <w:r>
-        <w:t xml:space="preserve">analysis lock together with the audit and decision logs. For</w:t>
+        <w:t xml:space="preserve">analysis lock together with the exported design log. For</w:t>
       </w:r>
       <w:r>
         <w:t xml:space="preserve"> </w:t>
@@ -55405,7 +56447,7 @@
         <w:t xml:space="preserve"> </w:t>
       </w:r>
       <w:r>
-        <w:t xml:space="preserve">prespecification is filed in the same form that the audit log will</w:t>
+        <w:t xml:space="preserve">prespecification is filed in the same form that the design log will</w:t>
       </w:r>
       <w:r>
         <w:t xml:space="preserve"> </w:t>
@@ -55548,13 +56590,19 @@
         <w:rPr>
           <w:rStyle w:val="VerbatimChar"/>
         </w:rPr>
-        <w:t xml:space="preserve">run_plasmode_feasibility()</w:t>
-      </w:r>
-      <w:r>
-        <w:t xml:space="preserve"> </w:t>
-      </w:r>
-      <w:r>
-        <w:t xml:space="preserve">and</w:t>
+        <w:t xml:space="preserve">stress_test()</w:t>
+      </w:r>
+      <w:r>
+        <w:t xml:space="preserve"> </w:t>
+      </w:r>
+      <w:r>
+        <w:t xml:space="preserve">on the surviving estimand, first with no</w:t>
+      </w:r>
+      <w:r>
+        <w:t xml:space="preserve"> </w:t>
+      </w:r>
+      <w:r>
+        <w:t xml:space="preserve">threats and then with the SPIFD2-derived ranges declared as</w:t>
       </w:r>
       <w:r>
         <w:t xml:space="preserve"> </w:t>
@@ -55563,19 +56611,10 @@
         <w:rPr>
           <w:rStyle w:val="VerbatimChar"/>
         </w:rPr>
-        <w:t xml:space="preserve">run_plasmode_dq_stress()</w:t>
-      </w:r>
-      <w:r>
-        <w:t xml:space="preserve"> </w:t>
-      </w:r>
-      <w:r>
-        <w:t xml:space="preserve">on the surviving estimand. Use the SPIFD2-derived ranges as the</w:t>
-      </w:r>
-      <w:r>
-        <w:t xml:space="preserve"> </w:t>
-      </w:r>
-      <w:r>
-        <w:t xml:space="preserve">inputs to</w:t>
+        <w:t xml:space="preserve">threats</w:t>
+      </w:r>
+      <w:r>
+        <w:t xml:space="preserve">, and lock the candidate with</w:t>
       </w:r>
       <w:r>
         <w:t xml:space="preserve"> </w:t>
@@ -55584,7 +56623,7 @@
         <w:rPr>
           <w:rStyle w:val="VerbatimChar"/>
         </w:rPr>
-        <w:t xml:space="preserve">data_quality_scenarios</w:t>
+        <w:t xml:space="preserve">select_candidate()</w:t>
       </w:r>
       <w:r>
         <w:t xml:space="preserve">.</w:t>
@@ -55940,13 +56979,19 @@
         <w:pStyle w:val="FirstParagraph"/>
       </w:pPr>
       <w:r>
-        <w:t xml:space="preserve">The cleanTMLE package ships 22 testthat test files covering the core</w:t>
-      </w:r>
-      <w:r>
-        <w:t xml:space="preserve"> </w:t>
-      </w:r>
-      <w:r>
-        <w:t xml:space="preserve">workflow: analysis-lock creation and validation, the support assessment</w:t>
+        <w:t xml:space="preserve">The cleanTMLE package ships</w:t>
+      </w:r>
+      <w:r>
+        <w:t xml:space="preserve"> </w:t>
+      </w:r>
+      <w:r>
+        <w:t xml:space="preserve">28</w:t>
+      </w:r>
+      <w:r>
+        <w:t xml:space="preserve"> </w:t>
+      </w:r>
+      <w:r>
+        <w:t xml:space="preserve">testthat test files covering the core workflow: analysis-lock creation and validation, the support assessment</w:t>
       </w:r>
       <w:r>
         <w:t xml:space="preserve"> </w:t>
@@ -56021,7 +57066,7 @@
         <w:t xml:space="preserve"> </w:t>
       </w:r>
       <w:r>
-        <w:t xml:space="preserve">push via the repository’s continuous-integration configuration</w:t>
+        <w:t xml:space="preserve">push through the repository’s continuous-integration configuration</w:t>
       </w:r>
       <w:r>
         <w:t xml:space="preserve"> </w:t>
@@ -56059,7 +57104,7 @@
         <w:pStyle w:val="FirstParagraph"/>
       </w:pPr>
       <w:r>
-        <w:t xml:space="preserve">Beyond the unit tests, we validate the package’s targeted-learning estimator</w:t>
+        <w:t xml:space="preserve">In addition to the unit tests, we validate the package’s targeted-learning estimator</w:t>
       </w:r>
       <w:r>
         <w:t xml:space="preserve"> </w:t>
@@ -57486,7 +58531,7 @@
               <w:pStyle w:val="Compact"/>
             </w:pPr>
             <w:r>
-              <w:t xml:space="preserve">Case-study synthetic-outcome fidelity subsection</w:t>
+              <w:t xml:space="preserve">Case-study simulated-outcome fidelity subsection</w:t>
             </w:r>
           </w:p>
         </w:tc>
@@ -58794,7 +59839,7 @@
                     <w:jc w:val="center"/>
                   </w:pPr>
                   <w:r>
-                    <w:t xml:space="preserve">tmle_candidate, select_tmle_candidate, save_lock</w:t>
+                    <w:t xml:space="preserve">define_candidates, select_candidate, save_lock</w:t>
                   </w:r>
                 </w:p>
               </w:tc>
@@ -58866,7 +59911,7 @@
                     <w:jc w:val="center"/>
                   </w:pPr>
                   <w:r>
-                    <w:t xml:space="preserve">run_plasmode_dq_stress, simulate_support</w:t>
+                    <w:t xml:space="preserve">stress_test, simulate_support</w:t>
                   </w:r>
                 </w:p>
               </w:tc>
@@ -58938,7 +59983,7 @@
                     <w:jc w:val="center"/>
                   </w:pPr>
                   <w:r>
-                    <w:t xml:space="preserve">design_report and the design log</w:t>
+                    <w:t xml:space="preserve">design_report, export_design_log</w:t>
                   </w:r>
                 </w:p>
               </w:tc>
@@ -59082,7 +60127,7 @@
                     <w:jc w:val="center"/>
                   </w:pPr>
                   <w:r>
-                    <w:t xml:space="preserve">run_negative_control_ladder, check_process_indicators</w:t>
+                    <w:t xml:space="preserve">negative_control_ladder, check_process_indicators</w:t>
                   </w:r>
                 </w:p>
               </w:tc>
@@ -62134,7 +63179,7 @@
         <w:rPr>
           <w:rStyle w:val="VerbatimChar"/>
         </w:rPr>
-        <w:t xml:space="preserve">R&gt;  [1] cleanTMLE_0.2.0 ggplot2_4.0.3  </w:t>
+        <w:t xml:space="preserve">R&gt;  [1] cleanTMLE_0.3.0 ggplot2_4.0.3  </w:t>
       </w:r>
       <w:r>
         <w:br/>
